--- a/iot/artifacts/meeting1/Vision.docx
+++ b/iot/artifacts/meeting1/Vision.docx
@@ -1,21 +1,88 @@
 
 <file path=word/document.xml><?xml version="1.0" encoding="utf-8"?>
-<w:document xmlns:wpc="http://schemas.microsoft.com/office/word/2010/wordprocessingCanvas" xmlns:cx="http://schemas.microsoft.com/office/drawing/2014/chartex" xmlns:cx1="http://schemas.microsoft.com/office/drawing/2015/9/8/chartex" xmlns:cx2="http://schemas.microsoft.com/office/drawing/2015/10/21/chartex" xmlns:cx3="http://schemas.microsoft.com/office/drawing/2016/5/9/chartex" xmlns:cx4="http://schemas.microsoft.com/office/drawing/2016/5/10/chartex" xmlns:cx5="http://schemas.microsoft.com/office/drawing/2016/5/11/chartex" xmlns:cx6="http://schemas.microsoft.com/office/drawing/2016/5/12/chartex" xmlns:cx7="http://schemas.microsoft.com/office/drawing/2016/5/13/chartex" xmlns:cx8="http://schemas.microsoft.com/office/drawing/2016/5/14/chartex" xmlns:mc="http://schemas.openxmlformats.org/markup-compatibility/2006" xmlns:aink="http://schemas.microsoft.com/office/drawing/2016/ink" xmlns:am3d="http://schemas.microsoft.com/office/drawing/2017/model3d" xmlns:o="urn:schemas-microsoft-com:office:office" xmlns:oel="http://schemas.microsoft.com/office/2019/extlst" xmlns:r="http://schemas.openxmlformats.org/officeDocument/2006/relationships" xmlns:m="http://schemas.openxmlformats.org/officeDocument/2006/math" xmlns:v="urn:schemas-microsoft-com:vml" xmlns:wp14="http://schemas.microsoft.com/office/word/2010/wordprocessingDrawing" xmlns:wp="http://schemas.openxmlformats.org/drawingml/2006/wordprocessingDrawing" xmlns:w10="urn:schemas-microsoft-com:office:word" xmlns:w="http://schemas.openxmlformats.org/wordprocessingml/2006/main" xmlns:w14="http://schemas.microsoft.com/office/word/2010/wordml" xmlns:w15="http://schemas.microsoft.com/office/word/2012/wordml" xmlns:w16cei="http://schemas.microsoft.com/office/word/2026/wordml/cei" xmlns:w16cex="http://schemas.microsoft.com/office/word/2018/wordml/cex" xmlns:w16cid="http://schemas.microsoft.com/office/word/2016/wordml/cid" xmlns:w16="http://schemas.microsoft.com/office/word/2018/wordml" xmlns:w16du="http://schemas.microsoft.com/office/word/2023/wordml/word16du" xmlns:w16sdtdh="http://schemas.microsoft.com/office/word/2020/wordml/sdtdatahash" xmlns:w16sdtfl="http://schemas.microsoft.com/office/word/2024/wordml/sdtformatlock" xmlns:w16se="http://schemas.microsoft.com/office/word/2015/wordml/symex" xmlns:wpg="http://schemas.microsoft.com/office/word/2010/wordprocessingGroup" xmlns:wpi="http://schemas.microsoft.com/office/word/2010/wordprocessingInk" xmlns:wne="http://schemas.microsoft.com/office/word/2006/wordml" xmlns:wps="http://schemas.microsoft.com/office/word/2010/wordprocessingShape" mc:Ignorable="w14 w15 w16se w16cid w16 w16cex w16sdtdh w16sdtfl w16du wp14">
+<w:document xmlns:wpc="http://schemas.microsoft.com/office/word/2010/wordprocessingCanvas" xmlns:cx="http://schemas.microsoft.com/office/drawing/2014/chartex" xmlns:cx1="http://schemas.microsoft.com/office/drawing/2015/9/8/chartex" xmlns:cx2="http://schemas.microsoft.com/office/drawing/2015/10/21/chartex" xmlns:cx3="http://schemas.microsoft.com/office/drawing/2016/5/9/chartex" xmlns:cx4="http://schemas.microsoft.com/office/drawing/2016/5/10/chartex" xmlns:cx5="http://schemas.microsoft.com/office/drawing/2016/5/11/chartex" xmlns:cx6="http://schemas.microsoft.com/office/drawing/2016/5/12/chartex" xmlns:cx7="http://schemas.microsoft.com/office/drawing/2016/5/13/chartex" xmlns:cx8="http://schemas.microsoft.com/office/drawing/2016/5/14/chartex" xmlns:mc="http://schemas.openxmlformats.org/markup-compatibility/2006" xmlns:aink="http://schemas.microsoft.com/office/drawing/2016/ink" xmlns:am3d="http://schemas.microsoft.com/office/drawing/2017/model3d" xmlns:o="urn:schemas-microsoft-com:office:office" xmlns:oel="http://schemas.microsoft.com/office/2019/extlst" xmlns:r="http://schemas.openxmlformats.org/officeDocument/2006/relationships" xmlns:m="http://schemas.openxmlformats.org/officeDocument/2006/math" xmlns:v="urn:schemas-microsoft-com:vml" xmlns:wp14="http://schemas.microsoft.com/office/word/2010/wordprocessingDrawing" xmlns:wp="http://schemas.openxmlformats.org/drawingml/2006/wordprocessingDrawing" xmlns:w10="urn:schemas-microsoft-com:office:word" xmlns:w="http://schemas.openxmlformats.org/wordprocessingml/2006/main" xmlns:w14="http://schemas.microsoft.com/office/word/2010/wordml" xmlns:w15="http://schemas.microsoft.com/office/word/2012/wordml" xmlns:w16cex="http://schemas.microsoft.com/office/word/2018/wordml/cex" xmlns:w16cid="http://schemas.microsoft.com/office/word/2016/wordml/cid" xmlns:w16="http://schemas.microsoft.com/office/word/2018/wordml" xmlns:w16du="http://schemas.microsoft.com/office/word/2023/wordml/word16du" xmlns:w16sdtdh="http://schemas.microsoft.com/office/word/2020/wordml/sdtdatahash" xmlns:w16sdtfl="http://schemas.microsoft.com/office/word/2024/wordml/sdtformatlock" xmlns:w16se="http://schemas.microsoft.com/office/word/2015/wordml/symex" xmlns:wpg="http://schemas.microsoft.com/office/word/2010/wordprocessingGroup" xmlns:wpi="http://schemas.microsoft.com/office/word/2010/wordprocessingInk" xmlns:wne="http://schemas.microsoft.com/office/word/2006/wordml" xmlns:wps="http://schemas.microsoft.com/office/word/2010/wordprocessingShape" mc:Ignorable="w14 w15 w16se w16cid w16 w16cex w16sdtdh w16sdtfl w16du wp14">
   <w:body>
     <w:p>
       <w:pPr>
         <w:pStyle w:val="Rubrik"/>
         <w:spacing w:before="480" w:after="60"/>
         <w:rPr>
+          <w:rFonts w:asciiTheme="majorBidi" w:hAnsiTheme="majorBidi" w:cstheme="majorBidi"/>
           <w:sz w:val="60"/>
           <w:szCs w:val="60"/>
           <w:lang w:val="sv-SE"/>
         </w:rPr>
       </w:pPr>
-      <w:bookmarkStart w:id="0" w:name="_heading=h.dnb7s7qipan4" w:colFirst="0" w:colLast="0"/>
-      <w:bookmarkEnd w:id="0"/>
-      <w:r>
-        <w:rPr>
+      <w:r>
+        <w:rPr>
+          <w:noProof/>
+        </w:rPr>
+        <w:drawing>
+          <wp:anchor distT="0" distB="0" distL="114300" distR="114300" simplePos="0" relativeHeight="251658240" behindDoc="0" locked="0" layoutInCell="1" allowOverlap="1" wp14:anchorId="07285C52" wp14:editId="15263A6B">
+            <wp:simplePos x="0" y="0"/>
+            <wp:positionH relativeFrom="page">
+              <wp:align>right</wp:align>
+            </wp:positionH>
+            <wp:positionV relativeFrom="paragraph">
+              <wp:posOffset>-914400</wp:posOffset>
+            </wp:positionV>
+            <wp:extent cx="1004400" cy="1004400"/>
+            <wp:effectExtent l="0" t="0" r="5715" b="5715"/>
+            <wp:wrapNone/>
+            <wp:docPr id="1364721233" name="Bildobjekt 1"/>
+            <wp:cNvGraphicFramePr>
+              <a:graphicFrameLocks xmlns:a="http://schemas.openxmlformats.org/drawingml/2006/main" noChangeAspect="1"/>
+            </wp:cNvGraphicFramePr>
+            <a:graphic xmlns:a="http://schemas.openxmlformats.org/drawingml/2006/main">
+              <a:graphicData uri="http://schemas.openxmlformats.org/drawingml/2006/picture">
+                <pic:pic xmlns:pic="http://schemas.openxmlformats.org/drawingml/2006/picture">
+                  <pic:nvPicPr>
+                    <pic:cNvPr id="1364721233" name="Bildobjekt 1"/>
+                    <pic:cNvPicPr>
+                      <a:picLocks noChangeAspect="1"/>
+                    </pic:cNvPicPr>
+                  </pic:nvPicPr>
+                  <pic:blipFill>
+                    <a:blip r:embed="rId9" cstate="print">
+                      <a:extLst>
+                        <a:ext uri="{28A0092B-C50C-407E-A947-70E740481C1C}">
+                          <a14:useLocalDpi xmlns:a14="http://schemas.microsoft.com/office/drawing/2010/main" val="0"/>
+                        </a:ext>
+                      </a:extLst>
+                    </a:blip>
+                    <a:srcRect/>
+                    <a:stretch>
+                      <a:fillRect/>
+                    </a:stretch>
+                  </pic:blipFill>
+                  <pic:spPr bwMode="auto">
+                    <a:xfrm>
+                      <a:off x="0" y="0"/>
+                      <a:ext cx="1004400" cy="1004400"/>
+                    </a:xfrm>
+                    <a:prstGeom prst="rect">
+                      <a:avLst/>
+                    </a:prstGeom>
+                    <a:noFill/>
+                    <a:ln>
+                      <a:noFill/>
+                    </a:ln>
+                  </pic:spPr>
+                </pic:pic>
+              </a:graphicData>
+            </a:graphic>
+            <wp14:sizeRelH relativeFrom="margin">
+              <wp14:pctWidth>0</wp14:pctWidth>
+            </wp14:sizeRelH>
+            <wp14:sizeRelV relativeFrom="margin">
+              <wp14:pctHeight>0</wp14:pctHeight>
+            </wp14:sizeRelV>
+          </wp:anchor>
+        </w:drawing>
+      </w:r>
+      <w:r>
+        <w:rPr>
+          <w:rFonts w:asciiTheme="majorBidi" w:hAnsiTheme="majorBidi" w:cstheme="majorBidi"/>
           <w:sz w:val="60"/>
           <w:szCs w:val="60"/>
           <w:lang w:val="sv-SE"/>
@@ -25,18 +92,22 @@
       <w:proofErr w:type="spellStart"/>
       <w:r>
         <w:rPr>
+          <w:rFonts w:asciiTheme="majorBidi" w:hAnsiTheme="majorBidi" w:cstheme="majorBidi"/>
           <w:sz w:val="60"/>
           <w:szCs w:val="60"/>
           <w:lang w:val="sv-SE"/>
         </w:rPr>
         <w:t>Documentation</w:t>
       </w:r>
+      <w:bookmarkStart w:id="0" w:name="_heading=h.dnb7s7qipan4" w:colFirst="0" w:colLast="0"/>
+      <w:bookmarkEnd w:id="0"/>
       <w:proofErr w:type="spellEnd"/>
     </w:p>
     <w:p>
       <w:pPr>
         <w:jc w:val="center"/>
         <w:rPr>
+          <w:rFonts w:asciiTheme="majorBidi" w:hAnsiTheme="majorBidi" w:cstheme="majorBidi"/>
           <w:lang w:val="sv-SE"/>
         </w:rPr>
       </w:pPr>
@@ -45,21 +116,24 @@
       <w:pPr>
         <w:jc w:val="center"/>
         <w:rPr>
+          <w:rFonts w:asciiTheme="majorBidi" w:hAnsiTheme="majorBidi" w:cstheme="majorBidi"/>
           <w:lang w:val="en-US"/>
         </w:rPr>
       </w:pPr>
       <w:r>
         <w:rPr>
+          <w:rFonts w:asciiTheme="majorBidi" w:hAnsiTheme="majorBidi" w:cstheme="majorBidi"/>
           <w:sz w:val="22"/>
           <w:szCs w:val="22"/>
           <w:lang w:val="en-US"/>
         </w:rPr>
         <w:t xml:space="preserve">[GitHub]: </w:t>
       </w:r>
-      <w:hyperlink r:id="rId9" w:history="1">
+      <w:hyperlink r:id="rId10" w:history="1">
         <w:r>
           <w:rPr>
             <w:rStyle w:val="Hyperlnk"/>
+            <w:rFonts w:asciiTheme="majorBidi" w:hAnsiTheme="majorBidi" w:cstheme="majorBidi"/>
             <w:sz w:val="22"/>
             <w:szCs w:val="22"/>
             <w:lang w:val="en-US"/>
@@ -71,7 +145,7 @@
     <w:sdt>
       <w:sdtPr>
         <w:rPr>
-          <w:rFonts w:ascii="Times New Roman" w:eastAsia="Times New Roman" w:hAnsi="Times New Roman" w:cs="Times New Roman"/>
+          <w:rFonts w:asciiTheme="majorBidi" w:eastAsia="Times New Roman" w:hAnsiTheme="majorBidi" w:cs="Times New Roman"/>
           <w:color w:val="auto"/>
           <w:sz w:val="20"/>
           <w:szCs w:val="20"/>
@@ -94,6 +168,9 @@
           <w:pPr>
             <w:pStyle w:val="Innehllsfrteckningsrubrik"/>
             <w:jc w:val="center"/>
+            <w:rPr>
+              <w:rFonts w:asciiTheme="majorBidi" w:hAnsiTheme="majorBidi"/>
+            </w:rPr>
           </w:pPr>
         </w:p>
         <w:p>
@@ -104,28 +181,40 @@
             </w:tabs>
             <w:jc w:val="center"/>
             <w:rPr>
+              <w:rFonts w:asciiTheme="majorBidi" w:hAnsiTheme="majorBidi" w:cstheme="majorBidi"/>
               <w:noProof/>
             </w:rPr>
           </w:pPr>
           <w:r>
+            <w:rPr>
+              <w:rFonts w:asciiTheme="majorBidi" w:hAnsiTheme="majorBidi" w:cstheme="majorBidi"/>
+            </w:rPr>
             <w:fldChar w:fldCharType="begin"/>
           </w:r>
           <w:r>
+            <w:rPr>
+              <w:rFonts w:asciiTheme="majorBidi" w:hAnsiTheme="majorBidi" w:cstheme="majorBidi"/>
+            </w:rPr>
             <w:instrText xml:space="preserve"> TOC \o "1-3" \h \z \u </w:instrText>
           </w:r>
           <w:r>
+            <w:rPr>
+              <w:rFonts w:asciiTheme="majorBidi" w:hAnsiTheme="majorBidi" w:cstheme="majorBidi"/>
+            </w:rPr>
             <w:fldChar w:fldCharType="separate"/>
           </w:r>
           <w:hyperlink w:anchor="_Toc236003199" w:history="1">
             <w:r>
               <w:rPr>
                 <w:rStyle w:val="Hyperlnk"/>
+                <w:rFonts w:asciiTheme="majorBidi" w:hAnsiTheme="majorBidi" w:cstheme="majorBidi"/>
                 <w:noProof/>
               </w:rPr>
               <w:t>SmartHouse – IoT</w:t>
             </w:r>
             <w:r>
               <w:rPr>
+                <w:rFonts w:asciiTheme="majorBidi" w:hAnsiTheme="majorBidi" w:cstheme="majorBidi"/>
                 <w:noProof/>
                 <w:webHidden/>
               </w:rPr>
@@ -133,6 +222,7 @@
             </w:r>
             <w:r>
               <w:rPr>
+                <w:rFonts w:asciiTheme="majorBidi" w:hAnsiTheme="majorBidi" w:cstheme="majorBidi"/>
                 <w:noProof/>
                 <w:webHidden/>
               </w:rPr>
@@ -140,6 +230,7 @@
             </w:r>
             <w:r>
               <w:rPr>
+                <w:rFonts w:asciiTheme="majorBidi" w:hAnsiTheme="majorBidi" w:cstheme="majorBidi"/>
                 <w:noProof/>
                 <w:webHidden/>
               </w:rPr>
@@ -147,12 +238,14 @@
             </w:r>
             <w:r>
               <w:rPr>
-                <w:noProof/>
-                <w:webHidden/>
-              </w:rPr>
-            </w:r>
-            <w:r>
-              <w:rPr>
+                <w:rFonts w:asciiTheme="majorBidi" w:hAnsiTheme="majorBidi" w:cstheme="majorBidi"/>
+                <w:noProof/>
+                <w:webHidden/>
+              </w:rPr>
+            </w:r>
+            <w:r>
+              <w:rPr>
+                <w:rFonts w:asciiTheme="majorBidi" w:hAnsiTheme="majorBidi" w:cstheme="majorBidi"/>
                 <w:noProof/>
                 <w:webHidden/>
               </w:rPr>
@@ -160,6 +253,7 @@
             </w:r>
             <w:r>
               <w:rPr>
+                <w:rFonts w:asciiTheme="majorBidi" w:hAnsiTheme="majorBidi" w:cstheme="majorBidi"/>
                 <w:noProof/>
                 <w:webHidden/>
               </w:rPr>
@@ -167,6 +261,7 @@
             </w:r>
             <w:r>
               <w:rPr>
+                <w:rFonts w:asciiTheme="majorBidi" w:hAnsiTheme="majorBidi" w:cstheme="majorBidi"/>
                 <w:noProof/>
                 <w:webHidden/>
               </w:rPr>
@@ -182,6 +277,7 @@
             </w:tabs>
             <w:jc w:val="center"/>
             <w:rPr>
+              <w:rFonts w:asciiTheme="majorBidi" w:hAnsiTheme="majorBidi" w:cstheme="majorBidi"/>
               <w:noProof/>
             </w:rPr>
           </w:pPr>
@@ -189,12 +285,14 @@
             <w:r>
               <w:rPr>
                 <w:rStyle w:val="Hyperlnk"/>
+                <w:rFonts w:asciiTheme="majorBidi" w:hAnsiTheme="majorBidi" w:cstheme="majorBidi"/>
                 <w:noProof/>
               </w:rPr>
               <w:t>Revision History</w:t>
             </w:r>
             <w:r>
               <w:rPr>
+                <w:rFonts w:asciiTheme="majorBidi" w:hAnsiTheme="majorBidi" w:cstheme="majorBidi"/>
                 <w:noProof/>
                 <w:webHidden/>
               </w:rPr>
@@ -202,6 +300,7 @@
             </w:r>
             <w:r>
               <w:rPr>
+                <w:rFonts w:asciiTheme="majorBidi" w:hAnsiTheme="majorBidi" w:cstheme="majorBidi"/>
                 <w:noProof/>
                 <w:webHidden/>
               </w:rPr>
@@ -209,6 +308,7 @@
             </w:r>
             <w:r>
               <w:rPr>
+                <w:rFonts w:asciiTheme="majorBidi" w:hAnsiTheme="majorBidi" w:cstheme="majorBidi"/>
                 <w:noProof/>
                 <w:webHidden/>
               </w:rPr>
@@ -216,12 +316,14 @@
             </w:r>
             <w:r>
               <w:rPr>
-                <w:noProof/>
-                <w:webHidden/>
-              </w:rPr>
-            </w:r>
-            <w:r>
-              <w:rPr>
+                <w:rFonts w:asciiTheme="majorBidi" w:hAnsiTheme="majorBidi" w:cstheme="majorBidi"/>
+                <w:noProof/>
+                <w:webHidden/>
+              </w:rPr>
+            </w:r>
+            <w:r>
+              <w:rPr>
+                <w:rFonts w:asciiTheme="majorBidi" w:hAnsiTheme="majorBidi" w:cstheme="majorBidi"/>
                 <w:noProof/>
                 <w:webHidden/>
               </w:rPr>
@@ -229,6 +331,7 @@
             </w:r>
             <w:r>
               <w:rPr>
+                <w:rFonts w:asciiTheme="majorBidi" w:hAnsiTheme="majorBidi" w:cstheme="majorBidi"/>
                 <w:noProof/>
                 <w:webHidden/>
               </w:rPr>
@@ -236,6 +339,7 @@
             </w:r>
             <w:r>
               <w:rPr>
+                <w:rFonts w:asciiTheme="majorBidi" w:hAnsiTheme="majorBidi" w:cstheme="majorBidi"/>
                 <w:noProof/>
                 <w:webHidden/>
               </w:rPr>
@@ -251,6 +355,7 @@
             </w:tabs>
             <w:jc w:val="center"/>
             <w:rPr>
+              <w:rFonts w:asciiTheme="majorBidi" w:hAnsiTheme="majorBidi" w:cstheme="majorBidi"/>
               <w:noProof/>
             </w:rPr>
           </w:pPr>
@@ -258,12 +363,14 @@
             <w:r>
               <w:rPr>
                 <w:rStyle w:val="Hyperlnk"/>
+                <w:rFonts w:asciiTheme="majorBidi" w:hAnsiTheme="majorBidi" w:cstheme="majorBidi"/>
                 <w:noProof/>
               </w:rPr>
               <w:t>Product Overview</w:t>
             </w:r>
             <w:r>
               <w:rPr>
+                <w:rFonts w:asciiTheme="majorBidi" w:hAnsiTheme="majorBidi" w:cstheme="majorBidi"/>
                 <w:noProof/>
                 <w:webHidden/>
               </w:rPr>
@@ -271,6 +378,7 @@
             </w:r>
             <w:r>
               <w:rPr>
+                <w:rFonts w:asciiTheme="majorBidi" w:hAnsiTheme="majorBidi" w:cstheme="majorBidi"/>
                 <w:noProof/>
                 <w:webHidden/>
               </w:rPr>
@@ -278,6 +386,7 @@
             </w:r>
             <w:r>
               <w:rPr>
+                <w:rFonts w:asciiTheme="majorBidi" w:hAnsiTheme="majorBidi" w:cstheme="majorBidi"/>
                 <w:noProof/>
                 <w:webHidden/>
               </w:rPr>
@@ -285,12 +394,14 @@
             </w:r>
             <w:r>
               <w:rPr>
-                <w:noProof/>
-                <w:webHidden/>
-              </w:rPr>
-            </w:r>
-            <w:r>
-              <w:rPr>
+                <w:rFonts w:asciiTheme="majorBidi" w:hAnsiTheme="majorBidi" w:cstheme="majorBidi"/>
+                <w:noProof/>
+                <w:webHidden/>
+              </w:rPr>
+            </w:r>
+            <w:r>
+              <w:rPr>
+                <w:rFonts w:asciiTheme="majorBidi" w:hAnsiTheme="majorBidi" w:cstheme="majorBidi"/>
                 <w:noProof/>
                 <w:webHidden/>
               </w:rPr>
@@ -298,6 +409,7 @@
             </w:r>
             <w:r>
               <w:rPr>
+                <w:rFonts w:asciiTheme="majorBidi" w:hAnsiTheme="majorBidi" w:cstheme="majorBidi"/>
                 <w:noProof/>
                 <w:webHidden/>
               </w:rPr>
@@ -305,6 +417,7 @@
             </w:r>
             <w:r>
               <w:rPr>
+                <w:rFonts w:asciiTheme="majorBidi" w:hAnsiTheme="majorBidi" w:cstheme="majorBidi"/>
                 <w:noProof/>
                 <w:webHidden/>
               </w:rPr>
@@ -320,6 +433,7 @@
             </w:tabs>
             <w:jc w:val="center"/>
             <w:rPr>
+              <w:rFonts w:asciiTheme="majorBidi" w:hAnsiTheme="majorBidi" w:cstheme="majorBidi"/>
               <w:noProof/>
             </w:rPr>
           </w:pPr>
@@ -327,12 +441,14 @@
             <w:r>
               <w:rPr>
                 <w:rStyle w:val="Hyperlnk"/>
+                <w:rFonts w:asciiTheme="majorBidi" w:hAnsiTheme="majorBidi" w:cstheme="majorBidi"/>
                 <w:noProof/>
               </w:rPr>
               <w:t>The Problem Statement</w:t>
             </w:r>
             <w:r>
               <w:rPr>
+                <w:rFonts w:asciiTheme="majorBidi" w:hAnsiTheme="majorBidi" w:cstheme="majorBidi"/>
                 <w:noProof/>
                 <w:webHidden/>
               </w:rPr>
@@ -340,6 +456,7 @@
             </w:r>
             <w:r>
               <w:rPr>
+                <w:rFonts w:asciiTheme="majorBidi" w:hAnsiTheme="majorBidi" w:cstheme="majorBidi"/>
                 <w:noProof/>
                 <w:webHidden/>
               </w:rPr>
@@ -347,6 +464,7 @@
             </w:r>
             <w:r>
               <w:rPr>
+                <w:rFonts w:asciiTheme="majorBidi" w:hAnsiTheme="majorBidi" w:cstheme="majorBidi"/>
                 <w:noProof/>
                 <w:webHidden/>
               </w:rPr>
@@ -354,12 +472,14 @@
             </w:r>
             <w:r>
               <w:rPr>
-                <w:noProof/>
-                <w:webHidden/>
-              </w:rPr>
-            </w:r>
-            <w:r>
-              <w:rPr>
+                <w:rFonts w:asciiTheme="majorBidi" w:hAnsiTheme="majorBidi" w:cstheme="majorBidi"/>
+                <w:noProof/>
+                <w:webHidden/>
+              </w:rPr>
+            </w:r>
+            <w:r>
+              <w:rPr>
+                <w:rFonts w:asciiTheme="majorBidi" w:hAnsiTheme="majorBidi" w:cstheme="majorBidi"/>
                 <w:noProof/>
                 <w:webHidden/>
               </w:rPr>
@@ -367,6 +487,7 @@
             </w:r>
             <w:r>
               <w:rPr>
+                <w:rFonts w:asciiTheme="majorBidi" w:hAnsiTheme="majorBidi" w:cstheme="majorBidi"/>
                 <w:noProof/>
                 <w:webHidden/>
               </w:rPr>
@@ -374,6 +495,7 @@
             </w:r>
             <w:r>
               <w:rPr>
+                <w:rFonts w:asciiTheme="majorBidi" w:hAnsiTheme="majorBidi" w:cstheme="majorBidi"/>
                 <w:noProof/>
                 <w:webHidden/>
               </w:rPr>
@@ -389,6 +511,7 @@
             </w:tabs>
             <w:jc w:val="center"/>
             <w:rPr>
+              <w:rFonts w:asciiTheme="majorBidi" w:hAnsiTheme="majorBidi" w:cstheme="majorBidi"/>
               <w:noProof/>
             </w:rPr>
           </w:pPr>
@@ -396,12 +519,14 @@
             <w:r>
               <w:rPr>
                 <w:rStyle w:val="Hyperlnk"/>
+                <w:rFonts w:asciiTheme="majorBidi" w:hAnsiTheme="majorBidi" w:cstheme="majorBidi"/>
                 <w:noProof/>
               </w:rPr>
               <w:t>Product Position Statement</w:t>
             </w:r>
             <w:r>
               <w:rPr>
+                <w:rFonts w:asciiTheme="majorBidi" w:hAnsiTheme="majorBidi" w:cstheme="majorBidi"/>
                 <w:noProof/>
                 <w:webHidden/>
               </w:rPr>
@@ -409,6 +534,7 @@
             </w:r>
             <w:r>
               <w:rPr>
+                <w:rFonts w:asciiTheme="majorBidi" w:hAnsiTheme="majorBidi" w:cstheme="majorBidi"/>
                 <w:noProof/>
                 <w:webHidden/>
               </w:rPr>
@@ -416,6 +542,7 @@
             </w:r>
             <w:r>
               <w:rPr>
+                <w:rFonts w:asciiTheme="majorBidi" w:hAnsiTheme="majorBidi" w:cstheme="majorBidi"/>
                 <w:noProof/>
                 <w:webHidden/>
               </w:rPr>
@@ -423,12 +550,14 @@
             </w:r>
             <w:r>
               <w:rPr>
-                <w:noProof/>
-                <w:webHidden/>
-              </w:rPr>
-            </w:r>
-            <w:r>
-              <w:rPr>
+                <w:rFonts w:asciiTheme="majorBidi" w:hAnsiTheme="majorBidi" w:cstheme="majorBidi"/>
+                <w:noProof/>
+                <w:webHidden/>
+              </w:rPr>
+            </w:r>
+            <w:r>
+              <w:rPr>
+                <w:rFonts w:asciiTheme="majorBidi" w:hAnsiTheme="majorBidi" w:cstheme="majorBidi"/>
                 <w:noProof/>
                 <w:webHidden/>
               </w:rPr>
@@ -436,6 +565,7 @@
             </w:r>
             <w:r>
               <w:rPr>
+                <w:rFonts w:asciiTheme="majorBidi" w:hAnsiTheme="majorBidi" w:cstheme="majorBidi"/>
                 <w:noProof/>
                 <w:webHidden/>
               </w:rPr>
@@ -443,6 +573,7 @@
             </w:r>
             <w:r>
               <w:rPr>
+                <w:rFonts w:asciiTheme="majorBidi" w:hAnsiTheme="majorBidi" w:cstheme="majorBidi"/>
                 <w:noProof/>
                 <w:webHidden/>
               </w:rPr>
@@ -458,6 +589,7 @@
             </w:tabs>
             <w:jc w:val="center"/>
             <w:rPr>
+              <w:rFonts w:asciiTheme="majorBidi" w:hAnsiTheme="majorBidi" w:cstheme="majorBidi"/>
               <w:noProof/>
             </w:rPr>
           </w:pPr>
@@ -465,12 +597,14 @@
             <w:r>
               <w:rPr>
                 <w:rStyle w:val="Hyperlnk"/>
+                <w:rFonts w:asciiTheme="majorBidi" w:hAnsiTheme="majorBidi" w:cstheme="majorBidi"/>
                 <w:noProof/>
               </w:rPr>
               <w:t>Stakeholder and User Descriptions</w:t>
             </w:r>
             <w:r>
               <w:rPr>
+                <w:rFonts w:asciiTheme="majorBidi" w:hAnsiTheme="majorBidi" w:cstheme="majorBidi"/>
                 <w:noProof/>
                 <w:webHidden/>
               </w:rPr>
@@ -478,6 +612,7 @@
             </w:r>
             <w:r>
               <w:rPr>
+                <w:rFonts w:asciiTheme="majorBidi" w:hAnsiTheme="majorBidi" w:cstheme="majorBidi"/>
                 <w:noProof/>
                 <w:webHidden/>
               </w:rPr>
@@ -485,6 +620,7 @@
             </w:r>
             <w:r>
               <w:rPr>
+                <w:rFonts w:asciiTheme="majorBidi" w:hAnsiTheme="majorBidi" w:cstheme="majorBidi"/>
                 <w:noProof/>
                 <w:webHidden/>
               </w:rPr>
@@ -492,12 +628,14 @@
             </w:r>
             <w:r>
               <w:rPr>
-                <w:noProof/>
-                <w:webHidden/>
-              </w:rPr>
-            </w:r>
-            <w:r>
-              <w:rPr>
+                <w:rFonts w:asciiTheme="majorBidi" w:hAnsiTheme="majorBidi" w:cstheme="majorBidi"/>
+                <w:noProof/>
+                <w:webHidden/>
+              </w:rPr>
+            </w:r>
+            <w:r>
+              <w:rPr>
+                <w:rFonts w:asciiTheme="majorBidi" w:hAnsiTheme="majorBidi" w:cstheme="majorBidi"/>
                 <w:noProof/>
                 <w:webHidden/>
               </w:rPr>
@@ -505,6 +643,7 @@
             </w:r>
             <w:r>
               <w:rPr>
+                <w:rFonts w:asciiTheme="majorBidi" w:hAnsiTheme="majorBidi" w:cstheme="majorBidi"/>
                 <w:noProof/>
                 <w:webHidden/>
               </w:rPr>
@@ -512,6 +651,7 @@
             </w:r>
             <w:r>
               <w:rPr>
+                <w:rFonts w:asciiTheme="majorBidi" w:hAnsiTheme="majorBidi" w:cstheme="majorBidi"/>
                 <w:noProof/>
                 <w:webHidden/>
               </w:rPr>
@@ -527,6 +667,7 @@
             </w:tabs>
             <w:jc w:val="center"/>
             <w:rPr>
+              <w:rFonts w:asciiTheme="majorBidi" w:hAnsiTheme="majorBidi" w:cstheme="majorBidi"/>
               <w:noProof/>
             </w:rPr>
           </w:pPr>
@@ -534,12 +675,14 @@
             <w:r>
               <w:rPr>
                 <w:rStyle w:val="Hyperlnk"/>
+                <w:rFonts w:asciiTheme="majorBidi" w:hAnsiTheme="majorBidi" w:cstheme="majorBidi"/>
                 <w:noProof/>
               </w:rPr>
               <w:t>Key Product Features (Subgroup 3 Focus)</w:t>
             </w:r>
             <w:r>
               <w:rPr>
+                <w:rFonts w:asciiTheme="majorBidi" w:hAnsiTheme="majorBidi" w:cstheme="majorBidi"/>
                 <w:noProof/>
                 <w:webHidden/>
               </w:rPr>
@@ -547,6 +690,7 @@
             </w:r>
             <w:r>
               <w:rPr>
+                <w:rFonts w:asciiTheme="majorBidi" w:hAnsiTheme="majorBidi" w:cstheme="majorBidi"/>
                 <w:noProof/>
                 <w:webHidden/>
               </w:rPr>
@@ -554,6 +698,7 @@
             </w:r>
             <w:r>
               <w:rPr>
+                <w:rFonts w:asciiTheme="majorBidi" w:hAnsiTheme="majorBidi" w:cstheme="majorBidi"/>
                 <w:noProof/>
                 <w:webHidden/>
               </w:rPr>
@@ -561,12 +706,14 @@
             </w:r>
             <w:r>
               <w:rPr>
-                <w:noProof/>
-                <w:webHidden/>
-              </w:rPr>
-            </w:r>
-            <w:r>
-              <w:rPr>
+                <w:rFonts w:asciiTheme="majorBidi" w:hAnsiTheme="majorBidi" w:cstheme="majorBidi"/>
+                <w:noProof/>
+                <w:webHidden/>
+              </w:rPr>
+            </w:r>
+            <w:r>
+              <w:rPr>
+                <w:rFonts w:asciiTheme="majorBidi" w:hAnsiTheme="majorBidi" w:cstheme="majorBidi"/>
                 <w:noProof/>
                 <w:webHidden/>
               </w:rPr>
@@ -574,6 +721,7 @@
             </w:r>
             <w:r>
               <w:rPr>
+                <w:rFonts w:asciiTheme="majorBidi" w:hAnsiTheme="majorBidi" w:cstheme="majorBidi"/>
                 <w:noProof/>
                 <w:webHidden/>
               </w:rPr>
@@ -581,6 +729,7 @@
             </w:r>
             <w:r>
               <w:rPr>
+                <w:rFonts w:asciiTheme="majorBidi" w:hAnsiTheme="majorBidi" w:cstheme="majorBidi"/>
                 <w:noProof/>
                 <w:webHidden/>
               </w:rPr>
@@ -596,6 +745,7 @@
             </w:tabs>
             <w:jc w:val="center"/>
             <w:rPr>
+              <w:rFonts w:asciiTheme="majorBidi" w:hAnsiTheme="majorBidi" w:cstheme="majorBidi"/>
               <w:noProof/>
             </w:rPr>
           </w:pPr>
@@ -603,12 +753,14 @@
             <w:r>
               <w:rPr>
                 <w:rStyle w:val="Hyperlnk"/>
+                <w:rFonts w:asciiTheme="majorBidi" w:hAnsiTheme="majorBidi" w:cstheme="majorBidi"/>
                 <w:noProof/>
               </w:rPr>
               <w:t>5. IoT Communication and Device Operation</w:t>
             </w:r>
             <w:r>
               <w:rPr>
+                <w:rFonts w:asciiTheme="majorBidi" w:hAnsiTheme="majorBidi" w:cstheme="majorBidi"/>
                 <w:noProof/>
                 <w:webHidden/>
               </w:rPr>
@@ -616,6 +768,7 @@
             </w:r>
             <w:r>
               <w:rPr>
+                <w:rFonts w:asciiTheme="majorBidi" w:hAnsiTheme="majorBidi" w:cstheme="majorBidi"/>
                 <w:noProof/>
                 <w:webHidden/>
               </w:rPr>
@@ -623,6 +776,7 @@
             </w:r>
             <w:r>
               <w:rPr>
+                <w:rFonts w:asciiTheme="majorBidi" w:hAnsiTheme="majorBidi" w:cstheme="majorBidi"/>
                 <w:noProof/>
                 <w:webHidden/>
               </w:rPr>
@@ -630,12 +784,14 @@
             </w:r>
             <w:r>
               <w:rPr>
-                <w:noProof/>
-                <w:webHidden/>
-              </w:rPr>
-            </w:r>
-            <w:r>
-              <w:rPr>
+                <w:rFonts w:asciiTheme="majorBidi" w:hAnsiTheme="majorBidi" w:cstheme="majorBidi"/>
+                <w:noProof/>
+                <w:webHidden/>
+              </w:rPr>
+            </w:r>
+            <w:r>
+              <w:rPr>
+                <w:rFonts w:asciiTheme="majorBidi" w:hAnsiTheme="majorBidi" w:cstheme="majorBidi"/>
                 <w:noProof/>
                 <w:webHidden/>
               </w:rPr>
@@ -643,6 +799,7 @@
             </w:r>
             <w:r>
               <w:rPr>
+                <w:rFonts w:asciiTheme="majorBidi" w:hAnsiTheme="majorBidi" w:cstheme="majorBidi"/>
                 <w:noProof/>
                 <w:webHidden/>
               </w:rPr>
@@ -650,6 +807,7 @@
             </w:r>
             <w:r>
               <w:rPr>
+                <w:rFonts w:asciiTheme="majorBidi" w:hAnsiTheme="majorBidi" w:cstheme="majorBidi"/>
                 <w:noProof/>
                 <w:webHidden/>
               </w:rPr>
@@ -660,9 +818,13 @@
         <w:p>
           <w:pPr>
             <w:jc w:val="center"/>
+            <w:rPr>
+              <w:rFonts w:asciiTheme="majorBidi" w:hAnsiTheme="majorBidi" w:cstheme="majorBidi"/>
+            </w:rPr>
           </w:pPr>
           <w:r>
             <w:rPr>
+              <w:rFonts w:asciiTheme="majorBidi" w:hAnsiTheme="majorBidi" w:cstheme="majorBidi"/>
               <w:b/>
               <w:bCs/>
             </w:rPr>
@@ -675,6 +837,7 @@
       <w:pPr>
         <w:jc w:val="center"/>
         <w:rPr>
+          <w:rFonts w:asciiTheme="majorBidi" w:hAnsiTheme="majorBidi" w:cstheme="majorBidi"/>
           <w:lang w:val="en-US"/>
         </w:rPr>
       </w:pPr>
@@ -683,14 +846,23 @@
       <w:pPr>
         <w:pStyle w:val="Rubrik1"/>
         <w:jc w:val="center"/>
+        <w:rPr>
+          <w:rFonts w:asciiTheme="majorBidi" w:hAnsiTheme="majorBidi" w:cstheme="majorBidi"/>
+        </w:rPr>
       </w:pPr>
       <w:bookmarkStart w:id="1" w:name="_Toc236003199"/>
       <w:proofErr w:type="spellStart"/>
       <w:r>
+        <w:rPr>
+          <w:rFonts w:asciiTheme="majorBidi" w:hAnsiTheme="majorBidi" w:cstheme="majorBidi"/>
+        </w:rPr>
         <w:t>SmartHouse</w:t>
       </w:r>
       <w:proofErr w:type="spellEnd"/>
       <w:r>
+        <w:rPr>
+          <w:rFonts w:asciiTheme="majorBidi" w:hAnsiTheme="majorBidi" w:cstheme="majorBidi"/>
+        </w:rPr>
         <w:t xml:space="preserve"> – IoT</w:t>
       </w:r>
       <w:bookmarkEnd w:id="1"/>
@@ -699,15 +871,17 @@
       <w:pPr>
         <w:jc w:val="center"/>
         <w:rPr>
-          <w:sz w:val="24"/>
-          <w:szCs w:val="24"/>
-        </w:rPr>
-      </w:pPr>
-    </w:p>
-    <w:p>
-      <w:pPr>
-        <w:jc w:val="center"/>
-        <w:rPr>
+          <w:rFonts w:asciiTheme="majorBidi" w:hAnsiTheme="majorBidi" w:cstheme="majorBidi"/>
+          <w:sz w:val="24"/>
+          <w:szCs w:val="24"/>
+        </w:rPr>
+      </w:pPr>
+    </w:p>
+    <w:p>
+      <w:pPr>
+        <w:jc w:val="center"/>
+        <w:rPr>
+          <w:rFonts w:asciiTheme="majorBidi" w:hAnsiTheme="majorBidi" w:cstheme="majorBidi"/>
           <w:sz w:val="24"/>
           <w:szCs w:val="24"/>
         </w:rPr>
@@ -717,9 +891,15 @@
       <w:pPr>
         <w:pStyle w:val="Rubrik1"/>
         <w:jc w:val="center"/>
+        <w:rPr>
+          <w:rFonts w:asciiTheme="majorBidi" w:hAnsiTheme="majorBidi" w:cstheme="majorBidi"/>
+        </w:rPr>
       </w:pPr>
       <w:bookmarkStart w:id="2" w:name="_Toc236003200"/>
       <w:r>
+        <w:rPr>
+          <w:rFonts w:asciiTheme="majorBidi" w:hAnsiTheme="majorBidi" w:cstheme="majorBidi"/>
+        </w:rPr>
         <w:t>Revision History</w:t>
       </w:r>
       <w:bookmarkEnd w:id="2"/>
@@ -728,6 +908,7 @@
       <w:pPr>
         <w:jc w:val="center"/>
         <w:rPr>
+          <w:rFonts w:asciiTheme="majorBidi" w:hAnsiTheme="majorBidi" w:cstheme="majorBidi"/>
           <w:sz w:val="24"/>
           <w:szCs w:val="24"/>
         </w:rPr>
@@ -773,6 +954,7 @@
               <w:spacing w:after="120"/>
               <w:jc w:val="center"/>
               <w:rPr>
+                <w:rFonts w:asciiTheme="majorBidi" w:hAnsiTheme="majorBidi" w:cstheme="majorBidi"/>
                 <w:color w:val="000000"/>
                 <w:sz w:val="24"/>
                 <w:szCs w:val="24"/>
@@ -780,6 +962,7 @@
             </w:pPr>
             <w:r>
               <w:rPr>
+                <w:rFonts w:asciiTheme="majorBidi" w:hAnsiTheme="majorBidi" w:cstheme="majorBidi"/>
                 <w:b/>
                 <w:bCs/>
                 <w:color w:val="000000"/>
@@ -807,6 +990,7 @@
               <w:spacing w:after="120"/>
               <w:jc w:val="center"/>
               <w:rPr>
+                <w:rFonts w:asciiTheme="majorBidi" w:hAnsiTheme="majorBidi" w:cstheme="majorBidi"/>
                 <w:color w:val="000000"/>
                 <w:sz w:val="24"/>
                 <w:szCs w:val="24"/>
@@ -814,6 +998,7 @@
             </w:pPr>
             <w:r>
               <w:rPr>
+                <w:rFonts w:asciiTheme="majorBidi" w:hAnsiTheme="majorBidi" w:cstheme="majorBidi"/>
                 <w:b/>
                 <w:bCs/>
                 <w:color w:val="000000"/>
@@ -841,6 +1026,7 @@
               <w:spacing w:after="120"/>
               <w:jc w:val="center"/>
               <w:rPr>
+                <w:rFonts w:asciiTheme="majorBidi" w:hAnsiTheme="majorBidi" w:cstheme="majorBidi"/>
                 <w:color w:val="000000"/>
                 <w:sz w:val="24"/>
                 <w:szCs w:val="24"/>
@@ -848,6 +1034,7 @@
             </w:pPr>
             <w:r>
               <w:rPr>
+                <w:rFonts w:asciiTheme="majorBidi" w:hAnsiTheme="majorBidi" w:cstheme="majorBidi"/>
                 <w:b/>
                 <w:bCs/>
                 <w:color w:val="000000"/>
@@ -875,6 +1062,7 @@
               <w:spacing w:after="120"/>
               <w:jc w:val="center"/>
               <w:rPr>
+                <w:rFonts w:asciiTheme="majorBidi" w:hAnsiTheme="majorBidi" w:cstheme="majorBidi"/>
                 <w:color w:val="000000"/>
                 <w:sz w:val="24"/>
                 <w:szCs w:val="24"/>
@@ -882,6 +1070,7 @@
             </w:pPr>
             <w:r>
               <w:rPr>
+                <w:rFonts w:asciiTheme="majorBidi" w:hAnsiTheme="majorBidi" w:cstheme="majorBidi"/>
                 <w:b/>
                 <w:bCs/>
                 <w:color w:val="000000"/>
@@ -911,6 +1100,7 @@
               <w:spacing w:after="120"/>
               <w:jc w:val="center"/>
               <w:rPr>
+                <w:rFonts w:asciiTheme="majorBidi" w:hAnsiTheme="majorBidi" w:cstheme="majorBidi"/>
                 <w:color w:val="000000"/>
                 <w:sz w:val="24"/>
                 <w:szCs w:val="24"/>
@@ -918,6 +1108,7 @@
             </w:pPr>
             <w:r>
               <w:rPr>
+                <w:rFonts w:asciiTheme="majorBidi" w:hAnsiTheme="majorBidi" w:cstheme="majorBidi"/>
                 <w:color w:val="000000"/>
                 <w:sz w:val="24"/>
                 <w:szCs w:val="24"/>
@@ -943,6 +1134,7 @@
               <w:spacing w:after="120"/>
               <w:jc w:val="center"/>
               <w:rPr>
+                <w:rFonts w:asciiTheme="majorBidi" w:hAnsiTheme="majorBidi" w:cstheme="majorBidi"/>
                 <w:color w:val="000000"/>
                 <w:sz w:val="24"/>
                 <w:szCs w:val="24"/>
@@ -950,6 +1142,7 @@
             </w:pPr>
             <w:r>
               <w:rPr>
+                <w:rFonts w:asciiTheme="majorBidi" w:hAnsiTheme="majorBidi" w:cstheme="majorBidi"/>
                 <w:color w:val="000000"/>
                 <w:sz w:val="24"/>
                 <w:szCs w:val="24"/>
@@ -975,6 +1168,7 @@
               <w:spacing w:after="120"/>
               <w:jc w:val="center"/>
               <w:rPr>
+                <w:rFonts w:asciiTheme="majorBidi" w:hAnsiTheme="majorBidi" w:cstheme="majorBidi"/>
                 <w:color w:val="000000"/>
                 <w:sz w:val="24"/>
                 <w:szCs w:val="24"/>
@@ -982,6 +1176,7 @@
             </w:pPr>
             <w:r>
               <w:rPr>
+                <w:rFonts w:asciiTheme="majorBidi" w:hAnsiTheme="majorBidi" w:cstheme="majorBidi"/>
                 <w:color w:val="000000"/>
                 <w:sz w:val="24"/>
                 <w:szCs w:val="24"/>
@@ -991,6 +1186,7 @@
             <w:proofErr w:type="spellStart"/>
             <w:r>
               <w:rPr>
+                <w:rFonts w:asciiTheme="majorBidi" w:hAnsiTheme="majorBidi" w:cstheme="majorBidi"/>
                 <w:color w:val="000000"/>
                 <w:sz w:val="24"/>
                 <w:szCs w:val="24"/>
@@ -1000,6 +1196,7 @@
             <w:proofErr w:type="spellEnd"/>
             <w:r>
               <w:rPr>
+                <w:rFonts w:asciiTheme="majorBidi" w:hAnsiTheme="majorBidi" w:cstheme="majorBidi"/>
                 <w:color w:val="000000"/>
                 <w:sz w:val="24"/>
                 <w:szCs w:val="24"/>
@@ -1025,6 +1222,7 @@
               <w:spacing w:after="120"/>
               <w:jc w:val="center"/>
               <w:rPr>
+                <w:rFonts w:asciiTheme="majorBidi" w:hAnsiTheme="majorBidi" w:cstheme="majorBidi"/>
                 <w:color w:val="000000"/>
                 <w:sz w:val="24"/>
                 <w:szCs w:val="24"/>
@@ -1032,6 +1230,7 @@
             </w:pPr>
             <w:r>
               <w:rPr>
+                <w:rFonts w:asciiTheme="majorBidi" w:hAnsiTheme="majorBidi" w:cstheme="majorBidi"/>
                 <w:color w:val="000000"/>
                 <w:sz w:val="24"/>
                 <w:szCs w:val="24"/>
@@ -1046,16 +1245,17 @@
       <w:pPr>
         <w:jc w:val="center"/>
         <w:rPr>
+          <w:rFonts w:asciiTheme="majorBidi" w:hAnsiTheme="majorBidi" w:cstheme="majorBidi"/>
           <w:sz w:val="24"/>
           <w:szCs w:val="24"/>
         </w:rPr>
         <w:sectPr>
-          <w:headerReference w:type="even" r:id="rId10"/>
-          <w:headerReference w:type="default" r:id="rId11"/>
-          <w:footerReference w:type="even" r:id="rId12"/>
-          <w:footerReference w:type="default" r:id="rId13"/>
-          <w:headerReference w:type="first" r:id="rId14"/>
-          <w:footerReference w:type="first" r:id="rId15"/>
+          <w:headerReference w:type="even" r:id="rId11"/>
+          <w:headerReference w:type="default" r:id="rId12"/>
+          <w:footerReference w:type="even" r:id="rId13"/>
+          <w:footerReference w:type="default" r:id="rId14"/>
+          <w:headerReference w:type="first" r:id="rId15"/>
+          <w:footerReference w:type="first" r:id="rId16"/>
           <w:pgSz w:w="12240" w:h="15840"/>
           <w:pgMar w:top="1440" w:right="1440" w:bottom="1440" w:left="1440" w:header="720" w:footer="720" w:gutter="0"/>
           <w:pgNumType w:start="1"/>
@@ -1067,6 +1267,7 @@
       <w:pPr>
         <w:pStyle w:val="Rubrik"/>
         <w:rPr>
+          <w:rFonts w:asciiTheme="majorBidi" w:hAnsiTheme="majorBidi" w:cstheme="majorBidi"/>
           <w:sz w:val="24"/>
           <w:szCs w:val="24"/>
         </w:rPr>
@@ -1078,9 +1279,15 @@
       <w:pPr>
         <w:pStyle w:val="Rubrik1"/>
         <w:jc w:val="center"/>
+        <w:rPr>
+          <w:rFonts w:asciiTheme="majorBidi" w:hAnsiTheme="majorBidi" w:cstheme="majorBidi"/>
+        </w:rPr>
       </w:pPr>
       <w:bookmarkStart w:id="4" w:name="_Toc236003201"/>
       <w:r>
+        <w:rPr>
+          <w:rFonts w:asciiTheme="majorBidi" w:hAnsiTheme="majorBidi" w:cstheme="majorBidi"/>
+        </w:rPr>
         <w:t>Product Overview</w:t>
       </w:r>
       <w:bookmarkEnd w:id="4"/>
@@ -1089,6 +1296,7 @@
       <w:pPr>
         <w:jc w:val="center"/>
         <w:rPr>
+          <w:rFonts w:asciiTheme="majorBidi" w:hAnsiTheme="majorBidi" w:cstheme="majorBidi"/>
           <w:sz w:val="24"/>
           <w:szCs w:val="24"/>
         </w:rPr>
@@ -1098,9 +1306,15 @@
       <w:pPr>
         <w:pStyle w:val="Rubrik2"/>
         <w:jc w:val="center"/>
+        <w:rPr>
+          <w:rFonts w:asciiTheme="majorBidi" w:hAnsiTheme="majorBidi" w:cstheme="majorBidi"/>
+        </w:rPr>
       </w:pPr>
       <w:bookmarkStart w:id="5" w:name="_Toc236003202"/>
       <w:r>
+        <w:rPr>
+          <w:rFonts w:asciiTheme="majorBidi" w:hAnsiTheme="majorBidi" w:cstheme="majorBidi"/>
+        </w:rPr>
         <w:t>The Problem Statement</w:t>
       </w:r>
       <w:bookmarkEnd w:id="5"/>
@@ -1111,12 +1325,14 @@
         <w:ind w:left="720"/>
         <w:jc w:val="center"/>
         <w:rPr>
-          <w:sz w:val="24"/>
-          <w:szCs w:val="24"/>
-        </w:rPr>
-      </w:pPr>
-      <w:r>
-        <w:rPr>
+          <w:rFonts w:asciiTheme="majorBidi" w:hAnsiTheme="majorBidi" w:cstheme="majorBidi"/>
+          <w:sz w:val="24"/>
+          <w:szCs w:val="24"/>
+        </w:rPr>
+      </w:pPr>
+      <w:r>
+        <w:rPr>
+          <w:rFonts w:asciiTheme="majorBidi" w:hAnsiTheme="majorBidi" w:cstheme="majorBidi"/>
           <w:sz w:val="24"/>
           <w:szCs w:val="24"/>
         </w:rPr>
@@ -1129,6 +1345,7 @@
         <w:ind w:left="720"/>
         <w:jc w:val="center"/>
         <w:rPr>
+          <w:rFonts w:asciiTheme="majorBidi" w:hAnsiTheme="majorBidi" w:cstheme="majorBidi"/>
           <w:sz w:val="24"/>
           <w:szCs w:val="24"/>
         </w:rPr>
@@ -1140,12 +1357,14 @@
         <w:ind w:left="720"/>
         <w:jc w:val="center"/>
         <w:rPr>
-          <w:sz w:val="24"/>
-          <w:szCs w:val="24"/>
-        </w:rPr>
-      </w:pPr>
-      <w:r>
-        <w:rPr>
+          <w:rFonts w:asciiTheme="majorBidi" w:hAnsiTheme="majorBidi" w:cstheme="majorBidi"/>
+          <w:sz w:val="24"/>
+          <w:szCs w:val="24"/>
+        </w:rPr>
+      </w:pPr>
+      <w:r>
+        <w:rPr>
+          <w:rFonts w:asciiTheme="majorBidi" w:hAnsiTheme="majorBidi" w:cstheme="majorBidi"/>
           <w:sz w:val="24"/>
           <w:szCs w:val="24"/>
         </w:rPr>
@@ -1158,6 +1377,7 @@
         <w:ind w:left="720"/>
         <w:jc w:val="center"/>
         <w:rPr>
+          <w:rFonts w:asciiTheme="majorBidi" w:hAnsiTheme="majorBidi" w:cstheme="majorBidi"/>
           <w:sz w:val="24"/>
           <w:szCs w:val="24"/>
         </w:rPr>
@@ -1169,12 +1389,14 @@
         <w:ind w:left="720"/>
         <w:jc w:val="center"/>
         <w:rPr>
-          <w:sz w:val="24"/>
-          <w:szCs w:val="24"/>
-        </w:rPr>
-      </w:pPr>
-      <w:r>
-        <w:rPr>
+          <w:rFonts w:asciiTheme="majorBidi" w:hAnsiTheme="majorBidi" w:cstheme="majorBidi"/>
+          <w:sz w:val="24"/>
+          <w:szCs w:val="24"/>
+        </w:rPr>
+      </w:pPr>
+      <w:r>
+        <w:rPr>
+          <w:rFonts w:asciiTheme="majorBidi" w:hAnsiTheme="majorBidi" w:cstheme="majorBidi"/>
           <w:sz w:val="24"/>
           <w:szCs w:val="24"/>
         </w:rPr>
@@ -1187,6 +1409,7 @@
         <w:ind w:left="720"/>
         <w:jc w:val="center"/>
         <w:rPr>
+          <w:rFonts w:asciiTheme="majorBidi" w:hAnsiTheme="majorBidi" w:cstheme="majorBidi"/>
           <w:sz w:val="24"/>
           <w:szCs w:val="24"/>
         </w:rPr>
@@ -1198,12 +1421,14 @@
         <w:ind w:left="720"/>
         <w:jc w:val="center"/>
         <w:rPr>
-          <w:sz w:val="24"/>
-          <w:szCs w:val="24"/>
-        </w:rPr>
-      </w:pPr>
-      <w:r>
-        <w:rPr>
+          <w:rFonts w:asciiTheme="majorBidi" w:hAnsiTheme="majorBidi" w:cstheme="majorBidi"/>
+          <w:sz w:val="24"/>
+          <w:szCs w:val="24"/>
+        </w:rPr>
+      </w:pPr>
+      <w:r>
+        <w:rPr>
+          <w:rFonts w:asciiTheme="majorBidi" w:hAnsiTheme="majorBidi" w:cstheme="majorBidi"/>
           <w:sz w:val="24"/>
           <w:szCs w:val="24"/>
         </w:rPr>
@@ -1212,6 +1437,7 @@
       <w:proofErr w:type="spellStart"/>
       <w:r>
         <w:rPr>
+          <w:rFonts w:asciiTheme="majorBidi" w:hAnsiTheme="majorBidi" w:cstheme="majorBidi"/>
           <w:sz w:val="24"/>
           <w:szCs w:val="24"/>
         </w:rPr>
@@ -1220,6 +1446,7 @@
       <w:proofErr w:type="spellEnd"/>
       <w:r>
         <w:rPr>
+          <w:rFonts w:asciiTheme="majorBidi" w:hAnsiTheme="majorBidi" w:cstheme="majorBidi"/>
           <w:sz w:val="24"/>
           <w:szCs w:val="24"/>
         </w:rPr>
@@ -1230,9 +1457,15 @@
       <w:pPr>
         <w:pStyle w:val="Rubrik2"/>
         <w:jc w:val="center"/>
+        <w:rPr>
+          <w:rFonts w:asciiTheme="majorBidi" w:hAnsiTheme="majorBidi" w:cstheme="majorBidi"/>
+        </w:rPr>
       </w:pPr>
       <w:bookmarkStart w:id="6" w:name="_Toc236003203"/>
       <w:r>
+        <w:rPr>
+          <w:rFonts w:asciiTheme="majorBidi" w:hAnsiTheme="majorBidi" w:cstheme="majorBidi"/>
+        </w:rPr>
         <w:t>Product Position Statement</w:t>
       </w:r>
       <w:bookmarkEnd w:id="6"/>
@@ -1243,6 +1476,7 @@
         <w:ind w:left="720"/>
         <w:jc w:val="center"/>
         <w:rPr>
+          <w:rFonts w:asciiTheme="majorBidi" w:hAnsiTheme="majorBidi" w:cstheme="majorBidi"/>
           <w:sz w:val="24"/>
           <w:szCs w:val="24"/>
         </w:rPr>
@@ -1250,6 +1484,7 @@
       <w:proofErr w:type="spellStart"/>
       <w:r>
         <w:rPr>
+          <w:rFonts w:asciiTheme="majorBidi" w:hAnsiTheme="majorBidi" w:cstheme="majorBidi"/>
           <w:sz w:val="24"/>
           <w:szCs w:val="24"/>
         </w:rPr>
@@ -1258,6 +1493,7 @@
       <w:proofErr w:type="spellEnd"/>
       <w:r>
         <w:rPr>
+          <w:rFonts w:asciiTheme="majorBidi" w:hAnsiTheme="majorBidi" w:cstheme="majorBidi"/>
           <w:sz w:val="24"/>
           <w:szCs w:val="24"/>
         </w:rPr>
@@ -1266,6 +1502,7 @@
       <w:proofErr w:type="spellStart"/>
       <w:r>
         <w:rPr>
+          <w:rFonts w:asciiTheme="majorBidi" w:hAnsiTheme="majorBidi" w:cstheme="majorBidi"/>
           <w:sz w:val="24"/>
           <w:szCs w:val="24"/>
         </w:rPr>
@@ -1274,6 +1511,7 @@
       <w:proofErr w:type="spellEnd"/>
       <w:r>
         <w:rPr>
+          <w:rFonts w:asciiTheme="majorBidi" w:hAnsiTheme="majorBidi" w:cstheme="majorBidi"/>
           <w:sz w:val="24"/>
           <w:szCs w:val="24"/>
         </w:rPr>
@@ -1286,6 +1524,7 @@
         <w:ind w:left="720"/>
         <w:jc w:val="center"/>
         <w:rPr>
+          <w:rFonts w:asciiTheme="majorBidi" w:hAnsiTheme="majorBidi" w:cstheme="majorBidi"/>
           <w:sz w:val="24"/>
           <w:szCs w:val="24"/>
         </w:rPr>
@@ -1297,12 +1536,14 @@
         <w:ind w:left="720"/>
         <w:jc w:val="center"/>
         <w:rPr>
-          <w:sz w:val="24"/>
-          <w:szCs w:val="24"/>
-        </w:rPr>
-      </w:pPr>
-      <w:r>
-        <w:rPr>
+          <w:rFonts w:asciiTheme="majorBidi" w:hAnsiTheme="majorBidi" w:cstheme="majorBidi"/>
+          <w:sz w:val="24"/>
+          <w:szCs w:val="24"/>
+        </w:rPr>
+      </w:pPr>
+      <w:r>
+        <w:rPr>
+          <w:rFonts w:asciiTheme="majorBidi" w:hAnsiTheme="majorBidi" w:cstheme="majorBidi"/>
           <w:sz w:val="24"/>
           <w:szCs w:val="24"/>
         </w:rPr>
@@ -1315,6 +1556,7 @@
         <w:ind w:left="720"/>
         <w:jc w:val="center"/>
         <w:rPr>
+          <w:rFonts w:asciiTheme="majorBidi" w:hAnsiTheme="majorBidi" w:cstheme="majorBidi"/>
           <w:sz w:val="24"/>
           <w:szCs w:val="24"/>
         </w:rPr>
@@ -1326,12 +1568,14 @@
         <w:ind w:left="720"/>
         <w:jc w:val="center"/>
         <w:rPr>
-          <w:sz w:val="24"/>
-          <w:szCs w:val="24"/>
-        </w:rPr>
-      </w:pPr>
-      <w:r>
-        <w:rPr>
+          <w:rFonts w:asciiTheme="majorBidi" w:hAnsiTheme="majorBidi" w:cstheme="majorBidi"/>
+          <w:sz w:val="24"/>
+          <w:szCs w:val="24"/>
+        </w:rPr>
+      </w:pPr>
+      <w:r>
+        <w:rPr>
+          <w:rFonts w:asciiTheme="majorBidi" w:hAnsiTheme="majorBidi" w:cstheme="majorBidi"/>
           <w:sz w:val="24"/>
           <w:szCs w:val="24"/>
         </w:rPr>
@@ -1344,6 +1588,7 @@
         <w:ind w:left="720"/>
         <w:jc w:val="center"/>
         <w:rPr>
+          <w:rFonts w:asciiTheme="majorBidi" w:hAnsiTheme="majorBidi" w:cstheme="majorBidi"/>
           <w:sz w:val="24"/>
           <w:szCs w:val="24"/>
         </w:rPr>
@@ -1355,16 +1600,36 @@
         <w:ind w:left="720"/>
         <w:jc w:val="center"/>
         <w:rPr>
-          <w:sz w:val="24"/>
-          <w:szCs w:val="24"/>
-        </w:rPr>
-      </w:pPr>
-      <w:r>
-        <w:rPr>
-          <w:sz w:val="24"/>
-          <w:szCs w:val="24"/>
-        </w:rPr>
-        <w:t>System Integration: The Android application communicates with the backend, and the backend coordinates commands and state information with the simulated IoT devices.</w:t>
+          <w:rFonts w:asciiTheme="majorBidi" w:hAnsiTheme="majorBidi" w:cstheme="majorBidi"/>
+          <w:sz w:val="24"/>
+          <w:szCs w:val="24"/>
+        </w:rPr>
+      </w:pPr>
+      <w:r>
+        <w:rPr>
+          <w:rFonts w:asciiTheme="majorBidi" w:hAnsiTheme="majorBidi" w:cstheme="majorBidi"/>
+          <w:sz w:val="24"/>
+          <w:szCs w:val="24"/>
+        </w:rPr>
+        <w:t xml:space="preserve">System Integration: The Android application communicates with the backend, and the backend coordinates commands and state information with </w:t>
+      </w:r>
+      <w:proofErr w:type="gramStart"/>
+      <w:r>
+        <w:rPr>
+          <w:rFonts w:asciiTheme="majorBidi" w:hAnsiTheme="majorBidi" w:cstheme="majorBidi"/>
+          <w:sz w:val="24"/>
+          <w:szCs w:val="24"/>
+        </w:rPr>
+        <w:t>the simulated</w:t>
+      </w:r>
+      <w:proofErr w:type="gramEnd"/>
+      <w:r>
+        <w:rPr>
+          <w:rFonts w:asciiTheme="majorBidi" w:hAnsiTheme="majorBidi" w:cstheme="majorBidi"/>
+          <w:sz w:val="24"/>
+          <w:szCs w:val="24"/>
+        </w:rPr>
+        <w:t xml:space="preserve"> IoT devices.</w:t>
       </w:r>
     </w:p>
     <w:p>
@@ -1373,6 +1638,7 @@
         <w:ind w:left="720"/>
         <w:jc w:val="center"/>
         <w:rPr>
+          <w:rFonts w:asciiTheme="majorBidi" w:hAnsiTheme="majorBidi" w:cstheme="majorBidi"/>
           <w:b/>
           <w:bCs/>
           <w:sz w:val="24"/>
@@ -1385,6 +1651,7 @@
         <w:spacing w:after="240" w:line="276" w:lineRule="auto"/>
         <w:jc w:val="center"/>
         <w:rPr>
+          <w:rFonts w:asciiTheme="majorBidi" w:hAnsiTheme="majorBidi" w:cstheme="majorBidi"/>
           <w:sz w:val="24"/>
           <w:szCs w:val="24"/>
         </w:rPr>
@@ -1394,9 +1661,15 @@
       <w:pPr>
         <w:pStyle w:val="Rubrik2"/>
         <w:jc w:val="center"/>
+        <w:rPr>
+          <w:rFonts w:asciiTheme="majorBidi" w:hAnsiTheme="majorBidi" w:cstheme="majorBidi"/>
+        </w:rPr>
       </w:pPr>
       <w:bookmarkStart w:id="7" w:name="_Toc236003204"/>
       <w:r>
+        <w:rPr>
+          <w:rFonts w:asciiTheme="majorBidi" w:hAnsiTheme="majorBidi" w:cstheme="majorBidi"/>
+        </w:rPr>
         <w:t>Stakeholder and User Descriptions</w:t>
       </w:r>
       <w:bookmarkEnd w:id="7"/>
@@ -1407,12 +1680,14 @@
         <w:ind w:left="1080"/>
         <w:jc w:val="center"/>
         <w:rPr>
-          <w:sz w:val="24"/>
-          <w:szCs w:val="24"/>
-        </w:rPr>
-      </w:pPr>
-      <w:r>
-        <w:rPr>
+          <w:rFonts w:asciiTheme="majorBidi" w:hAnsiTheme="majorBidi" w:cstheme="majorBidi"/>
+          <w:sz w:val="24"/>
+          <w:szCs w:val="24"/>
+        </w:rPr>
+      </w:pPr>
+      <w:r>
+        <w:rPr>
+          <w:rFonts w:asciiTheme="majorBidi" w:hAnsiTheme="majorBidi" w:cstheme="majorBidi"/>
           <w:sz w:val="24"/>
           <w:szCs w:val="24"/>
         </w:rPr>
@@ -1425,6 +1700,7 @@
         <w:ind w:left="1080"/>
         <w:jc w:val="center"/>
         <w:rPr>
+          <w:rFonts w:asciiTheme="majorBidi" w:hAnsiTheme="majorBidi" w:cstheme="majorBidi"/>
           <w:sz w:val="24"/>
           <w:szCs w:val="24"/>
         </w:rPr>
@@ -1436,12 +1712,14 @@
         <w:ind w:left="1080"/>
         <w:jc w:val="center"/>
         <w:rPr>
-          <w:sz w:val="24"/>
-          <w:szCs w:val="24"/>
-        </w:rPr>
-      </w:pPr>
-      <w:r>
-        <w:rPr>
+          <w:rFonts w:asciiTheme="majorBidi" w:hAnsiTheme="majorBidi" w:cstheme="majorBidi"/>
+          <w:sz w:val="24"/>
+          <w:szCs w:val="24"/>
+        </w:rPr>
+      </w:pPr>
+      <w:r>
+        <w:rPr>
+          <w:rFonts w:asciiTheme="majorBidi" w:hAnsiTheme="majorBidi" w:cstheme="majorBidi"/>
           <w:sz w:val="24"/>
           <w:szCs w:val="24"/>
         </w:rPr>
@@ -1454,6 +1732,7 @@
         <w:ind w:left="1080"/>
         <w:jc w:val="center"/>
         <w:rPr>
+          <w:rFonts w:asciiTheme="majorBidi" w:hAnsiTheme="majorBidi" w:cstheme="majorBidi"/>
           <w:sz w:val="24"/>
           <w:szCs w:val="24"/>
         </w:rPr>
@@ -1465,12 +1744,14 @@
         <w:ind w:left="1080"/>
         <w:jc w:val="center"/>
         <w:rPr>
-          <w:sz w:val="24"/>
-          <w:szCs w:val="24"/>
-        </w:rPr>
-      </w:pPr>
-      <w:r>
-        <w:rPr>
+          <w:rFonts w:asciiTheme="majorBidi" w:hAnsiTheme="majorBidi" w:cstheme="majorBidi"/>
+          <w:sz w:val="24"/>
+          <w:szCs w:val="24"/>
+        </w:rPr>
+      </w:pPr>
+      <w:r>
+        <w:rPr>
+          <w:rFonts w:asciiTheme="majorBidi" w:hAnsiTheme="majorBidi" w:cstheme="majorBidi"/>
           <w:sz w:val="24"/>
           <w:szCs w:val="24"/>
         </w:rPr>
@@ -1479,6 +1760,7 @@
       <w:proofErr w:type="spellStart"/>
       <w:r>
         <w:rPr>
+          <w:rFonts w:asciiTheme="majorBidi" w:hAnsiTheme="majorBidi" w:cstheme="majorBidi"/>
           <w:sz w:val="24"/>
           <w:szCs w:val="24"/>
         </w:rPr>
@@ -1487,6 +1769,7 @@
       <w:proofErr w:type="spellEnd"/>
       <w:r>
         <w:rPr>
+          <w:rFonts w:asciiTheme="majorBidi" w:hAnsiTheme="majorBidi" w:cstheme="majorBidi"/>
           <w:sz w:val="24"/>
           <w:szCs w:val="24"/>
         </w:rPr>
@@ -1499,6 +1782,7 @@
         <w:ind w:left="1080"/>
         <w:jc w:val="center"/>
         <w:rPr>
+          <w:rFonts w:asciiTheme="majorBidi" w:hAnsiTheme="majorBidi" w:cstheme="majorBidi"/>
           <w:sz w:val="24"/>
           <w:szCs w:val="24"/>
         </w:rPr>
@@ -1510,12 +1794,14 @@
         <w:ind w:left="1080"/>
         <w:jc w:val="center"/>
         <w:rPr>
-          <w:sz w:val="24"/>
-          <w:szCs w:val="24"/>
-        </w:rPr>
-      </w:pPr>
-      <w:r>
-        <w:rPr>
+          <w:rFonts w:asciiTheme="majorBidi" w:hAnsiTheme="majorBidi" w:cstheme="majorBidi"/>
+          <w:sz w:val="24"/>
+          <w:szCs w:val="24"/>
+        </w:rPr>
+      </w:pPr>
+      <w:r>
+        <w:rPr>
+          <w:rFonts w:asciiTheme="majorBidi" w:hAnsiTheme="majorBidi" w:cstheme="majorBidi"/>
           <w:sz w:val="24"/>
           <w:szCs w:val="24"/>
         </w:rPr>
@@ -1528,6 +1814,7 @@
         <w:ind w:left="1080"/>
         <w:jc w:val="center"/>
         <w:rPr>
+          <w:rFonts w:asciiTheme="majorBidi" w:hAnsiTheme="majorBidi" w:cstheme="majorBidi"/>
           <w:sz w:val="24"/>
           <w:szCs w:val="24"/>
         </w:rPr>
@@ -1537,9 +1824,15 @@
       <w:pPr>
         <w:pStyle w:val="Rubrik2"/>
         <w:jc w:val="center"/>
+        <w:rPr>
+          <w:rFonts w:asciiTheme="majorBidi" w:hAnsiTheme="majorBidi" w:cstheme="majorBidi"/>
+        </w:rPr>
       </w:pPr>
       <w:bookmarkStart w:id="8" w:name="_Toc236003205"/>
       <w:r>
+        <w:rPr>
+          <w:rFonts w:asciiTheme="majorBidi" w:hAnsiTheme="majorBidi" w:cstheme="majorBidi"/>
+        </w:rPr>
         <w:t>Key Product Features (Subgroup 3 Focus)</w:t>
       </w:r>
       <w:bookmarkEnd w:id="8"/>
@@ -1550,12 +1843,14 @@
         <w:ind w:left="1080"/>
         <w:jc w:val="center"/>
         <w:rPr>
-          <w:sz w:val="24"/>
-          <w:szCs w:val="24"/>
-        </w:rPr>
-      </w:pPr>
-      <w:r>
-        <w:rPr>
+          <w:rFonts w:asciiTheme="majorBidi" w:hAnsiTheme="majorBidi" w:cstheme="majorBidi"/>
+          <w:sz w:val="24"/>
+          <w:szCs w:val="24"/>
+        </w:rPr>
+      </w:pPr>
+      <w:r>
+        <w:rPr>
+          <w:rFonts w:asciiTheme="majorBidi" w:hAnsiTheme="majorBidi" w:cstheme="majorBidi"/>
           <w:sz w:val="24"/>
           <w:szCs w:val="24"/>
         </w:rPr>
@@ -1564,6 +1859,7 @@
       <w:proofErr w:type="spellStart"/>
       <w:r>
         <w:rPr>
+          <w:rFonts w:asciiTheme="majorBidi" w:hAnsiTheme="majorBidi" w:cstheme="majorBidi"/>
           <w:sz w:val="24"/>
           <w:szCs w:val="24"/>
         </w:rPr>
@@ -1572,6 +1868,7 @@
       <w:proofErr w:type="spellEnd"/>
       <w:r>
         <w:rPr>
+          <w:rFonts w:asciiTheme="majorBidi" w:hAnsiTheme="majorBidi" w:cstheme="majorBidi"/>
           <w:sz w:val="24"/>
           <w:szCs w:val="24"/>
         </w:rPr>
@@ -1584,6 +1881,7 @@
         <w:ind w:left="1080"/>
         <w:jc w:val="center"/>
         <w:rPr>
+          <w:rFonts w:asciiTheme="majorBidi" w:hAnsiTheme="majorBidi" w:cstheme="majorBidi"/>
           <w:sz w:val="24"/>
           <w:szCs w:val="24"/>
         </w:rPr>
@@ -1595,12 +1893,14 @@
         <w:ind w:left="1080"/>
         <w:jc w:val="center"/>
         <w:rPr>
-          <w:sz w:val="24"/>
-          <w:szCs w:val="24"/>
-        </w:rPr>
-      </w:pPr>
-      <w:r>
-        <w:rPr>
+          <w:rFonts w:asciiTheme="majorBidi" w:hAnsiTheme="majorBidi" w:cstheme="majorBidi"/>
+          <w:sz w:val="24"/>
+          <w:szCs w:val="24"/>
+        </w:rPr>
+      </w:pPr>
+      <w:r>
+        <w:rPr>
+          <w:rFonts w:asciiTheme="majorBidi" w:hAnsiTheme="majorBidi" w:cstheme="majorBidi"/>
           <w:sz w:val="24"/>
           <w:szCs w:val="24"/>
         </w:rPr>
@@ -1613,6 +1913,7 @@
         <w:ind w:left="1080"/>
         <w:jc w:val="center"/>
         <w:rPr>
+          <w:rFonts w:asciiTheme="majorBidi" w:hAnsiTheme="majorBidi" w:cstheme="majorBidi"/>
           <w:sz w:val="24"/>
           <w:szCs w:val="24"/>
         </w:rPr>
@@ -1624,12 +1925,14 @@
         <w:ind w:left="1080"/>
         <w:jc w:val="center"/>
         <w:rPr>
-          <w:sz w:val="24"/>
-          <w:szCs w:val="24"/>
-        </w:rPr>
-      </w:pPr>
-      <w:r>
-        <w:rPr>
+          <w:rFonts w:asciiTheme="majorBidi" w:hAnsiTheme="majorBidi" w:cstheme="majorBidi"/>
+          <w:sz w:val="24"/>
+          <w:szCs w:val="24"/>
+        </w:rPr>
+      </w:pPr>
+      <w:r>
+        <w:rPr>
+          <w:rFonts w:asciiTheme="majorBidi" w:hAnsiTheme="majorBidi" w:cstheme="majorBidi"/>
           <w:sz w:val="24"/>
           <w:szCs w:val="24"/>
         </w:rPr>
@@ -1642,6 +1945,7 @@
         <w:ind w:left="1080"/>
         <w:jc w:val="center"/>
         <w:rPr>
+          <w:rFonts w:asciiTheme="majorBidi" w:hAnsiTheme="majorBidi" w:cstheme="majorBidi"/>
           <w:sz w:val="24"/>
           <w:szCs w:val="24"/>
         </w:rPr>
@@ -1653,16 +1957,36 @@
         <w:ind w:left="1080"/>
         <w:jc w:val="center"/>
         <w:rPr>
-          <w:sz w:val="24"/>
-          <w:szCs w:val="24"/>
-        </w:rPr>
-      </w:pPr>
-      <w:r>
-        <w:rPr>
-          <w:sz w:val="24"/>
-          <w:szCs w:val="24"/>
-        </w:rPr>
-        <w:t>● Heartbeat Communication: Each device shall send a heartbeat message to the backend every 30 seconds.</w:t>
+          <w:rFonts w:asciiTheme="majorBidi" w:hAnsiTheme="majorBidi" w:cstheme="majorBidi"/>
+          <w:sz w:val="24"/>
+          <w:szCs w:val="24"/>
+        </w:rPr>
+      </w:pPr>
+      <w:r>
+        <w:rPr>
+          <w:rFonts w:asciiTheme="majorBidi" w:hAnsiTheme="majorBidi" w:cstheme="majorBidi"/>
+          <w:sz w:val="24"/>
+          <w:szCs w:val="24"/>
+        </w:rPr>
+        <w:t xml:space="preserve">● Heartbeat Communication: Each </w:t>
+      </w:r>
+      <w:proofErr w:type="gramStart"/>
+      <w:r>
+        <w:rPr>
+          <w:rFonts w:asciiTheme="majorBidi" w:hAnsiTheme="majorBidi" w:cstheme="majorBidi"/>
+          <w:sz w:val="24"/>
+          <w:szCs w:val="24"/>
+        </w:rPr>
+        <w:t>device shall</w:t>
+      </w:r>
+      <w:proofErr w:type="gramEnd"/>
+      <w:r>
+        <w:rPr>
+          <w:rFonts w:asciiTheme="majorBidi" w:hAnsiTheme="majorBidi" w:cstheme="majorBidi"/>
+          <w:sz w:val="24"/>
+          <w:szCs w:val="24"/>
+        </w:rPr>
+        <w:t xml:space="preserve"> send a heartbeat message to the backend every 30 seconds.</w:t>
       </w:r>
     </w:p>
     <w:p>
@@ -1671,6 +1995,7 @@
         <w:ind w:left="1080"/>
         <w:jc w:val="center"/>
         <w:rPr>
+          <w:rFonts w:asciiTheme="majorBidi" w:hAnsiTheme="majorBidi" w:cstheme="majorBidi"/>
           <w:sz w:val="24"/>
           <w:szCs w:val="24"/>
         </w:rPr>
@@ -1682,12 +2007,14 @@
         <w:ind w:left="1080"/>
         <w:jc w:val="center"/>
         <w:rPr>
-          <w:sz w:val="24"/>
-          <w:szCs w:val="24"/>
-        </w:rPr>
-      </w:pPr>
-      <w:r>
-        <w:rPr>
+          <w:rFonts w:asciiTheme="majorBidi" w:hAnsiTheme="majorBidi" w:cstheme="majorBidi"/>
+          <w:sz w:val="24"/>
+          <w:szCs w:val="24"/>
+        </w:rPr>
+      </w:pPr>
+      <w:r>
+        <w:rPr>
+          <w:rFonts w:asciiTheme="majorBidi" w:hAnsiTheme="majorBidi" w:cstheme="majorBidi"/>
           <w:sz w:val="24"/>
           <w:szCs w:val="24"/>
         </w:rPr>
@@ -1695,6 +2022,7 @@
       </w:r>
       <w:r>
         <w:rPr>
+          <w:rFonts w:asciiTheme="majorBidi" w:hAnsiTheme="majorBidi" w:cstheme="majorBidi"/>
           <w:sz w:val="24"/>
           <w:szCs w:val="24"/>
         </w:rPr>
@@ -1708,6 +2036,7 @@
         <w:ind w:left="1080"/>
         <w:jc w:val="center"/>
         <w:rPr>
+          <w:rFonts w:asciiTheme="majorBidi" w:hAnsiTheme="majorBidi" w:cstheme="majorBidi"/>
           <w:sz w:val="24"/>
           <w:szCs w:val="24"/>
         </w:rPr>
@@ -1719,12 +2048,14 @@
         <w:ind w:left="1080"/>
         <w:jc w:val="center"/>
         <w:rPr>
-          <w:sz w:val="24"/>
-          <w:szCs w:val="24"/>
-        </w:rPr>
-      </w:pPr>
-      <w:r>
-        <w:rPr>
+          <w:rFonts w:asciiTheme="majorBidi" w:hAnsiTheme="majorBidi" w:cstheme="majorBidi"/>
+          <w:sz w:val="24"/>
+          <w:szCs w:val="24"/>
+        </w:rPr>
+      </w:pPr>
+      <w:r>
+        <w:rPr>
+          <w:rFonts w:asciiTheme="majorBidi" w:hAnsiTheme="majorBidi" w:cstheme="majorBidi"/>
           <w:sz w:val="24"/>
           <w:szCs w:val="24"/>
         </w:rPr>
@@ -1737,6 +2068,7 @@
         <w:ind w:left="1080"/>
         <w:jc w:val="center"/>
         <w:rPr>
+          <w:rFonts w:asciiTheme="majorBidi" w:hAnsiTheme="majorBidi" w:cstheme="majorBidi"/>
           <w:sz w:val="24"/>
           <w:szCs w:val="24"/>
         </w:rPr>
@@ -1748,12 +2080,14 @@
         <w:ind w:left="1080"/>
         <w:jc w:val="center"/>
         <w:rPr>
-          <w:sz w:val="24"/>
-          <w:szCs w:val="24"/>
-        </w:rPr>
-      </w:pPr>
-      <w:r>
-        <w:rPr>
+          <w:rFonts w:asciiTheme="majorBidi" w:hAnsiTheme="majorBidi" w:cstheme="majorBidi"/>
+          <w:sz w:val="24"/>
+          <w:szCs w:val="24"/>
+        </w:rPr>
+      </w:pPr>
+      <w:r>
+        <w:rPr>
+          <w:rFonts w:asciiTheme="majorBidi" w:hAnsiTheme="majorBidi" w:cstheme="majorBidi"/>
           <w:sz w:val="24"/>
           <w:szCs w:val="24"/>
         </w:rPr>
@@ -1766,6 +2100,7 @@
         <w:ind w:left="1080"/>
         <w:jc w:val="center"/>
         <w:rPr>
+          <w:rFonts w:asciiTheme="majorBidi" w:hAnsiTheme="majorBidi" w:cstheme="majorBidi"/>
           <w:sz w:val="24"/>
           <w:szCs w:val="24"/>
         </w:rPr>
@@ -1777,12 +2112,14 @@
         <w:ind w:left="1080"/>
         <w:jc w:val="center"/>
         <w:rPr>
-          <w:sz w:val="24"/>
-          <w:szCs w:val="24"/>
-        </w:rPr>
-      </w:pPr>
-      <w:r>
-        <w:rPr>
+          <w:rFonts w:asciiTheme="majorBidi" w:hAnsiTheme="majorBidi" w:cstheme="majorBidi"/>
+          <w:sz w:val="24"/>
+          <w:szCs w:val="24"/>
+        </w:rPr>
+      </w:pPr>
+      <w:r>
+        <w:rPr>
+          <w:rFonts w:asciiTheme="majorBidi" w:hAnsiTheme="majorBidi" w:cstheme="majorBidi"/>
           <w:sz w:val="24"/>
           <w:szCs w:val="24"/>
         </w:rPr>
@@ -1793,9 +2130,15 @@
       <w:pPr>
         <w:pStyle w:val="Rubrik2"/>
         <w:jc w:val="center"/>
+        <w:rPr>
+          <w:rFonts w:asciiTheme="majorBidi" w:hAnsiTheme="majorBidi" w:cstheme="majorBidi"/>
+        </w:rPr>
       </w:pPr>
       <w:bookmarkStart w:id="9" w:name="_Toc236003206"/>
       <w:r>
+        <w:rPr>
+          <w:rFonts w:asciiTheme="majorBidi" w:hAnsiTheme="majorBidi" w:cstheme="majorBidi"/>
+        </w:rPr>
         <w:t>5. IoT Communication and Device Operation</w:t>
       </w:r>
       <w:bookmarkEnd w:id="9"/>
@@ -1805,12 +2148,14 @@
         <w:ind w:left="720"/>
         <w:jc w:val="center"/>
         <w:rPr>
-          <w:sz w:val="24"/>
-          <w:szCs w:val="24"/>
-        </w:rPr>
-      </w:pPr>
-      <w:r>
-        <w:rPr>
+          <w:rFonts w:asciiTheme="majorBidi" w:hAnsiTheme="majorBidi" w:cstheme="majorBidi"/>
+          <w:sz w:val="24"/>
+          <w:szCs w:val="24"/>
+        </w:rPr>
+      </w:pPr>
+      <w:r>
+        <w:rPr>
+          <w:rFonts w:asciiTheme="majorBidi" w:hAnsiTheme="majorBidi" w:cstheme="majorBidi"/>
           <w:sz w:val="24"/>
           <w:szCs w:val="24"/>
         </w:rPr>
@@ -1822,6 +2167,7 @@
         <w:ind w:left="720"/>
         <w:jc w:val="center"/>
         <w:rPr>
+          <w:rFonts w:asciiTheme="majorBidi" w:hAnsiTheme="majorBidi" w:cstheme="majorBidi"/>
           <w:sz w:val="24"/>
           <w:szCs w:val="24"/>
         </w:rPr>
@@ -1832,16 +2178,36 @@
         <w:ind w:left="720"/>
         <w:jc w:val="center"/>
         <w:rPr>
-          <w:sz w:val="24"/>
-          <w:szCs w:val="24"/>
-        </w:rPr>
-      </w:pPr>
-      <w:r>
-        <w:rPr>
-          <w:sz w:val="24"/>
-          <w:szCs w:val="24"/>
-        </w:rPr>
-        <w:t>● A device registers once by sending its unique ID, name, type, and initial state. The backend returns a device secret that is used for future authentication.</w:t>
+          <w:rFonts w:asciiTheme="majorBidi" w:hAnsiTheme="majorBidi" w:cstheme="majorBidi"/>
+          <w:sz w:val="24"/>
+          <w:szCs w:val="24"/>
+        </w:rPr>
+      </w:pPr>
+      <w:r>
+        <w:rPr>
+          <w:rFonts w:asciiTheme="majorBidi" w:hAnsiTheme="majorBidi" w:cstheme="majorBidi"/>
+          <w:sz w:val="24"/>
+          <w:szCs w:val="24"/>
+        </w:rPr>
+        <w:t xml:space="preserve">● A device registers once by sending its unique ID, name, type, and initial state. The backend returns a </w:t>
+      </w:r>
+      <w:proofErr w:type="gramStart"/>
+      <w:r>
+        <w:rPr>
+          <w:rFonts w:asciiTheme="majorBidi" w:hAnsiTheme="majorBidi" w:cstheme="majorBidi"/>
+          <w:sz w:val="24"/>
+          <w:szCs w:val="24"/>
+        </w:rPr>
+        <w:t>device secret</w:t>
+      </w:r>
+      <w:proofErr w:type="gramEnd"/>
+      <w:r>
+        <w:rPr>
+          <w:rFonts w:asciiTheme="majorBidi" w:hAnsiTheme="majorBidi" w:cstheme="majorBidi"/>
+          <w:sz w:val="24"/>
+          <w:szCs w:val="24"/>
+        </w:rPr>
+        <w:t xml:space="preserve"> that is used for future authentication.</w:t>
       </w:r>
     </w:p>
     <w:p>
@@ -1849,6 +2215,7 @@
         <w:ind w:left="720"/>
         <w:jc w:val="center"/>
         <w:rPr>
+          <w:rFonts w:asciiTheme="majorBidi" w:hAnsiTheme="majorBidi" w:cstheme="majorBidi"/>
           <w:sz w:val="24"/>
           <w:szCs w:val="24"/>
         </w:rPr>
@@ -1859,12 +2226,14 @@
         <w:ind w:left="720"/>
         <w:jc w:val="center"/>
         <w:rPr>
-          <w:sz w:val="24"/>
-          <w:szCs w:val="24"/>
-        </w:rPr>
-      </w:pPr>
-      <w:r>
-        <w:rPr>
+          <w:rFonts w:asciiTheme="majorBidi" w:hAnsiTheme="majorBidi" w:cstheme="majorBidi"/>
+          <w:sz w:val="24"/>
+          <w:szCs w:val="24"/>
+        </w:rPr>
+      </w:pPr>
+      <w:r>
+        <w:rPr>
+          <w:rFonts w:asciiTheme="majorBidi" w:hAnsiTheme="majorBidi" w:cstheme="majorBidi"/>
           <w:sz w:val="24"/>
           <w:szCs w:val="24"/>
         </w:rPr>
@@ -1876,6 +2245,7 @@
         <w:ind w:left="720"/>
         <w:jc w:val="center"/>
         <w:rPr>
+          <w:rFonts w:asciiTheme="majorBidi" w:hAnsiTheme="majorBidi" w:cstheme="majorBidi"/>
           <w:sz w:val="24"/>
           <w:szCs w:val="24"/>
         </w:rPr>
@@ -1886,12 +2256,14 @@
         <w:ind w:left="720"/>
         <w:jc w:val="center"/>
         <w:rPr>
-          <w:sz w:val="24"/>
-          <w:szCs w:val="24"/>
-        </w:rPr>
-      </w:pPr>
-      <w:r>
-        <w:rPr>
+          <w:rFonts w:asciiTheme="majorBidi" w:hAnsiTheme="majorBidi" w:cstheme="majorBidi"/>
+          <w:sz w:val="24"/>
+          <w:szCs w:val="24"/>
+        </w:rPr>
+      </w:pPr>
+      <w:r>
+        <w:rPr>
+          <w:rFonts w:asciiTheme="majorBidi" w:hAnsiTheme="majorBidi" w:cstheme="majorBidi"/>
           <w:sz w:val="24"/>
           <w:szCs w:val="24"/>
         </w:rPr>
@@ -1903,6 +2275,7 @@
         <w:ind w:left="720"/>
         <w:jc w:val="center"/>
         <w:rPr>
+          <w:rFonts w:asciiTheme="majorBidi" w:hAnsiTheme="majorBidi" w:cstheme="majorBidi"/>
           <w:sz w:val="24"/>
           <w:szCs w:val="24"/>
         </w:rPr>
@@ -1913,12 +2286,14 @@
         <w:ind w:left="720"/>
         <w:jc w:val="center"/>
         <w:rPr>
-          <w:sz w:val="24"/>
-          <w:szCs w:val="24"/>
-        </w:rPr>
-      </w:pPr>
-      <w:r>
-        <w:rPr>
+          <w:rFonts w:asciiTheme="majorBidi" w:hAnsiTheme="majorBidi" w:cstheme="majorBidi"/>
+          <w:sz w:val="24"/>
+          <w:szCs w:val="24"/>
+        </w:rPr>
+      </w:pPr>
+      <w:r>
+        <w:rPr>
+          <w:rFonts w:asciiTheme="majorBidi" w:hAnsiTheme="majorBidi" w:cstheme="majorBidi"/>
           <w:sz w:val="24"/>
           <w:szCs w:val="24"/>
         </w:rPr>
@@ -1929,16 +2304,17 @@
       <w:pPr>
         <w:jc w:val="center"/>
         <w:rPr>
+          <w:rFonts w:asciiTheme="majorBidi" w:hAnsiTheme="majorBidi" w:cstheme="majorBidi"/>
           <w:sz w:val="24"/>
           <w:szCs w:val="24"/>
         </w:rPr>
       </w:pPr>
     </w:p>
     <w:sectPr>
-      <w:headerReference w:type="default" r:id="rId16"/>
-      <w:footerReference w:type="default" r:id="rId17"/>
-      <w:headerReference w:type="first" r:id="rId18"/>
-      <w:footerReference w:type="first" r:id="rId19"/>
+      <w:headerReference w:type="default" r:id="rId17"/>
+      <w:footerReference w:type="default" r:id="rId18"/>
+      <w:headerReference w:type="first" r:id="rId19"/>
+      <w:footerReference w:type="first" r:id="rId20"/>
       <w:pgSz w:w="12240" w:h="15840"/>
       <w:pgMar w:top="1440" w:right="1440" w:bottom="1440" w:left="1440" w:header="720" w:footer="720" w:gutter="0"/>
       <w:cols w:space="720"/>
@@ -1948,7 +2324,7 @@
 </file>
 
 <file path=word/endnotes.xml><?xml version="1.0" encoding="utf-8"?>
-<w:endnotes xmlns:wpc="http://schemas.microsoft.com/office/word/2010/wordprocessingCanvas" xmlns:cx="http://schemas.microsoft.com/office/drawing/2014/chartex" xmlns:cx1="http://schemas.microsoft.com/office/drawing/2015/9/8/chartex" xmlns:cx2="http://schemas.microsoft.com/office/drawing/2015/10/21/chartex" xmlns:cx3="http://schemas.microsoft.com/office/drawing/2016/5/9/chartex" xmlns:cx4="http://schemas.microsoft.com/office/drawing/2016/5/10/chartex" xmlns:cx5="http://schemas.microsoft.com/office/drawing/2016/5/11/chartex" xmlns:cx6="http://schemas.microsoft.com/office/drawing/2016/5/12/chartex" xmlns:cx7="http://schemas.microsoft.com/office/drawing/2016/5/13/chartex" xmlns:cx8="http://schemas.microsoft.com/office/drawing/2016/5/14/chartex" xmlns:mc="http://schemas.openxmlformats.org/markup-compatibility/2006" xmlns:aink="http://schemas.microsoft.com/office/drawing/2016/ink" xmlns:am3d="http://schemas.microsoft.com/office/drawing/2017/model3d" xmlns:o="urn:schemas-microsoft-com:office:office" xmlns:oel="http://schemas.microsoft.com/office/2019/extlst" xmlns:r="http://schemas.openxmlformats.org/officeDocument/2006/relationships" xmlns:m="http://schemas.openxmlformats.org/officeDocument/2006/math" xmlns:v="urn:schemas-microsoft-com:vml" xmlns:wp14="http://schemas.microsoft.com/office/word/2010/wordprocessingDrawing" xmlns:wp="http://schemas.openxmlformats.org/drawingml/2006/wordprocessingDrawing" xmlns:w10="urn:schemas-microsoft-com:office:word" xmlns:w="http://schemas.openxmlformats.org/wordprocessingml/2006/main" xmlns:w14="http://schemas.microsoft.com/office/word/2010/wordml" xmlns:w15="http://schemas.microsoft.com/office/word/2012/wordml" xmlns:w16cei="http://schemas.microsoft.com/office/word/2026/wordml/cei" xmlns:w16cex="http://schemas.microsoft.com/office/word/2018/wordml/cex" xmlns:w16cid="http://schemas.microsoft.com/office/word/2016/wordml/cid" xmlns:w16="http://schemas.microsoft.com/office/word/2018/wordml" xmlns:w16du="http://schemas.microsoft.com/office/word/2023/wordml/word16du" xmlns:w16sdtdh="http://schemas.microsoft.com/office/word/2020/wordml/sdtdatahash" xmlns:w16sdtfl="http://schemas.microsoft.com/office/word/2024/wordml/sdtformatlock" xmlns:w16se="http://schemas.microsoft.com/office/word/2015/wordml/symex" xmlns:wpg="http://schemas.microsoft.com/office/word/2010/wordprocessingGroup" xmlns:wpi="http://schemas.microsoft.com/office/word/2010/wordprocessingInk" xmlns:wne="http://schemas.microsoft.com/office/word/2006/wordml" xmlns:wps="http://schemas.microsoft.com/office/word/2010/wordprocessingShape" mc:Ignorable="w14 w15 w16se w16cid w16 w16cex w16sdtdh w16sdtfl w16du wp14">
+<w:endnotes xmlns:wpc="http://schemas.microsoft.com/office/word/2010/wordprocessingCanvas" xmlns:cx="http://schemas.microsoft.com/office/drawing/2014/chartex" xmlns:cx1="http://schemas.microsoft.com/office/drawing/2015/9/8/chartex" xmlns:cx2="http://schemas.microsoft.com/office/drawing/2015/10/21/chartex" xmlns:cx3="http://schemas.microsoft.com/office/drawing/2016/5/9/chartex" xmlns:cx4="http://schemas.microsoft.com/office/drawing/2016/5/10/chartex" xmlns:cx5="http://schemas.microsoft.com/office/drawing/2016/5/11/chartex" xmlns:cx6="http://schemas.microsoft.com/office/drawing/2016/5/12/chartex" xmlns:cx7="http://schemas.microsoft.com/office/drawing/2016/5/13/chartex" xmlns:cx8="http://schemas.microsoft.com/office/drawing/2016/5/14/chartex" xmlns:mc="http://schemas.openxmlformats.org/markup-compatibility/2006" xmlns:aink="http://schemas.microsoft.com/office/drawing/2016/ink" xmlns:am3d="http://schemas.microsoft.com/office/drawing/2017/model3d" xmlns:o="urn:schemas-microsoft-com:office:office" xmlns:oel="http://schemas.microsoft.com/office/2019/extlst" xmlns:r="http://schemas.openxmlformats.org/officeDocument/2006/relationships" xmlns:m="http://schemas.openxmlformats.org/officeDocument/2006/math" xmlns:v="urn:schemas-microsoft-com:vml" xmlns:wp14="http://schemas.microsoft.com/office/word/2010/wordprocessingDrawing" xmlns:wp="http://schemas.openxmlformats.org/drawingml/2006/wordprocessingDrawing" xmlns:w10="urn:schemas-microsoft-com:office:word" xmlns:w="http://schemas.openxmlformats.org/wordprocessingml/2006/main" xmlns:w14="http://schemas.microsoft.com/office/word/2010/wordml" xmlns:w15="http://schemas.microsoft.com/office/word/2012/wordml" xmlns:w16cex="http://schemas.microsoft.com/office/word/2018/wordml/cex" xmlns:w16cid="http://schemas.microsoft.com/office/word/2016/wordml/cid" xmlns:w16="http://schemas.microsoft.com/office/word/2018/wordml" xmlns:w16du="http://schemas.microsoft.com/office/word/2023/wordml/word16du" xmlns:w16sdtdh="http://schemas.microsoft.com/office/word/2020/wordml/sdtdatahash" xmlns:w16sdtfl="http://schemas.microsoft.com/office/word/2024/wordml/sdtformatlock" xmlns:w16se="http://schemas.microsoft.com/office/word/2015/wordml/symex" xmlns:wpg="http://schemas.microsoft.com/office/word/2010/wordprocessingGroup" xmlns:wpi="http://schemas.microsoft.com/office/word/2010/wordprocessingInk" xmlns:wne="http://schemas.microsoft.com/office/word/2006/wordml" xmlns:wps="http://schemas.microsoft.com/office/word/2010/wordprocessingShape" mc:Ignorable="w14 w15 w16se w16cid w16 w16cex w16sdtdh w16sdtfl w16du wp14">
   <w:endnote w:type="separator" w:id="-1">
     <w:p>
       <w:r>
@@ -1967,7 +2343,7 @@
 </file>
 
 <file path=word/footer1.xml><?xml version="1.0" encoding="utf-8"?>
-<w:ftr xmlns:wpc="http://schemas.microsoft.com/office/word/2010/wordprocessingCanvas" xmlns:cx="http://schemas.microsoft.com/office/drawing/2014/chartex" xmlns:cx1="http://schemas.microsoft.com/office/drawing/2015/9/8/chartex" xmlns:cx2="http://schemas.microsoft.com/office/drawing/2015/10/21/chartex" xmlns:cx3="http://schemas.microsoft.com/office/drawing/2016/5/9/chartex" xmlns:cx4="http://schemas.microsoft.com/office/drawing/2016/5/10/chartex" xmlns:cx5="http://schemas.microsoft.com/office/drawing/2016/5/11/chartex" xmlns:cx6="http://schemas.microsoft.com/office/drawing/2016/5/12/chartex" xmlns:cx7="http://schemas.microsoft.com/office/drawing/2016/5/13/chartex" xmlns:cx8="http://schemas.microsoft.com/office/drawing/2016/5/14/chartex" xmlns:mc="http://schemas.openxmlformats.org/markup-compatibility/2006" xmlns:aink="http://schemas.microsoft.com/office/drawing/2016/ink" xmlns:am3d="http://schemas.microsoft.com/office/drawing/2017/model3d" xmlns:o="urn:schemas-microsoft-com:office:office" xmlns:oel="http://schemas.microsoft.com/office/2019/extlst" xmlns:r="http://schemas.openxmlformats.org/officeDocument/2006/relationships" xmlns:m="http://schemas.openxmlformats.org/officeDocument/2006/math" xmlns:v="urn:schemas-microsoft-com:vml" xmlns:wp14="http://schemas.microsoft.com/office/word/2010/wordprocessingDrawing" xmlns:wp="http://schemas.openxmlformats.org/drawingml/2006/wordprocessingDrawing" xmlns:w10="urn:schemas-microsoft-com:office:word" xmlns:w="http://schemas.openxmlformats.org/wordprocessingml/2006/main" xmlns:w14="http://schemas.microsoft.com/office/word/2010/wordml" xmlns:w15="http://schemas.microsoft.com/office/word/2012/wordml" xmlns:w16cei="http://schemas.microsoft.com/office/word/2026/wordml/cei" xmlns:w16cex="http://schemas.microsoft.com/office/word/2018/wordml/cex" xmlns:w16cid="http://schemas.microsoft.com/office/word/2016/wordml/cid" xmlns:w16="http://schemas.microsoft.com/office/word/2018/wordml" xmlns:w16du="http://schemas.microsoft.com/office/word/2023/wordml/word16du" xmlns:w16sdtdh="http://schemas.microsoft.com/office/word/2020/wordml/sdtdatahash" xmlns:w16sdtfl="http://schemas.microsoft.com/office/word/2024/wordml/sdtformatlock" xmlns:w16se="http://schemas.microsoft.com/office/word/2015/wordml/symex" xmlns:wpg="http://schemas.microsoft.com/office/word/2010/wordprocessingGroup" xmlns:wpi="http://schemas.microsoft.com/office/word/2010/wordprocessingInk" xmlns:wne="http://schemas.microsoft.com/office/word/2006/wordml" xmlns:wps="http://schemas.microsoft.com/office/word/2010/wordprocessingShape" mc:Ignorable="w14 w15 w16se w16cid w16 w16cex w16sdtdh w16sdtfl w16du wp14">
+<w:ftr xmlns:wpc="http://schemas.microsoft.com/office/word/2010/wordprocessingCanvas" xmlns:cx="http://schemas.microsoft.com/office/drawing/2014/chartex" xmlns:cx1="http://schemas.microsoft.com/office/drawing/2015/9/8/chartex" xmlns:cx2="http://schemas.microsoft.com/office/drawing/2015/10/21/chartex" xmlns:cx3="http://schemas.microsoft.com/office/drawing/2016/5/9/chartex" xmlns:cx4="http://schemas.microsoft.com/office/drawing/2016/5/10/chartex" xmlns:cx5="http://schemas.microsoft.com/office/drawing/2016/5/11/chartex" xmlns:cx6="http://schemas.microsoft.com/office/drawing/2016/5/12/chartex" xmlns:cx7="http://schemas.microsoft.com/office/drawing/2016/5/13/chartex" xmlns:cx8="http://schemas.microsoft.com/office/drawing/2016/5/14/chartex" xmlns:mc="http://schemas.openxmlformats.org/markup-compatibility/2006" xmlns:aink="http://schemas.microsoft.com/office/drawing/2016/ink" xmlns:am3d="http://schemas.microsoft.com/office/drawing/2017/model3d" xmlns:o="urn:schemas-microsoft-com:office:office" xmlns:oel="http://schemas.microsoft.com/office/2019/extlst" xmlns:r="http://schemas.openxmlformats.org/officeDocument/2006/relationships" xmlns:m="http://schemas.openxmlformats.org/officeDocument/2006/math" xmlns:v="urn:schemas-microsoft-com:vml" xmlns:wp14="http://schemas.microsoft.com/office/word/2010/wordprocessingDrawing" xmlns:wp="http://schemas.openxmlformats.org/drawingml/2006/wordprocessingDrawing" xmlns:w10="urn:schemas-microsoft-com:office:word" xmlns:w="http://schemas.openxmlformats.org/wordprocessingml/2006/main" xmlns:w14="http://schemas.microsoft.com/office/word/2010/wordml" xmlns:w15="http://schemas.microsoft.com/office/word/2012/wordml" xmlns:w16cex="http://schemas.microsoft.com/office/word/2018/wordml/cex" xmlns:w16cid="http://schemas.microsoft.com/office/word/2016/wordml/cid" xmlns:w16="http://schemas.microsoft.com/office/word/2018/wordml" xmlns:w16du="http://schemas.microsoft.com/office/word/2023/wordml/word16du" xmlns:w16sdtdh="http://schemas.microsoft.com/office/word/2020/wordml/sdtdatahash" xmlns:w16sdtfl="http://schemas.microsoft.com/office/word/2024/wordml/sdtformatlock" xmlns:w16se="http://schemas.microsoft.com/office/word/2015/wordml/symex" xmlns:wpg="http://schemas.microsoft.com/office/word/2010/wordprocessingGroup" xmlns:wpi="http://schemas.microsoft.com/office/word/2010/wordprocessingInk" xmlns:wne="http://schemas.microsoft.com/office/word/2006/wordml" xmlns:wps="http://schemas.microsoft.com/office/word/2010/wordprocessingShape" mc:Ignorable="w14 w15 w16se w16cid w16 w16cex w16sdtdh w16sdtfl w16du wp14">
   <w:p>
     <w:pPr>
       <w:pBdr>
@@ -2034,7 +2410,7 @@
 </file>
 
 <file path=word/footer2.xml><?xml version="1.0" encoding="utf-8"?>
-<w:ftr xmlns:wpc="http://schemas.microsoft.com/office/word/2010/wordprocessingCanvas" xmlns:cx="http://schemas.microsoft.com/office/drawing/2014/chartex" xmlns:cx1="http://schemas.microsoft.com/office/drawing/2015/9/8/chartex" xmlns:cx2="http://schemas.microsoft.com/office/drawing/2015/10/21/chartex" xmlns:cx3="http://schemas.microsoft.com/office/drawing/2016/5/9/chartex" xmlns:cx4="http://schemas.microsoft.com/office/drawing/2016/5/10/chartex" xmlns:cx5="http://schemas.microsoft.com/office/drawing/2016/5/11/chartex" xmlns:cx6="http://schemas.microsoft.com/office/drawing/2016/5/12/chartex" xmlns:cx7="http://schemas.microsoft.com/office/drawing/2016/5/13/chartex" xmlns:cx8="http://schemas.microsoft.com/office/drawing/2016/5/14/chartex" xmlns:mc="http://schemas.openxmlformats.org/markup-compatibility/2006" xmlns:aink="http://schemas.microsoft.com/office/drawing/2016/ink" xmlns:am3d="http://schemas.microsoft.com/office/drawing/2017/model3d" xmlns:o="urn:schemas-microsoft-com:office:office" xmlns:oel="http://schemas.microsoft.com/office/2019/extlst" xmlns:r="http://schemas.openxmlformats.org/officeDocument/2006/relationships" xmlns:m="http://schemas.openxmlformats.org/officeDocument/2006/math" xmlns:v="urn:schemas-microsoft-com:vml" xmlns:wp14="http://schemas.microsoft.com/office/word/2010/wordprocessingDrawing" xmlns:wp="http://schemas.openxmlformats.org/drawingml/2006/wordprocessingDrawing" xmlns:w10="urn:schemas-microsoft-com:office:word" xmlns:w="http://schemas.openxmlformats.org/wordprocessingml/2006/main" xmlns:w14="http://schemas.microsoft.com/office/word/2010/wordml" xmlns:w15="http://schemas.microsoft.com/office/word/2012/wordml" xmlns:w16cei="http://schemas.microsoft.com/office/word/2026/wordml/cei" xmlns:w16cex="http://schemas.microsoft.com/office/word/2018/wordml/cex" xmlns:w16cid="http://schemas.microsoft.com/office/word/2016/wordml/cid" xmlns:w16="http://schemas.microsoft.com/office/word/2018/wordml" xmlns:w16du="http://schemas.microsoft.com/office/word/2023/wordml/word16du" xmlns:w16sdtdh="http://schemas.microsoft.com/office/word/2020/wordml/sdtdatahash" xmlns:w16sdtfl="http://schemas.microsoft.com/office/word/2024/wordml/sdtformatlock" xmlns:w16se="http://schemas.microsoft.com/office/word/2015/wordml/symex" xmlns:wpg="http://schemas.microsoft.com/office/word/2010/wordprocessingGroup" xmlns:wpi="http://schemas.microsoft.com/office/word/2010/wordprocessingInk" xmlns:wne="http://schemas.microsoft.com/office/word/2006/wordml" xmlns:wps="http://schemas.microsoft.com/office/word/2010/wordprocessingShape" mc:Ignorable="w14 w15 w16se w16cid w16 w16cex w16sdtdh w16sdtfl w16du wp14">
+<w:ftr xmlns:wpc="http://schemas.microsoft.com/office/word/2010/wordprocessingCanvas" xmlns:cx="http://schemas.microsoft.com/office/drawing/2014/chartex" xmlns:cx1="http://schemas.microsoft.com/office/drawing/2015/9/8/chartex" xmlns:cx2="http://schemas.microsoft.com/office/drawing/2015/10/21/chartex" xmlns:cx3="http://schemas.microsoft.com/office/drawing/2016/5/9/chartex" xmlns:cx4="http://schemas.microsoft.com/office/drawing/2016/5/10/chartex" xmlns:cx5="http://schemas.microsoft.com/office/drawing/2016/5/11/chartex" xmlns:cx6="http://schemas.microsoft.com/office/drawing/2016/5/12/chartex" xmlns:cx7="http://schemas.microsoft.com/office/drawing/2016/5/13/chartex" xmlns:cx8="http://schemas.microsoft.com/office/drawing/2016/5/14/chartex" xmlns:mc="http://schemas.openxmlformats.org/markup-compatibility/2006" xmlns:aink="http://schemas.microsoft.com/office/drawing/2016/ink" xmlns:am3d="http://schemas.microsoft.com/office/drawing/2017/model3d" xmlns:o="urn:schemas-microsoft-com:office:office" xmlns:oel="http://schemas.microsoft.com/office/2019/extlst" xmlns:r="http://schemas.openxmlformats.org/officeDocument/2006/relationships" xmlns:m="http://schemas.openxmlformats.org/officeDocument/2006/math" xmlns:v="urn:schemas-microsoft-com:vml" xmlns:wp14="http://schemas.microsoft.com/office/word/2010/wordprocessingDrawing" xmlns:wp="http://schemas.openxmlformats.org/drawingml/2006/wordprocessingDrawing" xmlns:w10="urn:schemas-microsoft-com:office:word" xmlns:w="http://schemas.openxmlformats.org/wordprocessingml/2006/main" xmlns:w14="http://schemas.microsoft.com/office/word/2010/wordml" xmlns:w15="http://schemas.microsoft.com/office/word/2012/wordml" xmlns:w16cex="http://schemas.microsoft.com/office/word/2018/wordml/cex" xmlns:w16cid="http://schemas.microsoft.com/office/word/2016/wordml/cid" xmlns:w16="http://schemas.microsoft.com/office/word/2018/wordml" xmlns:w16du="http://schemas.microsoft.com/office/word/2023/wordml/word16du" xmlns:w16sdtdh="http://schemas.microsoft.com/office/word/2020/wordml/sdtdatahash" xmlns:w16sdtfl="http://schemas.microsoft.com/office/word/2024/wordml/sdtformatlock" xmlns:w16se="http://schemas.microsoft.com/office/word/2015/wordml/symex" xmlns:wpg="http://schemas.microsoft.com/office/word/2010/wordprocessingGroup" xmlns:wpi="http://schemas.microsoft.com/office/word/2010/wordprocessingInk" xmlns:wne="http://schemas.microsoft.com/office/word/2006/wordml" xmlns:wps="http://schemas.microsoft.com/office/word/2010/wordprocessingShape" mc:Ignorable="w14 w15 w16se w16cid w16 w16cex w16sdtdh w16sdtfl w16du wp14">
   <w:p>
     <w:pPr>
       <w:pBdr>
@@ -2057,7 +2433,7 @@
 </file>
 
 <file path=word/footer3.xml><?xml version="1.0" encoding="utf-8"?>
-<w:ftr xmlns:wpc="http://schemas.microsoft.com/office/word/2010/wordprocessingCanvas" xmlns:cx="http://schemas.microsoft.com/office/drawing/2014/chartex" xmlns:cx1="http://schemas.microsoft.com/office/drawing/2015/9/8/chartex" xmlns:cx2="http://schemas.microsoft.com/office/drawing/2015/10/21/chartex" xmlns:cx3="http://schemas.microsoft.com/office/drawing/2016/5/9/chartex" xmlns:cx4="http://schemas.microsoft.com/office/drawing/2016/5/10/chartex" xmlns:cx5="http://schemas.microsoft.com/office/drawing/2016/5/11/chartex" xmlns:cx6="http://schemas.microsoft.com/office/drawing/2016/5/12/chartex" xmlns:cx7="http://schemas.microsoft.com/office/drawing/2016/5/13/chartex" xmlns:cx8="http://schemas.microsoft.com/office/drawing/2016/5/14/chartex" xmlns:mc="http://schemas.openxmlformats.org/markup-compatibility/2006" xmlns:aink="http://schemas.microsoft.com/office/drawing/2016/ink" xmlns:am3d="http://schemas.microsoft.com/office/drawing/2017/model3d" xmlns:o="urn:schemas-microsoft-com:office:office" xmlns:oel="http://schemas.microsoft.com/office/2019/extlst" xmlns:r="http://schemas.openxmlformats.org/officeDocument/2006/relationships" xmlns:m="http://schemas.openxmlformats.org/officeDocument/2006/math" xmlns:v="urn:schemas-microsoft-com:vml" xmlns:wp14="http://schemas.microsoft.com/office/word/2010/wordprocessingDrawing" xmlns:wp="http://schemas.openxmlformats.org/drawingml/2006/wordprocessingDrawing" xmlns:w10="urn:schemas-microsoft-com:office:word" xmlns:w="http://schemas.openxmlformats.org/wordprocessingml/2006/main" xmlns:w14="http://schemas.microsoft.com/office/word/2010/wordml" xmlns:w15="http://schemas.microsoft.com/office/word/2012/wordml" xmlns:w16cei="http://schemas.microsoft.com/office/word/2026/wordml/cei" xmlns:w16cex="http://schemas.microsoft.com/office/word/2018/wordml/cex" xmlns:w16cid="http://schemas.microsoft.com/office/word/2016/wordml/cid" xmlns:w16="http://schemas.microsoft.com/office/word/2018/wordml" xmlns:w16du="http://schemas.microsoft.com/office/word/2023/wordml/word16du" xmlns:w16sdtdh="http://schemas.microsoft.com/office/word/2020/wordml/sdtdatahash" xmlns:w16sdtfl="http://schemas.microsoft.com/office/word/2024/wordml/sdtformatlock" xmlns:w16se="http://schemas.microsoft.com/office/word/2015/wordml/symex" xmlns:wpg="http://schemas.microsoft.com/office/word/2010/wordprocessingGroup" xmlns:wpi="http://schemas.microsoft.com/office/word/2010/wordprocessingInk" xmlns:wne="http://schemas.microsoft.com/office/word/2006/wordml" xmlns:wps="http://schemas.microsoft.com/office/word/2010/wordprocessingShape" mc:Ignorable="w14 w15 w16se w16cid w16 w16cex w16sdtdh w16sdtfl w16du wp14">
+<w:ftr xmlns:wpc="http://schemas.microsoft.com/office/word/2010/wordprocessingCanvas" xmlns:cx="http://schemas.microsoft.com/office/drawing/2014/chartex" xmlns:cx1="http://schemas.microsoft.com/office/drawing/2015/9/8/chartex" xmlns:cx2="http://schemas.microsoft.com/office/drawing/2015/10/21/chartex" xmlns:cx3="http://schemas.microsoft.com/office/drawing/2016/5/9/chartex" xmlns:cx4="http://schemas.microsoft.com/office/drawing/2016/5/10/chartex" xmlns:cx5="http://schemas.microsoft.com/office/drawing/2016/5/11/chartex" xmlns:cx6="http://schemas.microsoft.com/office/drawing/2016/5/12/chartex" xmlns:cx7="http://schemas.microsoft.com/office/drawing/2016/5/13/chartex" xmlns:cx8="http://schemas.microsoft.com/office/drawing/2016/5/14/chartex" xmlns:mc="http://schemas.openxmlformats.org/markup-compatibility/2006" xmlns:aink="http://schemas.microsoft.com/office/drawing/2016/ink" xmlns:am3d="http://schemas.microsoft.com/office/drawing/2017/model3d" xmlns:o="urn:schemas-microsoft-com:office:office" xmlns:oel="http://schemas.microsoft.com/office/2019/extlst" xmlns:r="http://schemas.openxmlformats.org/officeDocument/2006/relationships" xmlns:m="http://schemas.openxmlformats.org/officeDocument/2006/math" xmlns:v="urn:schemas-microsoft-com:vml" xmlns:wp14="http://schemas.microsoft.com/office/word/2010/wordprocessingDrawing" xmlns:wp="http://schemas.openxmlformats.org/drawingml/2006/wordprocessingDrawing" xmlns:w10="urn:schemas-microsoft-com:office:word" xmlns:w="http://schemas.openxmlformats.org/wordprocessingml/2006/main" xmlns:w14="http://schemas.microsoft.com/office/word/2010/wordml" xmlns:w15="http://schemas.microsoft.com/office/word/2012/wordml" xmlns:w16cex="http://schemas.microsoft.com/office/word/2018/wordml/cex" xmlns:w16cid="http://schemas.microsoft.com/office/word/2016/wordml/cid" xmlns:w16="http://schemas.microsoft.com/office/word/2018/wordml" xmlns:w16du="http://schemas.microsoft.com/office/word/2023/wordml/word16du" xmlns:w16sdtdh="http://schemas.microsoft.com/office/word/2020/wordml/sdtdatahash" xmlns:w16sdtfl="http://schemas.microsoft.com/office/word/2024/wordml/sdtformatlock" xmlns:w16se="http://schemas.microsoft.com/office/word/2015/wordml/symex" xmlns:wpg="http://schemas.microsoft.com/office/word/2010/wordprocessingGroup" xmlns:wpi="http://schemas.microsoft.com/office/word/2010/wordprocessingInk" xmlns:wne="http://schemas.microsoft.com/office/word/2006/wordml" xmlns:wps="http://schemas.microsoft.com/office/word/2010/wordprocessingShape" mc:Ignorable="w14 w15 w16se w16cid w16 w16cex w16sdtdh w16sdtfl w16du wp14">
   <w:p>
     <w:pPr>
       <w:pBdr>
@@ -2080,7 +2456,7 @@
 </file>
 
 <file path=word/footer4.xml><?xml version="1.0" encoding="utf-8"?>
-<w:ftr xmlns:wpc="http://schemas.microsoft.com/office/word/2010/wordprocessingCanvas" xmlns:cx="http://schemas.microsoft.com/office/drawing/2014/chartex" xmlns:cx1="http://schemas.microsoft.com/office/drawing/2015/9/8/chartex" xmlns:cx2="http://schemas.microsoft.com/office/drawing/2015/10/21/chartex" xmlns:cx3="http://schemas.microsoft.com/office/drawing/2016/5/9/chartex" xmlns:cx4="http://schemas.microsoft.com/office/drawing/2016/5/10/chartex" xmlns:cx5="http://schemas.microsoft.com/office/drawing/2016/5/11/chartex" xmlns:cx6="http://schemas.microsoft.com/office/drawing/2016/5/12/chartex" xmlns:cx7="http://schemas.microsoft.com/office/drawing/2016/5/13/chartex" xmlns:cx8="http://schemas.microsoft.com/office/drawing/2016/5/14/chartex" xmlns:mc="http://schemas.openxmlformats.org/markup-compatibility/2006" xmlns:aink="http://schemas.microsoft.com/office/drawing/2016/ink" xmlns:am3d="http://schemas.microsoft.com/office/drawing/2017/model3d" xmlns:o="urn:schemas-microsoft-com:office:office" xmlns:oel="http://schemas.microsoft.com/office/2019/extlst" xmlns:r="http://schemas.openxmlformats.org/officeDocument/2006/relationships" xmlns:m="http://schemas.openxmlformats.org/officeDocument/2006/math" xmlns:v="urn:schemas-microsoft-com:vml" xmlns:wp14="http://schemas.microsoft.com/office/word/2010/wordprocessingDrawing" xmlns:wp="http://schemas.openxmlformats.org/drawingml/2006/wordprocessingDrawing" xmlns:w10="urn:schemas-microsoft-com:office:word" xmlns:w="http://schemas.openxmlformats.org/wordprocessingml/2006/main" xmlns:w14="http://schemas.microsoft.com/office/word/2010/wordml" xmlns:w15="http://schemas.microsoft.com/office/word/2012/wordml" xmlns:w16cei="http://schemas.microsoft.com/office/word/2026/wordml/cei" xmlns:w16cex="http://schemas.microsoft.com/office/word/2018/wordml/cex" xmlns:w16cid="http://schemas.microsoft.com/office/word/2016/wordml/cid" xmlns:w16="http://schemas.microsoft.com/office/word/2018/wordml" xmlns:w16du="http://schemas.microsoft.com/office/word/2023/wordml/word16du" xmlns:w16sdtdh="http://schemas.microsoft.com/office/word/2020/wordml/sdtdatahash" xmlns:w16sdtfl="http://schemas.microsoft.com/office/word/2024/wordml/sdtformatlock" xmlns:w16se="http://schemas.microsoft.com/office/word/2015/wordml/symex" xmlns:wpg="http://schemas.microsoft.com/office/word/2010/wordprocessingGroup" xmlns:wpi="http://schemas.microsoft.com/office/word/2010/wordprocessingInk" xmlns:wne="http://schemas.microsoft.com/office/word/2006/wordml" xmlns:wps="http://schemas.microsoft.com/office/word/2010/wordprocessingShape" mc:Ignorable="w14 w15 w16se w16cid w16 w16cex w16sdtdh w16sdtfl w16du wp14">
+<w:ftr xmlns:wpc="http://schemas.microsoft.com/office/word/2010/wordprocessingCanvas" xmlns:cx="http://schemas.microsoft.com/office/drawing/2014/chartex" xmlns:cx1="http://schemas.microsoft.com/office/drawing/2015/9/8/chartex" xmlns:cx2="http://schemas.microsoft.com/office/drawing/2015/10/21/chartex" xmlns:cx3="http://schemas.microsoft.com/office/drawing/2016/5/9/chartex" xmlns:cx4="http://schemas.microsoft.com/office/drawing/2016/5/10/chartex" xmlns:cx5="http://schemas.microsoft.com/office/drawing/2016/5/11/chartex" xmlns:cx6="http://schemas.microsoft.com/office/drawing/2016/5/12/chartex" xmlns:cx7="http://schemas.microsoft.com/office/drawing/2016/5/13/chartex" xmlns:cx8="http://schemas.microsoft.com/office/drawing/2016/5/14/chartex" xmlns:mc="http://schemas.openxmlformats.org/markup-compatibility/2006" xmlns:aink="http://schemas.microsoft.com/office/drawing/2016/ink" xmlns:am3d="http://schemas.microsoft.com/office/drawing/2017/model3d" xmlns:o="urn:schemas-microsoft-com:office:office" xmlns:oel="http://schemas.microsoft.com/office/2019/extlst" xmlns:r="http://schemas.openxmlformats.org/officeDocument/2006/relationships" xmlns:m="http://schemas.openxmlformats.org/officeDocument/2006/math" xmlns:v="urn:schemas-microsoft-com:vml" xmlns:wp14="http://schemas.microsoft.com/office/word/2010/wordprocessingDrawing" xmlns:wp="http://schemas.openxmlformats.org/drawingml/2006/wordprocessingDrawing" xmlns:w10="urn:schemas-microsoft-com:office:word" xmlns:w="http://schemas.openxmlformats.org/wordprocessingml/2006/main" xmlns:w14="http://schemas.microsoft.com/office/word/2010/wordml" xmlns:w15="http://schemas.microsoft.com/office/word/2012/wordml" xmlns:w16cex="http://schemas.microsoft.com/office/word/2018/wordml/cex" xmlns:w16cid="http://schemas.microsoft.com/office/word/2016/wordml/cid" xmlns:w16="http://schemas.microsoft.com/office/word/2018/wordml" xmlns:w16du="http://schemas.microsoft.com/office/word/2023/wordml/word16du" xmlns:w16sdtdh="http://schemas.microsoft.com/office/word/2020/wordml/sdtdatahash" xmlns:w16sdtfl="http://schemas.microsoft.com/office/word/2024/wordml/sdtformatlock" xmlns:w16se="http://schemas.microsoft.com/office/word/2015/wordml/symex" xmlns:wpg="http://schemas.microsoft.com/office/word/2010/wordprocessingGroup" xmlns:wpi="http://schemas.microsoft.com/office/word/2010/wordprocessingInk" xmlns:wne="http://schemas.microsoft.com/office/word/2006/wordml" xmlns:wps="http://schemas.microsoft.com/office/word/2010/wordprocessingShape" mc:Ignorable="w14 w15 w16se w16cid w16 w16cex w16sdtdh w16sdtfl w16du wp14">
   <w:p>
     <w:pPr>
       <w:pBdr>
@@ -2103,7 +2479,7 @@
 </file>
 
 <file path=word/footer5.xml><?xml version="1.0" encoding="utf-8"?>
-<w:ftr xmlns:wpc="http://schemas.microsoft.com/office/word/2010/wordprocessingCanvas" xmlns:cx="http://schemas.microsoft.com/office/drawing/2014/chartex" xmlns:cx1="http://schemas.microsoft.com/office/drawing/2015/9/8/chartex" xmlns:cx2="http://schemas.microsoft.com/office/drawing/2015/10/21/chartex" xmlns:cx3="http://schemas.microsoft.com/office/drawing/2016/5/9/chartex" xmlns:cx4="http://schemas.microsoft.com/office/drawing/2016/5/10/chartex" xmlns:cx5="http://schemas.microsoft.com/office/drawing/2016/5/11/chartex" xmlns:cx6="http://schemas.microsoft.com/office/drawing/2016/5/12/chartex" xmlns:cx7="http://schemas.microsoft.com/office/drawing/2016/5/13/chartex" xmlns:cx8="http://schemas.microsoft.com/office/drawing/2016/5/14/chartex" xmlns:mc="http://schemas.openxmlformats.org/markup-compatibility/2006" xmlns:aink="http://schemas.microsoft.com/office/drawing/2016/ink" xmlns:am3d="http://schemas.microsoft.com/office/drawing/2017/model3d" xmlns:o="urn:schemas-microsoft-com:office:office" xmlns:oel="http://schemas.microsoft.com/office/2019/extlst" xmlns:r="http://schemas.openxmlformats.org/officeDocument/2006/relationships" xmlns:m="http://schemas.openxmlformats.org/officeDocument/2006/math" xmlns:v="urn:schemas-microsoft-com:vml" xmlns:wp14="http://schemas.microsoft.com/office/word/2010/wordprocessingDrawing" xmlns:wp="http://schemas.openxmlformats.org/drawingml/2006/wordprocessingDrawing" xmlns:w10="urn:schemas-microsoft-com:office:word" xmlns:w="http://schemas.openxmlformats.org/wordprocessingml/2006/main" xmlns:w14="http://schemas.microsoft.com/office/word/2010/wordml" xmlns:w15="http://schemas.microsoft.com/office/word/2012/wordml" xmlns:w16cei="http://schemas.microsoft.com/office/word/2026/wordml/cei" xmlns:w16cex="http://schemas.microsoft.com/office/word/2018/wordml/cex" xmlns:w16cid="http://schemas.microsoft.com/office/word/2016/wordml/cid" xmlns:w16="http://schemas.microsoft.com/office/word/2018/wordml" xmlns:w16du="http://schemas.microsoft.com/office/word/2023/wordml/word16du" xmlns:w16sdtdh="http://schemas.microsoft.com/office/word/2020/wordml/sdtdatahash" xmlns:w16sdtfl="http://schemas.microsoft.com/office/word/2024/wordml/sdtformatlock" xmlns:w16se="http://schemas.microsoft.com/office/word/2015/wordml/symex" xmlns:wpg="http://schemas.microsoft.com/office/word/2010/wordprocessingGroup" xmlns:wpi="http://schemas.microsoft.com/office/word/2010/wordprocessingInk" xmlns:wne="http://schemas.microsoft.com/office/word/2006/wordml" xmlns:wps="http://schemas.microsoft.com/office/word/2010/wordprocessingShape" mc:Ignorable="w14 w15 w16se w16cid w16 w16cex w16sdtdh w16sdtfl w16du wp14">
+<w:ftr xmlns:wpc="http://schemas.microsoft.com/office/word/2010/wordprocessingCanvas" xmlns:cx="http://schemas.microsoft.com/office/drawing/2014/chartex" xmlns:cx1="http://schemas.microsoft.com/office/drawing/2015/9/8/chartex" xmlns:cx2="http://schemas.microsoft.com/office/drawing/2015/10/21/chartex" xmlns:cx3="http://schemas.microsoft.com/office/drawing/2016/5/9/chartex" xmlns:cx4="http://schemas.microsoft.com/office/drawing/2016/5/10/chartex" xmlns:cx5="http://schemas.microsoft.com/office/drawing/2016/5/11/chartex" xmlns:cx6="http://schemas.microsoft.com/office/drawing/2016/5/12/chartex" xmlns:cx7="http://schemas.microsoft.com/office/drawing/2016/5/13/chartex" xmlns:cx8="http://schemas.microsoft.com/office/drawing/2016/5/14/chartex" xmlns:mc="http://schemas.openxmlformats.org/markup-compatibility/2006" xmlns:aink="http://schemas.microsoft.com/office/drawing/2016/ink" xmlns:am3d="http://schemas.microsoft.com/office/drawing/2017/model3d" xmlns:o="urn:schemas-microsoft-com:office:office" xmlns:oel="http://schemas.microsoft.com/office/2019/extlst" xmlns:r="http://schemas.openxmlformats.org/officeDocument/2006/relationships" xmlns:m="http://schemas.openxmlformats.org/officeDocument/2006/math" xmlns:v="urn:schemas-microsoft-com:vml" xmlns:wp14="http://schemas.microsoft.com/office/word/2010/wordprocessingDrawing" xmlns:wp="http://schemas.openxmlformats.org/drawingml/2006/wordprocessingDrawing" xmlns:w10="urn:schemas-microsoft-com:office:word" xmlns:w="http://schemas.openxmlformats.org/wordprocessingml/2006/main" xmlns:w14="http://schemas.microsoft.com/office/word/2010/wordml" xmlns:w15="http://schemas.microsoft.com/office/word/2012/wordml" xmlns:w16cex="http://schemas.microsoft.com/office/word/2018/wordml/cex" xmlns:w16cid="http://schemas.microsoft.com/office/word/2016/wordml/cid" xmlns:w16="http://schemas.microsoft.com/office/word/2018/wordml" xmlns:w16du="http://schemas.microsoft.com/office/word/2023/wordml/word16du" xmlns:w16sdtdh="http://schemas.microsoft.com/office/word/2020/wordml/sdtdatahash" xmlns:w16sdtfl="http://schemas.microsoft.com/office/word/2024/wordml/sdtformatlock" xmlns:w16se="http://schemas.microsoft.com/office/word/2015/wordml/symex" xmlns:wpg="http://schemas.microsoft.com/office/word/2010/wordprocessingGroup" xmlns:wpi="http://schemas.microsoft.com/office/word/2010/wordprocessingInk" xmlns:wne="http://schemas.microsoft.com/office/word/2006/wordml" xmlns:wps="http://schemas.microsoft.com/office/word/2010/wordprocessingShape" mc:Ignorable="w14 w15 w16se w16cid w16 w16cex w16sdtdh w16sdtfl w16du wp14">
   <w:p>
     <w:pPr>
       <w:pBdr>
@@ -2126,7 +2502,7 @@
 </file>
 
 <file path=word/footnotes.xml><?xml version="1.0" encoding="utf-8"?>
-<w:footnotes xmlns:wpc="http://schemas.microsoft.com/office/word/2010/wordprocessingCanvas" xmlns:cx="http://schemas.microsoft.com/office/drawing/2014/chartex" xmlns:cx1="http://schemas.microsoft.com/office/drawing/2015/9/8/chartex" xmlns:cx2="http://schemas.microsoft.com/office/drawing/2015/10/21/chartex" xmlns:cx3="http://schemas.microsoft.com/office/drawing/2016/5/9/chartex" xmlns:cx4="http://schemas.microsoft.com/office/drawing/2016/5/10/chartex" xmlns:cx5="http://schemas.microsoft.com/office/drawing/2016/5/11/chartex" xmlns:cx6="http://schemas.microsoft.com/office/drawing/2016/5/12/chartex" xmlns:cx7="http://schemas.microsoft.com/office/drawing/2016/5/13/chartex" xmlns:cx8="http://schemas.microsoft.com/office/drawing/2016/5/14/chartex" xmlns:mc="http://schemas.openxmlformats.org/markup-compatibility/2006" xmlns:aink="http://schemas.microsoft.com/office/drawing/2016/ink" xmlns:am3d="http://schemas.microsoft.com/office/drawing/2017/model3d" xmlns:o="urn:schemas-microsoft-com:office:office" xmlns:oel="http://schemas.microsoft.com/office/2019/extlst" xmlns:r="http://schemas.openxmlformats.org/officeDocument/2006/relationships" xmlns:m="http://schemas.openxmlformats.org/officeDocument/2006/math" xmlns:v="urn:schemas-microsoft-com:vml" xmlns:wp14="http://schemas.microsoft.com/office/word/2010/wordprocessingDrawing" xmlns:wp="http://schemas.openxmlformats.org/drawingml/2006/wordprocessingDrawing" xmlns:w10="urn:schemas-microsoft-com:office:word" xmlns:w="http://schemas.openxmlformats.org/wordprocessingml/2006/main" xmlns:w14="http://schemas.microsoft.com/office/word/2010/wordml" xmlns:w15="http://schemas.microsoft.com/office/word/2012/wordml" xmlns:w16cei="http://schemas.microsoft.com/office/word/2026/wordml/cei" xmlns:w16cex="http://schemas.microsoft.com/office/word/2018/wordml/cex" xmlns:w16cid="http://schemas.microsoft.com/office/word/2016/wordml/cid" xmlns:w16="http://schemas.microsoft.com/office/word/2018/wordml" xmlns:w16du="http://schemas.microsoft.com/office/word/2023/wordml/word16du" xmlns:w16sdtdh="http://schemas.microsoft.com/office/word/2020/wordml/sdtdatahash" xmlns:w16sdtfl="http://schemas.microsoft.com/office/word/2024/wordml/sdtformatlock" xmlns:w16se="http://schemas.microsoft.com/office/word/2015/wordml/symex" xmlns:wpg="http://schemas.microsoft.com/office/word/2010/wordprocessingGroup" xmlns:wpi="http://schemas.microsoft.com/office/word/2010/wordprocessingInk" xmlns:wne="http://schemas.microsoft.com/office/word/2006/wordml" xmlns:wps="http://schemas.microsoft.com/office/word/2010/wordprocessingShape" mc:Ignorable="w14 w15 w16se w16cid w16 w16cex w16sdtdh w16sdtfl w16du wp14">
+<w:footnotes xmlns:wpc="http://schemas.microsoft.com/office/word/2010/wordprocessingCanvas" xmlns:cx="http://schemas.microsoft.com/office/drawing/2014/chartex" xmlns:cx1="http://schemas.microsoft.com/office/drawing/2015/9/8/chartex" xmlns:cx2="http://schemas.microsoft.com/office/drawing/2015/10/21/chartex" xmlns:cx3="http://schemas.microsoft.com/office/drawing/2016/5/9/chartex" xmlns:cx4="http://schemas.microsoft.com/office/drawing/2016/5/10/chartex" xmlns:cx5="http://schemas.microsoft.com/office/drawing/2016/5/11/chartex" xmlns:cx6="http://schemas.microsoft.com/office/drawing/2016/5/12/chartex" xmlns:cx7="http://schemas.microsoft.com/office/drawing/2016/5/13/chartex" xmlns:cx8="http://schemas.microsoft.com/office/drawing/2016/5/14/chartex" xmlns:mc="http://schemas.openxmlformats.org/markup-compatibility/2006" xmlns:aink="http://schemas.microsoft.com/office/drawing/2016/ink" xmlns:am3d="http://schemas.microsoft.com/office/drawing/2017/model3d" xmlns:o="urn:schemas-microsoft-com:office:office" xmlns:oel="http://schemas.microsoft.com/office/2019/extlst" xmlns:r="http://schemas.openxmlformats.org/officeDocument/2006/relationships" xmlns:m="http://schemas.openxmlformats.org/officeDocument/2006/math" xmlns:v="urn:schemas-microsoft-com:vml" xmlns:wp14="http://schemas.microsoft.com/office/word/2010/wordprocessingDrawing" xmlns:wp="http://schemas.openxmlformats.org/drawingml/2006/wordprocessingDrawing" xmlns:w10="urn:schemas-microsoft-com:office:word" xmlns:w="http://schemas.openxmlformats.org/wordprocessingml/2006/main" xmlns:w14="http://schemas.microsoft.com/office/word/2010/wordml" xmlns:w15="http://schemas.microsoft.com/office/word/2012/wordml" xmlns:w16cex="http://schemas.microsoft.com/office/word/2018/wordml/cex" xmlns:w16cid="http://schemas.microsoft.com/office/word/2016/wordml/cid" xmlns:w16="http://schemas.microsoft.com/office/word/2018/wordml" xmlns:w16du="http://schemas.microsoft.com/office/word/2023/wordml/word16du" xmlns:w16sdtdh="http://schemas.microsoft.com/office/word/2020/wordml/sdtdatahash" xmlns:w16sdtfl="http://schemas.microsoft.com/office/word/2024/wordml/sdtformatlock" xmlns:w16se="http://schemas.microsoft.com/office/word/2015/wordml/symex" xmlns:wpg="http://schemas.microsoft.com/office/word/2010/wordprocessingGroup" xmlns:wpi="http://schemas.microsoft.com/office/word/2010/wordprocessingInk" xmlns:wne="http://schemas.microsoft.com/office/word/2006/wordml" xmlns:wps="http://schemas.microsoft.com/office/word/2010/wordprocessingShape" mc:Ignorable="w14 w15 w16se w16cid w16 w16cex w16sdtdh w16sdtfl w16du wp14">
   <w:footnote w:type="separator" w:id="-1">
     <w:p>
       <w:r>
@@ -2145,7 +2521,7 @@
 </file>
 
 <file path=word/header1.xml><?xml version="1.0" encoding="utf-8"?>
-<w:hdr xmlns:wpc="http://schemas.microsoft.com/office/word/2010/wordprocessingCanvas" xmlns:cx="http://schemas.microsoft.com/office/drawing/2014/chartex" xmlns:cx1="http://schemas.microsoft.com/office/drawing/2015/9/8/chartex" xmlns:cx2="http://schemas.microsoft.com/office/drawing/2015/10/21/chartex" xmlns:cx3="http://schemas.microsoft.com/office/drawing/2016/5/9/chartex" xmlns:cx4="http://schemas.microsoft.com/office/drawing/2016/5/10/chartex" xmlns:cx5="http://schemas.microsoft.com/office/drawing/2016/5/11/chartex" xmlns:cx6="http://schemas.microsoft.com/office/drawing/2016/5/12/chartex" xmlns:cx7="http://schemas.microsoft.com/office/drawing/2016/5/13/chartex" xmlns:cx8="http://schemas.microsoft.com/office/drawing/2016/5/14/chartex" xmlns:mc="http://schemas.openxmlformats.org/markup-compatibility/2006" xmlns:aink="http://schemas.microsoft.com/office/drawing/2016/ink" xmlns:am3d="http://schemas.microsoft.com/office/drawing/2017/model3d" xmlns:o="urn:schemas-microsoft-com:office:office" xmlns:oel="http://schemas.microsoft.com/office/2019/extlst" xmlns:r="http://schemas.openxmlformats.org/officeDocument/2006/relationships" xmlns:m="http://schemas.openxmlformats.org/officeDocument/2006/math" xmlns:v="urn:schemas-microsoft-com:vml" xmlns:wp14="http://schemas.microsoft.com/office/word/2010/wordprocessingDrawing" xmlns:wp="http://schemas.openxmlformats.org/drawingml/2006/wordprocessingDrawing" xmlns:w10="urn:schemas-microsoft-com:office:word" xmlns:w="http://schemas.openxmlformats.org/wordprocessingml/2006/main" xmlns:w14="http://schemas.microsoft.com/office/word/2010/wordml" xmlns:w15="http://schemas.microsoft.com/office/word/2012/wordml" xmlns:w16cei="http://schemas.microsoft.com/office/word/2026/wordml/cei" xmlns:w16cex="http://schemas.microsoft.com/office/word/2018/wordml/cex" xmlns:w16cid="http://schemas.microsoft.com/office/word/2016/wordml/cid" xmlns:w16="http://schemas.microsoft.com/office/word/2018/wordml" xmlns:w16du="http://schemas.microsoft.com/office/word/2023/wordml/word16du" xmlns:w16sdtdh="http://schemas.microsoft.com/office/word/2020/wordml/sdtdatahash" xmlns:w16sdtfl="http://schemas.microsoft.com/office/word/2024/wordml/sdtformatlock" xmlns:w16se="http://schemas.microsoft.com/office/word/2015/wordml/symex" xmlns:wpg="http://schemas.microsoft.com/office/word/2010/wordprocessingGroup" xmlns:wpi="http://schemas.microsoft.com/office/word/2010/wordprocessingInk" xmlns:wne="http://schemas.microsoft.com/office/word/2006/wordml" xmlns:wps="http://schemas.microsoft.com/office/word/2010/wordprocessingShape" mc:Ignorable="w14 w15 w16se w16cid w16 w16cex w16sdtdh w16sdtfl w16du wp14">
+<w:hdr xmlns:wpc="http://schemas.microsoft.com/office/word/2010/wordprocessingCanvas" xmlns:cx="http://schemas.microsoft.com/office/drawing/2014/chartex" xmlns:cx1="http://schemas.microsoft.com/office/drawing/2015/9/8/chartex" xmlns:cx2="http://schemas.microsoft.com/office/drawing/2015/10/21/chartex" xmlns:cx3="http://schemas.microsoft.com/office/drawing/2016/5/9/chartex" xmlns:cx4="http://schemas.microsoft.com/office/drawing/2016/5/10/chartex" xmlns:cx5="http://schemas.microsoft.com/office/drawing/2016/5/11/chartex" xmlns:cx6="http://schemas.microsoft.com/office/drawing/2016/5/12/chartex" xmlns:cx7="http://schemas.microsoft.com/office/drawing/2016/5/13/chartex" xmlns:cx8="http://schemas.microsoft.com/office/drawing/2016/5/14/chartex" xmlns:mc="http://schemas.openxmlformats.org/markup-compatibility/2006" xmlns:aink="http://schemas.microsoft.com/office/drawing/2016/ink" xmlns:am3d="http://schemas.microsoft.com/office/drawing/2017/model3d" xmlns:o="urn:schemas-microsoft-com:office:office" xmlns:oel="http://schemas.microsoft.com/office/2019/extlst" xmlns:r="http://schemas.openxmlformats.org/officeDocument/2006/relationships" xmlns:m="http://schemas.openxmlformats.org/officeDocument/2006/math" xmlns:v="urn:schemas-microsoft-com:vml" xmlns:wp14="http://schemas.microsoft.com/office/word/2010/wordprocessingDrawing" xmlns:wp="http://schemas.openxmlformats.org/drawingml/2006/wordprocessingDrawing" xmlns:w10="urn:schemas-microsoft-com:office:word" xmlns:w="http://schemas.openxmlformats.org/wordprocessingml/2006/main" xmlns:w14="http://schemas.microsoft.com/office/word/2010/wordml" xmlns:w15="http://schemas.microsoft.com/office/word/2012/wordml" xmlns:w16cex="http://schemas.microsoft.com/office/word/2018/wordml/cex" xmlns:w16cid="http://schemas.microsoft.com/office/word/2016/wordml/cid" xmlns:w16="http://schemas.microsoft.com/office/word/2018/wordml" xmlns:w16du="http://schemas.microsoft.com/office/word/2023/wordml/word16du" xmlns:w16sdtdh="http://schemas.microsoft.com/office/word/2020/wordml/sdtdatahash" xmlns:w16sdtfl="http://schemas.microsoft.com/office/word/2024/wordml/sdtformatlock" xmlns:w16se="http://schemas.microsoft.com/office/word/2015/wordml/symex" xmlns:wpg="http://schemas.microsoft.com/office/word/2010/wordprocessingGroup" xmlns:wpi="http://schemas.microsoft.com/office/word/2010/wordprocessingInk" xmlns:wne="http://schemas.microsoft.com/office/word/2006/wordml" xmlns:wps="http://schemas.microsoft.com/office/word/2010/wordprocessingShape" mc:Ignorable="w14 w15 w16se w16cid w16 w16cex w16sdtdh w16sdtfl w16du wp14">
   <w:p>
     <w:pPr>
       <w:pBdr>
@@ -2168,7 +2544,7 @@
 </file>
 
 <file path=word/header2.xml><?xml version="1.0" encoding="utf-8"?>
-<w:hdr xmlns:wpc="http://schemas.microsoft.com/office/word/2010/wordprocessingCanvas" xmlns:cx="http://schemas.microsoft.com/office/drawing/2014/chartex" xmlns:cx1="http://schemas.microsoft.com/office/drawing/2015/9/8/chartex" xmlns:cx2="http://schemas.microsoft.com/office/drawing/2015/10/21/chartex" xmlns:cx3="http://schemas.microsoft.com/office/drawing/2016/5/9/chartex" xmlns:cx4="http://schemas.microsoft.com/office/drawing/2016/5/10/chartex" xmlns:cx5="http://schemas.microsoft.com/office/drawing/2016/5/11/chartex" xmlns:cx6="http://schemas.microsoft.com/office/drawing/2016/5/12/chartex" xmlns:cx7="http://schemas.microsoft.com/office/drawing/2016/5/13/chartex" xmlns:cx8="http://schemas.microsoft.com/office/drawing/2016/5/14/chartex" xmlns:mc="http://schemas.openxmlformats.org/markup-compatibility/2006" xmlns:aink="http://schemas.microsoft.com/office/drawing/2016/ink" xmlns:am3d="http://schemas.microsoft.com/office/drawing/2017/model3d" xmlns:o="urn:schemas-microsoft-com:office:office" xmlns:oel="http://schemas.microsoft.com/office/2019/extlst" xmlns:r="http://schemas.openxmlformats.org/officeDocument/2006/relationships" xmlns:m="http://schemas.openxmlformats.org/officeDocument/2006/math" xmlns:v="urn:schemas-microsoft-com:vml" xmlns:wp14="http://schemas.microsoft.com/office/word/2010/wordprocessingDrawing" xmlns:wp="http://schemas.openxmlformats.org/drawingml/2006/wordprocessingDrawing" xmlns:w10="urn:schemas-microsoft-com:office:word" xmlns:w="http://schemas.openxmlformats.org/wordprocessingml/2006/main" xmlns:w14="http://schemas.microsoft.com/office/word/2010/wordml" xmlns:w15="http://schemas.microsoft.com/office/word/2012/wordml" xmlns:w16cei="http://schemas.microsoft.com/office/word/2026/wordml/cei" xmlns:w16cex="http://schemas.microsoft.com/office/word/2018/wordml/cex" xmlns:w16cid="http://schemas.microsoft.com/office/word/2016/wordml/cid" xmlns:w16="http://schemas.microsoft.com/office/word/2018/wordml" xmlns:w16du="http://schemas.microsoft.com/office/word/2023/wordml/word16du" xmlns:w16sdtdh="http://schemas.microsoft.com/office/word/2020/wordml/sdtdatahash" xmlns:w16sdtfl="http://schemas.microsoft.com/office/word/2024/wordml/sdtformatlock" xmlns:w16se="http://schemas.microsoft.com/office/word/2015/wordml/symex" xmlns:wpg="http://schemas.microsoft.com/office/word/2010/wordprocessingGroup" xmlns:wpi="http://schemas.microsoft.com/office/word/2010/wordprocessingInk" xmlns:wne="http://schemas.microsoft.com/office/word/2006/wordml" xmlns:wps="http://schemas.microsoft.com/office/word/2010/wordprocessingShape" mc:Ignorable="w14 w15 w16se w16cid w16 w16cex w16sdtdh w16sdtfl w16du wp14">
+<w:hdr xmlns:wpc="http://schemas.microsoft.com/office/word/2010/wordprocessingCanvas" xmlns:cx="http://schemas.microsoft.com/office/drawing/2014/chartex" xmlns:cx1="http://schemas.microsoft.com/office/drawing/2015/9/8/chartex" xmlns:cx2="http://schemas.microsoft.com/office/drawing/2015/10/21/chartex" xmlns:cx3="http://schemas.microsoft.com/office/drawing/2016/5/9/chartex" xmlns:cx4="http://schemas.microsoft.com/office/drawing/2016/5/10/chartex" xmlns:cx5="http://schemas.microsoft.com/office/drawing/2016/5/11/chartex" xmlns:cx6="http://schemas.microsoft.com/office/drawing/2016/5/12/chartex" xmlns:cx7="http://schemas.microsoft.com/office/drawing/2016/5/13/chartex" xmlns:cx8="http://schemas.microsoft.com/office/drawing/2016/5/14/chartex" xmlns:mc="http://schemas.openxmlformats.org/markup-compatibility/2006" xmlns:aink="http://schemas.microsoft.com/office/drawing/2016/ink" xmlns:am3d="http://schemas.microsoft.com/office/drawing/2017/model3d" xmlns:o="urn:schemas-microsoft-com:office:office" xmlns:oel="http://schemas.microsoft.com/office/2019/extlst" xmlns:r="http://schemas.openxmlformats.org/officeDocument/2006/relationships" xmlns:m="http://schemas.openxmlformats.org/officeDocument/2006/math" xmlns:v="urn:schemas-microsoft-com:vml" xmlns:wp14="http://schemas.microsoft.com/office/word/2010/wordprocessingDrawing" xmlns:wp="http://schemas.openxmlformats.org/drawingml/2006/wordprocessingDrawing" xmlns:w10="urn:schemas-microsoft-com:office:word" xmlns:w="http://schemas.openxmlformats.org/wordprocessingml/2006/main" xmlns:w14="http://schemas.microsoft.com/office/word/2010/wordml" xmlns:w15="http://schemas.microsoft.com/office/word/2012/wordml" xmlns:w16cex="http://schemas.microsoft.com/office/word/2018/wordml/cex" xmlns:w16cid="http://schemas.microsoft.com/office/word/2016/wordml/cid" xmlns:w16="http://schemas.microsoft.com/office/word/2018/wordml" xmlns:w16du="http://schemas.microsoft.com/office/word/2023/wordml/word16du" xmlns:w16sdtdh="http://schemas.microsoft.com/office/word/2020/wordml/sdtdatahash" xmlns:w16sdtfl="http://schemas.microsoft.com/office/word/2024/wordml/sdtformatlock" xmlns:w16se="http://schemas.microsoft.com/office/word/2015/wordml/symex" xmlns:wpg="http://schemas.microsoft.com/office/word/2010/wordprocessingGroup" xmlns:wpi="http://schemas.microsoft.com/office/word/2010/wordprocessingInk" xmlns:wne="http://schemas.microsoft.com/office/word/2006/wordml" xmlns:wps="http://schemas.microsoft.com/office/word/2010/wordprocessingShape" mc:Ignorable="w14 w15 w16se w16cid w16 w16cex w16sdtdh w16sdtfl w16du wp14">
   <w:p>
     <w:pPr>
       <w:rPr>
@@ -2199,7 +2575,7 @@
 </file>
 
 <file path=word/header3.xml><?xml version="1.0" encoding="utf-8"?>
-<w:hdr xmlns:wpc="http://schemas.microsoft.com/office/word/2010/wordprocessingCanvas" xmlns:cx="http://schemas.microsoft.com/office/drawing/2014/chartex" xmlns:cx1="http://schemas.microsoft.com/office/drawing/2015/9/8/chartex" xmlns:cx2="http://schemas.microsoft.com/office/drawing/2015/10/21/chartex" xmlns:cx3="http://schemas.microsoft.com/office/drawing/2016/5/9/chartex" xmlns:cx4="http://schemas.microsoft.com/office/drawing/2016/5/10/chartex" xmlns:cx5="http://schemas.microsoft.com/office/drawing/2016/5/11/chartex" xmlns:cx6="http://schemas.microsoft.com/office/drawing/2016/5/12/chartex" xmlns:cx7="http://schemas.microsoft.com/office/drawing/2016/5/13/chartex" xmlns:cx8="http://schemas.microsoft.com/office/drawing/2016/5/14/chartex" xmlns:mc="http://schemas.openxmlformats.org/markup-compatibility/2006" xmlns:aink="http://schemas.microsoft.com/office/drawing/2016/ink" xmlns:am3d="http://schemas.microsoft.com/office/drawing/2017/model3d" xmlns:o="urn:schemas-microsoft-com:office:office" xmlns:oel="http://schemas.microsoft.com/office/2019/extlst" xmlns:r="http://schemas.openxmlformats.org/officeDocument/2006/relationships" xmlns:m="http://schemas.openxmlformats.org/officeDocument/2006/math" xmlns:v="urn:schemas-microsoft-com:vml" xmlns:wp14="http://schemas.microsoft.com/office/word/2010/wordprocessingDrawing" xmlns:wp="http://schemas.openxmlformats.org/drawingml/2006/wordprocessingDrawing" xmlns:w10="urn:schemas-microsoft-com:office:word" xmlns:w="http://schemas.openxmlformats.org/wordprocessingml/2006/main" xmlns:w14="http://schemas.microsoft.com/office/word/2010/wordml" xmlns:w15="http://schemas.microsoft.com/office/word/2012/wordml" xmlns:w16cei="http://schemas.microsoft.com/office/word/2026/wordml/cei" xmlns:w16cex="http://schemas.microsoft.com/office/word/2018/wordml/cex" xmlns:w16cid="http://schemas.microsoft.com/office/word/2016/wordml/cid" xmlns:w16="http://schemas.microsoft.com/office/word/2018/wordml" xmlns:w16du="http://schemas.microsoft.com/office/word/2023/wordml/word16du" xmlns:w16sdtdh="http://schemas.microsoft.com/office/word/2020/wordml/sdtdatahash" xmlns:w16sdtfl="http://schemas.microsoft.com/office/word/2024/wordml/sdtformatlock" xmlns:w16se="http://schemas.microsoft.com/office/word/2015/wordml/symex" xmlns:wpg="http://schemas.microsoft.com/office/word/2010/wordprocessingGroup" xmlns:wpi="http://schemas.microsoft.com/office/word/2010/wordprocessingInk" xmlns:wne="http://schemas.microsoft.com/office/word/2006/wordml" xmlns:wps="http://schemas.microsoft.com/office/word/2010/wordprocessingShape" mc:Ignorable="w14 w15 w16se w16cid w16 w16cex w16sdtdh w16sdtfl w16du wp14">
+<w:hdr xmlns:wpc="http://schemas.microsoft.com/office/word/2010/wordprocessingCanvas" xmlns:cx="http://schemas.microsoft.com/office/drawing/2014/chartex" xmlns:cx1="http://schemas.microsoft.com/office/drawing/2015/9/8/chartex" xmlns:cx2="http://schemas.microsoft.com/office/drawing/2015/10/21/chartex" xmlns:cx3="http://schemas.microsoft.com/office/drawing/2016/5/9/chartex" xmlns:cx4="http://schemas.microsoft.com/office/drawing/2016/5/10/chartex" xmlns:cx5="http://schemas.microsoft.com/office/drawing/2016/5/11/chartex" xmlns:cx6="http://schemas.microsoft.com/office/drawing/2016/5/12/chartex" xmlns:cx7="http://schemas.microsoft.com/office/drawing/2016/5/13/chartex" xmlns:cx8="http://schemas.microsoft.com/office/drawing/2016/5/14/chartex" xmlns:mc="http://schemas.openxmlformats.org/markup-compatibility/2006" xmlns:aink="http://schemas.microsoft.com/office/drawing/2016/ink" xmlns:am3d="http://schemas.microsoft.com/office/drawing/2017/model3d" xmlns:o="urn:schemas-microsoft-com:office:office" xmlns:oel="http://schemas.microsoft.com/office/2019/extlst" xmlns:r="http://schemas.openxmlformats.org/officeDocument/2006/relationships" xmlns:m="http://schemas.openxmlformats.org/officeDocument/2006/math" xmlns:v="urn:schemas-microsoft-com:vml" xmlns:wp14="http://schemas.microsoft.com/office/word/2010/wordprocessingDrawing" xmlns:wp="http://schemas.openxmlformats.org/drawingml/2006/wordprocessingDrawing" xmlns:w10="urn:schemas-microsoft-com:office:word" xmlns:w="http://schemas.openxmlformats.org/wordprocessingml/2006/main" xmlns:w14="http://schemas.microsoft.com/office/word/2010/wordml" xmlns:w15="http://schemas.microsoft.com/office/word/2012/wordml" xmlns:w16cex="http://schemas.microsoft.com/office/word/2018/wordml/cex" xmlns:w16cid="http://schemas.microsoft.com/office/word/2016/wordml/cid" xmlns:w16="http://schemas.microsoft.com/office/word/2018/wordml" xmlns:w16du="http://schemas.microsoft.com/office/word/2023/wordml/word16du" xmlns:w16sdtdh="http://schemas.microsoft.com/office/word/2020/wordml/sdtdatahash" xmlns:w16sdtfl="http://schemas.microsoft.com/office/word/2024/wordml/sdtformatlock" xmlns:w16se="http://schemas.microsoft.com/office/word/2015/wordml/symex" xmlns:wpg="http://schemas.microsoft.com/office/word/2010/wordprocessingGroup" xmlns:wpi="http://schemas.microsoft.com/office/word/2010/wordprocessingInk" xmlns:wne="http://schemas.microsoft.com/office/word/2006/wordml" xmlns:wps="http://schemas.microsoft.com/office/word/2010/wordprocessingShape" mc:Ignorable="w14 w15 w16se w16cid w16 w16cex w16sdtdh w16sdtfl w16du wp14">
   <w:p>
     <w:pPr>
       <w:pBdr>
@@ -2222,7 +2598,7 @@
 </file>
 
 <file path=word/header4.xml><?xml version="1.0" encoding="utf-8"?>
-<w:hdr xmlns:wpc="http://schemas.microsoft.com/office/word/2010/wordprocessingCanvas" xmlns:cx="http://schemas.microsoft.com/office/drawing/2014/chartex" xmlns:cx1="http://schemas.microsoft.com/office/drawing/2015/9/8/chartex" xmlns:cx2="http://schemas.microsoft.com/office/drawing/2015/10/21/chartex" xmlns:cx3="http://schemas.microsoft.com/office/drawing/2016/5/9/chartex" xmlns:cx4="http://schemas.microsoft.com/office/drawing/2016/5/10/chartex" xmlns:cx5="http://schemas.microsoft.com/office/drawing/2016/5/11/chartex" xmlns:cx6="http://schemas.microsoft.com/office/drawing/2016/5/12/chartex" xmlns:cx7="http://schemas.microsoft.com/office/drawing/2016/5/13/chartex" xmlns:cx8="http://schemas.microsoft.com/office/drawing/2016/5/14/chartex" xmlns:mc="http://schemas.openxmlformats.org/markup-compatibility/2006" xmlns:aink="http://schemas.microsoft.com/office/drawing/2016/ink" xmlns:am3d="http://schemas.microsoft.com/office/drawing/2017/model3d" xmlns:o="urn:schemas-microsoft-com:office:office" xmlns:oel="http://schemas.microsoft.com/office/2019/extlst" xmlns:r="http://schemas.openxmlformats.org/officeDocument/2006/relationships" xmlns:m="http://schemas.openxmlformats.org/officeDocument/2006/math" xmlns:v="urn:schemas-microsoft-com:vml" xmlns:wp14="http://schemas.microsoft.com/office/word/2010/wordprocessingDrawing" xmlns:wp="http://schemas.openxmlformats.org/drawingml/2006/wordprocessingDrawing" xmlns:w10="urn:schemas-microsoft-com:office:word" xmlns:w="http://schemas.openxmlformats.org/wordprocessingml/2006/main" xmlns:w14="http://schemas.microsoft.com/office/word/2010/wordml" xmlns:w15="http://schemas.microsoft.com/office/word/2012/wordml" xmlns:w16cei="http://schemas.microsoft.com/office/word/2026/wordml/cei" xmlns:w16cex="http://schemas.microsoft.com/office/word/2018/wordml/cex" xmlns:w16cid="http://schemas.microsoft.com/office/word/2016/wordml/cid" xmlns:w16="http://schemas.microsoft.com/office/word/2018/wordml" xmlns:w16du="http://schemas.microsoft.com/office/word/2023/wordml/word16du" xmlns:w16sdtdh="http://schemas.microsoft.com/office/word/2020/wordml/sdtdatahash" xmlns:w16sdtfl="http://schemas.microsoft.com/office/word/2024/wordml/sdtformatlock" xmlns:w16se="http://schemas.microsoft.com/office/word/2015/wordml/symex" xmlns:wpg="http://schemas.microsoft.com/office/word/2010/wordprocessingGroup" xmlns:wpi="http://schemas.microsoft.com/office/word/2010/wordprocessingInk" xmlns:wne="http://schemas.microsoft.com/office/word/2006/wordml" xmlns:wps="http://schemas.microsoft.com/office/word/2010/wordprocessingShape" mc:Ignorable="w14 w15 w16se w16cid w16 w16cex w16sdtdh w16sdtfl w16du wp14">
+<w:hdr xmlns:wpc="http://schemas.microsoft.com/office/word/2010/wordprocessingCanvas" xmlns:cx="http://schemas.microsoft.com/office/drawing/2014/chartex" xmlns:cx1="http://schemas.microsoft.com/office/drawing/2015/9/8/chartex" xmlns:cx2="http://schemas.microsoft.com/office/drawing/2015/10/21/chartex" xmlns:cx3="http://schemas.microsoft.com/office/drawing/2016/5/9/chartex" xmlns:cx4="http://schemas.microsoft.com/office/drawing/2016/5/10/chartex" xmlns:cx5="http://schemas.microsoft.com/office/drawing/2016/5/11/chartex" xmlns:cx6="http://schemas.microsoft.com/office/drawing/2016/5/12/chartex" xmlns:cx7="http://schemas.microsoft.com/office/drawing/2016/5/13/chartex" xmlns:cx8="http://schemas.microsoft.com/office/drawing/2016/5/14/chartex" xmlns:mc="http://schemas.openxmlformats.org/markup-compatibility/2006" xmlns:aink="http://schemas.microsoft.com/office/drawing/2016/ink" xmlns:am3d="http://schemas.microsoft.com/office/drawing/2017/model3d" xmlns:o="urn:schemas-microsoft-com:office:office" xmlns:oel="http://schemas.microsoft.com/office/2019/extlst" xmlns:r="http://schemas.openxmlformats.org/officeDocument/2006/relationships" xmlns:m="http://schemas.openxmlformats.org/officeDocument/2006/math" xmlns:v="urn:schemas-microsoft-com:vml" xmlns:wp14="http://schemas.microsoft.com/office/word/2010/wordprocessingDrawing" xmlns:wp="http://schemas.openxmlformats.org/drawingml/2006/wordprocessingDrawing" xmlns:w10="urn:schemas-microsoft-com:office:word" xmlns:w="http://schemas.openxmlformats.org/wordprocessingml/2006/main" xmlns:w14="http://schemas.microsoft.com/office/word/2010/wordml" xmlns:w15="http://schemas.microsoft.com/office/word/2012/wordml" xmlns:w16cex="http://schemas.microsoft.com/office/word/2018/wordml/cex" xmlns:w16cid="http://schemas.microsoft.com/office/word/2016/wordml/cid" xmlns:w16="http://schemas.microsoft.com/office/word/2018/wordml" xmlns:w16du="http://schemas.microsoft.com/office/word/2023/wordml/word16du" xmlns:w16sdtdh="http://schemas.microsoft.com/office/word/2020/wordml/sdtdatahash" xmlns:w16sdtfl="http://schemas.microsoft.com/office/word/2024/wordml/sdtformatlock" xmlns:w16se="http://schemas.microsoft.com/office/word/2015/wordml/symex" xmlns:wpg="http://schemas.microsoft.com/office/word/2010/wordprocessingGroup" xmlns:wpi="http://schemas.microsoft.com/office/word/2010/wordprocessingInk" xmlns:wne="http://schemas.microsoft.com/office/word/2006/wordml" xmlns:wps="http://schemas.microsoft.com/office/word/2010/wordprocessingShape" mc:Ignorable="w14 w15 w16se w16cid w16 w16cex w16sdtdh w16sdtfl w16du wp14">
   <w:p>
     <w:pPr>
       <w:pBdr>
@@ -2245,7 +2621,7 @@
 </file>
 
 <file path=word/header5.xml><?xml version="1.0" encoding="utf-8"?>
-<w:hdr xmlns:wpc="http://schemas.microsoft.com/office/word/2010/wordprocessingCanvas" xmlns:cx="http://schemas.microsoft.com/office/drawing/2014/chartex" xmlns:cx1="http://schemas.microsoft.com/office/drawing/2015/9/8/chartex" xmlns:cx2="http://schemas.microsoft.com/office/drawing/2015/10/21/chartex" xmlns:cx3="http://schemas.microsoft.com/office/drawing/2016/5/9/chartex" xmlns:cx4="http://schemas.microsoft.com/office/drawing/2016/5/10/chartex" xmlns:cx5="http://schemas.microsoft.com/office/drawing/2016/5/11/chartex" xmlns:cx6="http://schemas.microsoft.com/office/drawing/2016/5/12/chartex" xmlns:cx7="http://schemas.microsoft.com/office/drawing/2016/5/13/chartex" xmlns:cx8="http://schemas.microsoft.com/office/drawing/2016/5/14/chartex" xmlns:mc="http://schemas.openxmlformats.org/markup-compatibility/2006" xmlns:aink="http://schemas.microsoft.com/office/drawing/2016/ink" xmlns:am3d="http://schemas.microsoft.com/office/drawing/2017/model3d" xmlns:o="urn:schemas-microsoft-com:office:office" xmlns:oel="http://schemas.microsoft.com/office/2019/extlst" xmlns:r="http://schemas.openxmlformats.org/officeDocument/2006/relationships" xmlns:m="http://schemas.openxmlformats.org/officeDocument/2006/math" xmlns:v="urn:schemas-microsoft-com:vml" xmlns:wp14="http://schemas.microsoft.com/office/word/2010/wordprocessingDrawing" xmlns:wp="http://schemas.openxmlformats.org/drawingml/2006/wordprocessingDrawing" xmlns:w10="urn:schemas-microsoft-com:office:word" xmlns:w="http://schemas.openxmlformats.org/wordprocessingml/2006/main" xmlns:w14="http://schemas.microsoft.com/office/word/2010/wordml" xmlns:w15="http://schemas.microsoft.com/office/word/2012/wordml" xmlns:w16cei="http://schemas.microsoft.com/office/word/2026/wordml/cei" xmlns:w16cex="http://schemas.microsoft.com/office/word/2018/wordml/cex" xmlns:w16cid="http://schemas.microsoft.com/office/word/2016/wordml/cid" xmlns:w16="http://schemas.microsoft.com/office/word/2018/wordml" xmlns:w16du="http://schemas.microsoft.com/office/word/2023/wordml/word16du" xmlns:w16sdtdh="http://schemas.microsoft.com/office/word/2020/wordml/sdtdatahash" xmlns:w16sdtfl="http://schemas.microsoft.com/office/word/2024/wordml/sdtformatlock" xmlns:w16se="http://schemas.microsoft.com/office/word/2015/wordml/symex" xmlns:wpg="http://schemas.microsoft.com/office/word/2010/wordprocessingGroup" xmlns:wpi="http://schemas.microsoft.com/office/word/2010/wordprocessingInk" xmlns:wne="http://schemas.microsoft.com/office/word/2006/wordml" xmlns:wps="http://schemas.microsoft.com/office/word/2010/wordprocessingShape" mc:Ignorable="w14 w15 w16se w16cid w16 w16cex w16sdtdh w16sdtfl w16du wp14">
+<w:hdr xmlns:wpc="http://schemas.microsoft.com/office/word/2010/wordprocessingCanvas" xmlns:cx="http://schemas.microsoft.com/office/drawing/2014/chartex" xmlns:cx1="http://schemas.microsoft.com/office/drawing/2015/9/8/chartex" xmlns:cx2="http://schemas.microsoft.com/office/drawing/2015/10/21/chartex" xmlns:cx3="http://schemas.microsoft.com/office/drawing/2016/5/9/chartex" xmlns:cx4="http://schemas.microsoft.com/office/drawing/2016/5/10/chartex" xmlns:cx5="http://schemas.microsoft.com/office/drawing/2016/5/11/chartex" xmlns:cx6="http://schemas.microsoft.com/office/drawing/2016/5/12/chartex" xmlns:cx7="http://schemas.microsoft.com/office/drawing/2016/5/13/chartex" xmlns:cx8="http://schemas.microsoft.com/office/drawing/2016/5/14/chartex" xmlns:mc="http://schemas.openxmlformats.org/markup-compatibility/2006" xmlns:aink="http://schemas.microsoft.com/office/drawing/2016/ink" xmlns:am3d="http://schemas.microsoft.com/office/drawing/2017/model3d" xmlns:o="urn:schemas-microsoft-com:office:office" xmlns:oel="http://schemas.microsoft.com/office/2019/extlst" xmlns:r="http://schemas.openxmlformats.org/officeDocument/2006/relationships" xmlns:m="http://schemas.openxmlformats.org/officeDocument/2006/math" xmlns:v="urn:schemas-microsoft-com:vml" xmlns:wp14="http://schemas.microsoft.com/office/word/2010/wordprocessingDrawing" xmlns:wp="http://schemas.openxmlformats.org/drawingml/2006/wordprocessingDrawing" xmlns:w10="urn:schemas-microsoft-com:office:word" xmlns:w="http://schemas.openxmlformats.org/wordprocessingml/2006/main" xmlns:w14="http://schemas.microsoft.com/office/word/2010/wordml" xmlns:w15="http://schemas.microsoft.com/office/word/2012/wordml" xmlns:w16cex="http://schemas.microsoft.com/office/word/2018/wordml/cex" xmlns:w16cid="http://schemas.microsoft.com/office/word/2016/wordml/cid" xmlns:w16="http://schemas.microsoft.com/office/word/2018/wordml" xmlns:w16du="http://schemas.microsoft.com/office/word/2023/wordml/word16du" xmlns:w16sdtdh="http://schemas.microsoft.com/office/word/2020/wordml/sdtdatahash" xmlns:w16sdtfl="http://schemas.microsoft.com/office/word/2024/wordml/sdtformatlock" xmlns:w16se="http://schemas.microsoft.com/office/word/2015/wordml/symex" xmlns:wpg="http://schemas.microsoft.com/office/word/2010/wordprocessingGroup" xmlns:wpi="http://schemas.microsoft.com/office/word/2010/wordprocessingInk" xmlns:wne="http://schemas.microsoft.com/office/word/2006/wordml" xmlns:wps="http://schemas.microsoft.com/office/word/2010/wordprocessingShape" mc:Ignorable="w14 w15 w16se w16cid w16 w16cex w16sdtdh w16sdtfl w16du wp14">
   <w:p>
     <w:pPr>
       <w:pBdr>
@@ -2268,7 +2644,7 @@
 </file>
 
 <file path=word/numbering.xml><?xml version="1.0" encoding="utf-8"?>
-<w:numbering xmlns:wpc="http://schemas.microsoft.com/office/word/2010/wordprocessingCanvas" xmlns:cx="http://schemas.microsoft.com/office/drawing/2014/chartex" xmlns:cx1="http://schemas.microsoft.com/office/drawing/2015/9/8/chartex" xmlns:cx2="http://schemas.microsoft.com/office/drawing/2015/10/21/chartex" xmlns:cx3="http://schemas.microsoft.com/office/drawing/2016/5/9/chartex" xmlns:cx4="http://schemas.microsoft.com/office/drawing/2016/5/10/chartex" xmlns:cx5="http://schemas.microsoft.com/office/drawing/2016/5/11/chartex" xmlns:cx6="http://schemas.microsoft.com/office/drawing/2016/5/12/chartex" xmlns:cx7="http://schemas.microsoft.com/office/drawing/2016/5/13/chartex" xmlns:cx8="http://schemas.microsoft.com/office/drawing/2016/5/14/chartex" xmlns:mc="http://schemas.openxmlformats.org/markup-compatibility/2006" xmlns:aink="http://schemas.microsoft.com/office/drawing/2016/ink" xmlns:am3d="http://schemas.microsoft.com/office/drawing/2017/model3d" xmlns:o="urn:schemas-microsoft-com:office:office" xmlns:oel="http://schemas.microsoft.com/office/2019/extlst" xmlns:r="http://schemas.openxmlformats.org/officeDocument/2006/relationships" xmlns:m="http://schemas.openxmlformats.org/officeDocument/2006/math" xmlns:v="urn:schemas-microsoft-com:vml" xmlns:wp14="http://schemas.microsoft.com/office/word/2010/wordprocessingDrawing" xmlns:wp="http://schemas.openxmlformats.org/drawingml/2006/wordprocessingDrawing" xmlns:w10="urn:schemas-microsoft-com:office:word" xmlns:w="http://schemas.openxmlformats.org/wordprocessingml/2006/main" xmlns:w14="http://schemas.microsoft.com/office/word/2010/wordml" xmlns:w15="http://schemas.microsoft.com/office/word/2012/wordml" xmlns:w16cei="http://schemas.microsoft.com/office/word/2026/wordml/cei" xmlns:w16cex="http://schemas.microsoft.com/office/word/2018/wordml/cex" xmlns:w16cid="http://schemas.microsoft.com/office/word/2016/wordml/cid" xmlns:w16="http://schemas.microsoft.com/office/word/2018/wordml" xmlns:w16du="http://schemas.microsoft.com/office/word/2023/wordml/word16du" xmlns:w16sdtdh="http://schemas.microsoft.com/office/word/2020/wordml/sdtdatahash" xmlns:w16sdtfl="http://schemas.microsoft.com/office/word/2024/wordml/sdtformatlock" xmlns:w16se="http://schemas.microsoft.com/office/word/2015/wordml/symex" xmlns:wpg="http://schemas.microsoft.com/office/word/2010/wordprocessingGroup" xmlns:wpi="http://schemas.microsoft.com/office/word/2010/wordprocessingInk" xmlns:wne="http://schemas.microsoft.com/office/word/2006/wordml" xmlns:wps="http://schemas.microsoft.com/office/word/2010/wordprocessingShape" mc:Ignorable="w14 w15 w16se w16cid w16 w16cex w16sdtdh w16sdtfl w16du wp14">
+<w:numbering xmlns:wpc="http://schemas.microsoft.com/office/word/2010/wordprocessingCanvas" xmlns:cx="http://schemas.microsoft.com/office/drawing/2014/chartex" xmlns:cx1="http://schemas.microsoft.com/office/drawing/2015/9/8/chartex" xmlns:cx2="http://schemas.microsoft.com/office/drawing/2015/10/21/chartex" xmlns:cx3="http://schemas.microsoft.com/office/drawing/2016/5/9/chartex" xmlns:cx4="http://schemas.microsoft.com/office/drawing/2016/5/10/chartex" xmlns:cx5="http://schemas.microsoft.com/office/drawing/2016/5/11/chartex" xmlns:cx6="http://schemas.microsoft.com/office/drawing/2016/5/12/chartex" xmlns:cx7="http://schemas.microsoft.com/office/drawing/2016/5/13/chartex" xmlns:cx8="http://schemas.microsoft.com/office/drawing/2016/5/14/chartex" xmlns:mc="http://schemas.openxmlformats.org/markup-compatibility/2006" xmlns:aink="http://schemas.microsoft.com/office/drawing/2016/ink" xmlns:am3d="http://schemas.microsoft.com/office/drawing/2017/model3d" xmlns:o="urn:schemas-microsoft-com:office:office" xmlns:oel="http://schemas.microsoft.com/office/2019/extlst" xmlns:r="http://schemas.openxmlformats.org/officeDocument/2006/relationships" xmlns:m="http://schemas.openxmlformats.org/officeDocument/2006/math" xmlns:v="urn:schemas-microsoft-com:vml" xmlns:wp14="http://schemas.microsoft.com/office/word/2010/wordprocessingDrawing" xmlns:wp="http://schemas.openxmlformats.org/drawingml/2006/wordprocessingDrawing" xmlns:w10="urn:schemas-microsoft-com:office:word" xmlns:w="http://schemas.openxmlformats.org/wordprocessingml/2006/main" xmlns:w14="http://schemas.microsoft.com/office/word/2010/wordml" xmlns:w15="http://schemas.microsoft.com/office/word/2012/wordml" xmlns:w16cex="http://schemas.microsoft.com/office/word/2018/wordml/cex" xmlns:w16cid="http://schemas.microsoft.com/office/word/2016/wordml/cid" xmlns:w16="http://schemas.microsoft.com/office/word/2018/wordml" xmlns:w16du="http://schemas.microsoft.com/office/word/2023/wordml/word16du" xmlns:w16sdtdh="http://schemas.microsoft.com/office/word/2020/wordml/sdtdatahash" xmlns:w16sdtfl="http://schemas.microsoft.com/office/word/2024/wordml/sdtformatlock" xmlns:w16se="http://schemas.microsoft.com/office/word/2015/wordml/symex" xmlns:wpg="http://schemas.microsoft.com/office/word/2010/wordprocessingGroup" xmlns:wpi="http://schemas.microsoft.com/office/word/2010/wordprocessingInk" xmlns:wne="http://schemas.microsoft.com/office/word/2006/wordml" xmlns:wps="http://schemas.microsoft.com/office/word/2010/wordprocessingShape" mc:Ignorable="w14 w15 w16se w16cid w16 w16cex w16sdtdh w16sdtfl w16du wp14">
   <w:abstractNum w:abstractNumId="0" w15:restartNumberingAfterBreak="0">
     <w:nsid w:val="04072E76"/>
     <w:multiLevelType w:val="multilevel"/>

--- a/iot/artifacts/meeting1/Vision.docx
+++ b/iot/artifacts/meeting1/Vision.docx
@@ -18,18 +18,18 @@
           <w:noProof/>
         </w:rPr>
         <w:drawing>
-          <wp:anchor distT="0" distB="0" distL="114300" distR="114300" simplePos="0" relativeHeight="251658240" behindDoc="0" locked="0" layoutInCell="1" allowOverlap="1" wp14:anchorId="07285C52" wp14:editId="15263A6B">
+          <wp:anchor distT="0" distB="0" distL="114300" distR="114300" simplePos="0" relativeHeight="251658240" behindDoc="0" locked="0" layoutInCell="1" allowOverlap="1" wp14:anchorId="75094F5C" wp14:editId="47D8EC08">
             <wp:simplePos x="0" y="0"/>
-            <wp:positionH relativeFrom="page">
-              <wp:align>right</wp:align>
+            <wp:positionH relativeFrom="column">
+              <wp:posOffset>5911850</wp:posOffset>
             </wp:positionH>
             <wp:positionV relativeFrom="paragraph">
-              <wp:posOffset>-914400</wp:posOffset>
+              <wp:posOffset>196850</wp:posOffset>
             </wp:positionV>
-            <wp:extent cx="1004400" cy="1004400"/>
-            <wp:effectExtent l="0" t="0" r="5715" b="5715"/>
+            <wp:extent cx="748800" cy="910800"/>
+            <wp:effectExtent l="0" t="0" r="0" b="3810"/>
             <wp:wrapNone/>
-            <wp:docPr id="1364721233" name="Bildobjekt 1"/>
+            <wp:docPr id="305650854" name="Bildobjekt 1"/>
             <wp:cNvGraphicFramePr>
               <a:graphicFrameLocks xmlns:a="http://schemas.openxmlformats.org/drawingml/2006/main" noChangeAspect="1"/>
             </wp:cNvGraphicFramePr>
@@ -37,7 +37,7 @@
               <a:graphicData uri="http://schemas.openxmlformats.org/drawingml/2006/picture">
                 <pic:pic xmlns:pic="http://schemas.openxmlformats.org/drawingml/2006/picture">
                   <pic:nvPicPr>
-                    <pic:cNvPr id="1364721233" name="Bildobjekt 1"/>
+                    <pic:cNvPr id="305650854" name="Bildobjekt 1"/>
                     <pic:cNvPicPr>
                       <a:picLocks noChangeAspect="1"/>
                     </pic:cNvPicPr>
@@ -58,7 +58,7 @@
                   <pic:spPr bwMode="auto">
                     <a:xfrm>
                       <a:off x="0" y="0"/>
-                      <a:ext cx="1004400" cy="1004400"/>
+                      <a:ext cx="748800" cy="910800"/>
                     </a:xfrm>
                     <a:prstGeom prst="rect">
                       <a:avLst/>

--- a/iot/artifacts/meeting1/Vision.docx
+++ b/iot/artifacts/meeting1/Vision.docx
@@ -87,21 +87,10 @@
           <w:szCs w:val="60"/>
           <w:lang w:val="sv-SE"/>
         </w:rPr>
-        <w:t xml:space="preserve">Vision </w:t>
-      </w:r>
-      <w:proofErr w:type="spellStart"/>
-      <w:r>
-        <w:rPr>
-          <w:rFonts w:asciiTheme="majorBidi" w:hAnsiTheme="majorBidi" w:cstheme="majorBidi"/>
-          <w:sz w:val="60"/>
-          <w:szCs w:val="60"/>
-          <w:lang w:val="sv-SE"/>
-        </w:rPr>
-        <w:t>Documentation</w:t>
+        <w:t>Vision Documentation</w:t>
       </w:r>
       <w:bookmarkStart w:id="0" w:name="_heading=h.dnb7s7qipan4" w:colFirst="0" w:colLast="0"/>
       <w:bookmarkEnd w:id="0"/>
-      <w:proofErr w:type="spellEnd"/>
     </w:p>
     <w:p>
       <w:pPr>
@@ -851,19 +840,11 @@
         </w:rPr>
       </w:pPr>
       <w:bookmarkStart w:id="1" w:name="_Toc236003199"/>
-      <w:proofErr w:type="spellStart"/>
-      <w:r>
-        <w:rPr>
-          <w:rFonts w:asciiTheme="majorBidi" w:hAnsiTheme="majorBidi" w:cstheme="majorBidi"/>
-        </w:rPr>
-        <w:t>SmartHouse</w:t>
-      </w:r>
-      <w:proofErr w:type="spellEnd"/>
-      <w:r>
-        <w:rPr>
-          <w:rFonts w:asciiTheme="majorBidi" w:hAnsiTheme="majorBidi" w:cstheme="majorBidi"/>
-        </w:rPr>
-        <w:t xml:space="preserve"> – IoT</w:t>
+      <w:r>
+        <w:rPr>
+          <w:rFonts w:asciiTheme="majorBidi" w:hAnsiTheme="majorBidi" w:cstheme="majorBidi"/>
+        </w:rPr>
+        <w:t>SmartHouse – IoT</w:t>
       </w:r>
       <w:bookmarkEnd w:id="1"/>
     </w:p>
@@ -1181,27 +1162,7 @@
                 <w:sz w:val="24"/>
                 <w:szCs w:val="24"/>
               </w:rPr>
-              <w:t xml:space="preserve">Created the initial vision for the </w:t>
-            </w:r>
-            <w:proofErr w:type="spellStart"/>
-            <w:r>
-              <w:rPr>
-                <w:rFonts w:asciiTheme="majorBidi" w:hAnsiTheme="majorBidi" w:cstheme="majorBidi"/>
-                <w:color w:val="000000"/>
-                <w:sz w:val="24"/>
-                <w:szCs w:val="24"/>
-              </w:rPr>
-              <w:t>SmartHouse</w:t>
-            </w:r>
-            <w:proofErr w:type="spellEnd"/>
-            <w:r>
-              <w:rPr>
-                <w:rFonts w:asciiTheme="majorBidi" w:hAnsiTheme="majorBidi" w:cstheme="majorBidi"/>
-                <w:color w:val="000000"/>
-                <w:sz w:val="24"/>
-                <w:szCs w:val="24"/>
-              </w:rPr>
-              <w:t xml:space="preserve"> IoT subsystem based on the current project specification.</w:t>
+              <w:t>Created the initial vision for the SmartHouse IoT subsystem based on the current project specification.</w:t>
             </w:r>
           </w:p>
         </w:tc>
@@ -1240,6 +1201,144 @@
           </w:p>
         </w:tc>
       </w:tr>
+      <w:tr>
+        <w:tc>
+          <w:tcPr>
+            <w:tcW w:w="2310" w:type="dxa"/>
+          </w:tcPr>
+          <w:p>
+            <w:pPr>
+              <w:keepLines/>
+              <w:pBdr>
+                <w:top w:val="nil"/>
+                <w:left w:val="nil"/>
+                <w:bottom w:val="nil"/>
+                <w:right w:val="nil"/>
+                <w:between w:val="nil"/>
+              </w:pBdr>
+              <w:spacing w:after="120"/>
+              <w:jc w:val="center"/>
+              <w:rPr>
+                <w:rFonts w:asciiTheme="majorBidi" w:hAnsiTheme="majorBidi" w:cstheme="majorBidi"/>
+                <w:color w:val="000000"/>
+                <w:sz w:val="24"/>
+                <w:szCs w:val="24"/>
+              </w:rPr>
+            </w:pPr>
+            <w:r>
+              <w:rPr>
+                <w:rFonts w:asciiTheme="majorBidi" w:hAnsiTheme="majorBidi" w:cstheme="majorBidi"/>
+                <w:color w:val="000000"/>
+                <w:sz w:val="24"/>
+                <w:szCs w:val="24"/>
+              </w:rPr>
+              <w:t>2026-08-23</w:t>
+            </w:r>
+          </w:p>
+        </w:tc>
+        <w:tc>
+          <w:tcPr>
+            <w:tcW w:w="1185" w:type="dxa"/>
+          </w:tcPr>
+          <w:p>
+            <w:pPr>
+              <w:keepLines/>
+              <w:pBdr>
+                <w:top w:val="nil"/>
+                <w:left w:val="nil"/>
+                <w:bottom w:val="nil"/>
+                <w:right w:val="nil"/>
+                <w:between w:val="nil"/>
+              </w:pBdr>
+              <w:spacing w:after="120"/>
+              <w:jc w:val="center"/>
+              <w:rPr>
+                <w:rFonts w:asciiTheme="majorBidi" w:hAnsiTheme="majorBidi" w:cstheme="majorBidi"/>
+                <w:color w:val="000000"/>
+                <w:sz w:val="24"/>
+                <w:szCs w:val="24"/>
+              </w:rPr>
+            </w:pPr>
+            <w:r>
+              <w:rPr>
+                <w:rFonts w:asciiTheme="majorBidi" w:hAnsiTheme="majorBidi" w:cstheme="majorBidi"/>
+                <w:color w:val="000000"/>
+                <w:sz w:val="24"/>
+                <w:szCs w:val="24"/>
+              </w:rPr>
+              <w:t>1.1</w:t>
+            </w:r>
+          </w:p>
+        </w:tc>
+        <w:tc>
+          <w:tcPr>
+            <w:tcW w:w="3945" w:type="dxa"/>
+          </w:tcPr>
+          <w:p>
+            <w:pPr>
+              <w:keepLines/>
+              <w:pBdr>
+                <w:top w:val="nil"/>
+                <w:left w:val="nil"/>
+                <w:bottom w:val="nil"/>
+                <w:right w:val="nil"/>
+                <w:between w:val="nil"/>
+              </w:pBdr>
+              <w:spacing w:after="120"/>
+              <w:jc w:val="center"/>
+              <w:rPr>
+                <w:rFonts w:asciiTheme="majorBidi" w:hAnsiTheme="majorBidi" w:cstheme="majorBidi"/>
+                <w:color w:val="000000"/>
+                <w:sz w:val="24"/>
+                <w:szCs w:val="24"/>
+              </w:rPr>
+            </w:pPr>
+            <w:r>
+              <w:rPr>
+                <w:rFonts w:asciiTheme="majorBidi" w:hAnsiTheme="majorBidi" w:cstheme="majorBidi"/>
+                <w:color w:val="000000"/>
+                <w:sz w:val="24"/>
+                <w:szCs w:val="24"/>
+              </w:rPr>
+              <w:t>Updated IoT vision to reflect real backend communication through Cloudflare Tunnel and current Wokwi integration.</w:t>
+            </w:r>
+          </w:p>
+        </w:tc>
+        <w:tc>
+          <w:tcPr>
+            <w:tcW w:w="2085" w:type="dxa"/>
+          </w:tcPr>
+          <w:p>
+            <w:pPr>
+              <w:keepLines/>
+              <w:pBdr>
+                <w:top w:val="nil"/>
+                <w:left w:val="nil"/>
+                <w:bottom w:val="nil"/>
+                <w:right w:val="nil"/>
+                <w:between w:val="nil"/>
+              </w:pBdr>
+              <w:spacing w:after="120"/>
+              <w:jc w:val="center"/>
+              <w:rPr>
+                <w:rFonts w:asciiTheme="majorBidi" w:hAnsiTheme="majorBidi" w:cstheme="majorBidi"/>
+                <w:color w:val="000000"/>
+                <w:sz w:val="24"/>
+                <w:szCs w:val="24"/>
+              </w:rPr>
+            </w:pPr>
+            <w:r>
+              <w:rPr>
+                <w:rFonts w:asciiTheme="majorBidi" w:hAnsiTheme="majorBidi" w:cstheme="majorBidi"/>
+                <w:color w:val="000000"/>
+                <w:sz w:val="24"/>
+                <w:szCs w:val="24"/>
+              </w:rPr>
+              <w:t>Ali Daoud</w:t>
+            </w:r>
+          </w:p>
+        </w:tc>
+      </w:tr>
     </w:tbl>
     <w:p>
       <w:pPr>
@@ -1281,12 +1380,16 @@
         <w:jc w:val="center"/>
         <w:rPr>
           <w:rFonts w:asciiTheme="majorBidi" w:hAnsiTheme="majorBidi" w:cstheme="majorBidi"/>
+          <w:sz w:val="32"/>
+          <w:szCs w:val="32"/>
         </w:rPr>
       </w:pPr>
       <w:bookmarkStart w:id="4" w:name="_Toc236003201"/>
       <w:r>
         <w:rPr>
           <w:rFonts w:asciiTheme="majorBidi" w:hAnsiTheme="majorBidi" w:cstheme="majorBidi"/>
+          <w:sz w:val="32"/>
+          <w:szCs w:val="32"/>
         </w:rPr>
         <w:t>Product Overview</w:t>
       </w:r>
@@ -1308,12 +1411,16 @@
         <w:jc w:val="center"/>
         <w:rPr>
           <w:rFonts w:asciiTheme="majorBidi" w:hAnsiTheme="majorBidi" w:cstheme="majorBidi"/>
+          <w:sz w:val="28"/>
+          <w:szCs w:val="28"/>
         </w:rPr>
       </w:pPr>
       <w:bookmarkStart w:id="5" w:name="_Toc236003202"/>
       <w:r>
         <w:rPr>
           <w:rFonts w:asciiTheme="majorBidi" w:hAnsiTheme="majorBidi" w:cstheme="majorBidi"/>
+          <w:sz w:val="28"/>
+          <w:szCs w:val="28"/>
         </w:rPr>
         <w:t>The Problem Statement</w:t>
       </w:r>
@@ -1432,25 +1539,26 @@
           <w:sz w:val="24"/>
           <w:szCs w:val="24"/>
         </w:rPr>
-        <w:t xml:space="preserve">● A successful solution would: Provide at least 10 simulated IoT devices in </w:t>
-      </w:r>
-      <w:proofErr w:type="spellStart"/>
-      <w:r>
-        <w:rPr>
-          <w:rFonts w:asciiTheme="majorBidi" w:hAnsiTheme="majorBidi" w:cstheme="majorBidi"/>
-          <w:sz w:val="24"/>
-          <w:szCs w:val="24"/>
-        </w:rPr>
-        <w:t>Wokwi</w:t>
-      </w:r>
-      <w:proofErr w:type="spellEnd"/>
-      <w:r>
-        <w:rPr>
-          <w:rFonts w:asciiTheme="majorBidi" w:hAnsiTheme="majorBidi" w:cstheme="majorBidi"/>
-          <w:sz w:val="24"/>
-          <w:szCs w:val="24"/>
-        </w:rPr>
-        <w:t xml:space="preserve"> that can register with the backend, authenticate using device secrets, send heartbeat messages, receive commands, and report their current states.</w:t>
+        <w:t>● A successful solution would: Provide at least 10 simulated IoT devices in Wokwi that can register with the backend, authenticate using device secrets, send heartbeat messages,</w:t>
+      </w:r>
+      <w:r>
+        <w:t xml:space="preserve"> </w:t>
+      </w:r>
+      <w:r>
+        <w:rPr>
+          <w:rFonts w:asciiTheme="majorBidi" w:hAnsiTheme="majorBidi" w:cstheme="majorBidi"/>
+          <w:sz w:val="24"/>
+          <w:szCs w:val="24"/>
+        </w:rPr>
+        <w:t>receive and apply device states from the backend</w:t>
+      </w:r>
+      <w:r>
+        <w:rPr>
+          <w:rFonts w:asciiTheme="majorBidi" w:hAnsiTheme="majorBidi" w:cstheme="majorBidi"/>
+          <w:sz w:val="24"/>
+          <w:szCs w:val="24"/>
+        </w:rPr>
+        <w:t>.</w:t>
       </w:r>
     </w:p>
     <w:p>
@@ -1459,12 +1567,16 @@
         <w:jc w:val="center"/>
         <w:rPr>
           <w:rFonts w:asciiTheme="majorBidi" w:hAnsiTheme="majorBidi" w:cstheme="majorBidi"/>
+          <w:sz w:val="28"/>
+          <w:szCs w:val="28"/>
         </w:rPr>
       </w:pPr>
       <w:bookmarkStart w:id="6" w:name="_Toc236003203"/>
       <w:r>
         <w:rPr>
           <w:rFonts w:asciiTheme="majorBidi" w:hAnsiTheme="majorBidi" w:cstheme="majorBidi"/>
+          <w:sz w:val="28"/>
+          <w:szCs w:val="28"/>
         </w:rPr>
         <w:t>Product Position Statement</w:t>
       </w:r>
@@ -1481,41 +1593,13 @@
           <w:szCs w:val="24"/>
         </w:rPr>
       </w:pPr>
-      <w:proofErr w:type="spellStart"/>
-      <w:r>
-        <w:rPr>
-          <w:rFonts w:asciiTheme="majorBidi" w:hAnsiTheme="majorBidi" w:cstheme="majorBidi"/>
-          <w:sz w:val="24"/>
-          <w:szCs w:val="24"/>
-        </w:rPr>
-        <w:t>Wokwi</w:t>
-      </w:r>
-      <w:proofErr w:type="spellEnd"/>
-      <w:r>
-        <w:rPr>
-          <w:rFonts w:asciiTheme="majorBidi" w:hAnsiTheme="majorBidi" w:cstheme="majorBidi"/>
-          <w:sz w:val="24"/>
-          <w:szCs w:val="24"/>
-        </w:rPr>
-        <w:t xml:space="preserve">-Based Device Simulation: The IoT subsystem uses </w:t>
-      </w:r>
-      <w:proofErr w:type="spellStart"/>
-      <w:r>
-        <w:rPr>
-          <w:rFonts w:asciiTheme="majorBidi" w:hAnsiTheme="majorBidi" w:cstheme="majorBidi"/>
-          <w:sz w:val="24"/>
-          <w:szCs w:val="24"/>
-        </w:rPr>
-        <w:t>Wokwi</w:t>
-      </w:r>
-      <w:proofErr w:type="spellEnd"/>
-      <w:r>
-        <w:rPr>
-          <w:rFonts w:asciiTheme="majorBidi" w:hAnsiTheme="majorBidi" w:cstheme="majorBidi"/>
-          <w:sz w:val="24"/>
-          <w:szCs w:val="24"/>
-        </w:rPr>
-        <w:t xml:space="preserve"> and ESP32 to simulate smart-home devices without requiring physical hardware.</w:t>
+      <w:r>
+        <w:rPr>
+          <w:rFonts w:asciiTheme="majorBidi" w:hAnsiTheme="majorBidi" w:cstheme="majorBidi"/>
+          <w:sz w:val="24"/>
+          <w:szCs w:val="24"/>
+        </w:rPr>
+        <w:t>Wokwi-Based Device Simulation: The IoT subsystem uses Wokwi and ESP32 to simulate smart-home devices without requiring physical hardware.</w:t>
       </w:r>
     </w:p>
     <w:p>
@@ -1547,7 +1631,18 @@
           <w:sz w:val="24"/>
           <w:szCs w:val="24"/>
         </w:rPr>
-        <w:t>Backend Integration: Each simulated device communicates with the central backend through HTTP requests. Devices register using a unique ID, name, type, and initial state.</w:t>
+        <w:t>Backend Integration:</w:t>
+      </w:r>
+      <w:r>
+        <w:t xml:space="preserve"> </w:t>
+      </w:r>
+      <w:r>
+        <w:rPr>
+          <w:rFonts w:asciiTheme="majorBidi" w:hAnsiTheme="majorBidi" w:cstheme="majorBidi"/>
+          <w:sz w:val="24"/>
+          <w:szCs w:val="24"/>
+        </w:rPr>
+        <w:t>Each simulated device communicates with the central backend through HTTPS requests. During Wokwi development and testing, the locally running backend is exposed through a Cloudflare Tunnel so that the simulated ESP32 devices can reach it.</w:t>
       </w:r>
     </w:p>
     <w:p>
@@ -1611,25 +1706,16 @@
           <w:sz w:val="24"/>
           <w:szCs w:val="24"/>
         </w:rPr>
-        <w:t xml:space="preserve">System Integration: The Android application communicates with the backend, and the backend coordinates commands and state information with </w:t>
-      </w:r>
-      <w:proofErr w:type="gramStart"/>
-      <w:r>
-        <w:rPr>
-          <w:rFonts w:asciiTheme="majorBidi" w:hAnsiTheme="majorBidi" w:cstheme="majorBidi"/>
-          <w:sz w:val="24"/>
-          <w:szCs w:val="24"/>
-        </w:rPr>
-        <w:t>the simulated</w:t>
-      </w:r>
-      <w:proofErr w:type="gramEnd"/>
-      <w:r>
-        <w:rPr>
-          <w:rFonts w:asciiTheme="majorBidi" w:hAnsiTheme="majorBidi" w:cstheme="majorBidi"/>
-          <w:sz w:val="24"/>
-          <w:szCs w:val="24"/>
-        </w:rPr>
-        <w:t xml:space="preserve"> IoT devices.</w:t>
+        <w:t xml:space="preserve">System Integration: The Android application communicates with the backend, and the </w:t>
+      </w:r>
+      <w:r>
+        <w:rPr>
+          <w:rFonts w:asciiTheme="majorBidi" w:hAnsiTheme="majorBidi" w:cstheme="majorBidi"/>
+          <w:sz w:val="24"/>
+          <w:szCs w:val="24"/>
+        </w:rPr>
+        <w:lastRenderedPageBreak/>
+        <w:t>backend coordinates commands and state information with the simulated IoT devices.</w:t>
       </w:r>
     </w:p>
     <w:p>
@@ -1663,12 +1749,16 @@
         <w:jc w:val="center"/>
         <w:rPr>
           <w:rFonts w:asciiTheme="majorBidi" w:hAnsiTheme="majorBidi" w:cstheme="majorBidi"/>
+          <w:sz w:val="28"/>
+          <w:szCs w:val="28"/>
         </w:rPr>
       </w:pPr>
       <w:bookmarkStart w:id="7" w:name="_Toc236003204"/>
       <w:r>
         <w:rPr>
           <w:rFonts w:asciiTheme="majorBidi" w:hAnsiTheme="majorBidi" w:cstheme="majorBidi"/>
+          <w:sz w:val="28"/>
+          <w:szCs w:val="28"/>
         </w:rPr>
         <w:t>Stakeholder and User Descriptions</w:t>
       </w:r>
@@ -1755,25 +1845,7 @@
           <w:sz w:val="24"/>
           <w:szCs w:val="24"/>
         </w:rPr>
-        <w:t xml:space="preserve">● Project team: Antoine is responsible for the backend, </w:t>
-      </w:r>
-      <w:proofErr w:type="spellStart"/>
-      <w:r>
-        <w:rPr>
-          <w:rFonts w:asciiTheme="majorBidi" w:hAnsiTheme="majorBidi" w:cstheme="majorBidi"/>
-          <w:sz w:val="24"/>
-          <w:szCs w:val="24"/>
-        </w:rPr>
-        <w:t>Dumkele</w:t>
-      </w:r>
-      <w:proofErr w:type="spellEnd"/>
-      <w:r>
-        <w:rPr>
-          <w:rFonts w:asciiTheme="majorBidi" w:hAnsiTheme="majorBidi" w:cstheme="majorBidi"/>
-          <w:sz w:val="24"/>
-          <w:szCs w:val="24"/>
-        </w:rPr>
-        <w:t xml:space="preserve"> is responsible for the Android application, and Ali Daoud is responsible for the IoT simulation.</w:t>
+        <w:t>● Project team: Antoine is responsible for the backend, Dumkele is responsible for the Android application, and Ali Daoud is responsible for the IoT simulation.</w:t>
       </w:r>
     </w:p>
     <w:p>
@@ -1826,14 +1898,18 @@
         <w:jc w:val="center"/>
         <w:rPr>
           <w:rFonts w:asciiTheme="majorBidi" w:hAnsiTheme="majorBidi" w:cstheme="majorBidi"/>
+          <w:sz w:val="28"/>
+          <w:szCs w:val="28"/>
         </w:rPr>
       </w:pPr>
       <w:bookmarkStart w:id="8" w:name="_Toc236003205"/>
       <w:r>
         <w:rPr>
           <w:rFonts w:asciiTheme="majorBidi" w:hAnsiTheme="majorBidi" w:cstheme="majorBidi"/>
-        </w:rPr>
-        <w:t>Key Product Features (Subgroup 3 Focus)</w:t>
+          <w:sz w:val="28"/>
+          <w:szCs w:val="28"/>
+        </w:rPr>
+        <w:t>Key Product Features</w:t>
       </w:r>
       <w:bookmarkEnd w:id="8"/>
     </w:p>
@@ -1854,25 +1930,7 @@
           <w:sz w:val="24"/>
           <w:szCs w:val="24"/>
         </w:rPr>
-        <w:t xml:space="preserve">● Device Simulation: The system shall simulate at least 10 smart-home IoT devices using </w:t>
-      </w:r>
-      <w:proofErr w:type="spellStart"/>
-      <w:r>
-        <w:rPr>
-          <w:rFonts w:asciiTheme="majorBidi" w:hAnsiTheme="majorBidi" w:cstheme="majorBidi"/>
-          <w:sz w:val="24"/>
-          <w:szCs w:val="24"/>
-        </w:rPr>
-        <w:t>Wokwi</w:t>
-      </w:r>
-      <w:proofErr w:type="spellEnd"/>
-      <w:r>
-        <w:rPr>
-          <w:rFonts w:asciiTheme="majorBidi" w:hAnsiTheme="majorBidi" w:cstheme="majorBidi"/>
-          <w:sz w:val="24"/>
-          <w:szCs w:val="24"/>
-        </w:rPr>
-        <w:t xml:space="preserve"> and ESP32.</w:t>
+        <w:t>● Device Simulation: The system shall simulate at least 10 smart-home IoT devices using Wokwi and ESP32.</w:t>
       </w:r>
     </w:p>
     <w:p>
@@ -1968,25 +2026,16 @@
           <w:sz w:val="24"/>
           <w:szCs w:val="24"/>
         </w:rPr>
-        <w:t xml:space="preserve">● Heartbeat Communication: Each </w:t>
-      </w:r>
-      <w:proofErr w:type="gramStart"/>
-      <w:r>
-        <w:rPr>
-          <w:rFonts w:asciiTheme="majorBidi" w:hAnsiTheme="majorBidi" w:cstheme="majorBidi"/>
-          <w:sz w:val="24"/>
-          <w:szCs w:val="24"/>
-        </w:rPr>
-        <w:t>device shall</w:t>
-      </w:r>
-      <w:proofErr w:type="gramEnd"/>
-      <w:r>
-        <w:rPr>
-          <w:rFonts w:asciiTheme="majorBidi" w:hAnsiTheme="majorBidi" w:cstheme="majorBidi"/>
-          <w:sz w:val="24"/>
-          <w:szCs w:val="24"/>
-        </w:rPr>
-        <w:t xml:space="preserve"> send a heartbeat message to the backend every 30 seconds.</w:t>
+        <w:t xml:space="preserve">● Heartbeat Communication: Each device shall send a heartbeat message to the </w:t>
+      </w:r>
+      <w:r>
+        <w:rPr>
+          <w:rFonts w:asciiTheme="majorBidi" w:hAnsiTheme="majorBidi" w:cstheme="majorBidi"/>
+          <w:sz w:val="24"/>
+          <w:szCs w:val="24"/>
+        </w:rPr>
+        <w:lastRenderedPageBreak/>
+        <w:t>backend every 30 seconds.</w:t>
       </w:r>
     </w:p>
     <w:p>
@@ -2018,16 +2067,7 @@
           <w:sz w:val="24"/>
           <w:szCs w:val="24"/>
         </w:rPr>
-        <w:t xml:space="preserve">● Device State Management: Each simulated device shall maintain state fields </w:t>
-      </w:r>
-      <w:r>
-        <w:rPr>
-          <w:rFonts w:asciiTheme="majorBidi" w:hAnsiTheme="majorBidi" w:cstheme="majorBidi"/>
-          <w:sz w:val="24"/>
-          <w:szCs w:val="24"/>
-        </w:rPr>
-        <w:lastRenderedPageBreak/>
-        <w:t>relevant to its type, such as power, brightness, temperature, motion, or open status.</w:t>
+        <w:t>● Device State Management: Each simulated device shall maintain state fields relevant to its type, such as power, brightness, temperature, motion, or open status.</w:t>
       </w:r>
     </w:p>
     <w:p>
@@ -2091,7 +2131,15 @@
           <w:sz w:val="24"/>
           <w:szCs w:val="24"/>
         </w:rPr>
-        <w:t>● Backend Integration: The IoT subsystem shall communicate with the backend through HTTP requests using JSON data.</w:t>
+        <w:t xml:space="preserve">● Backend Integration: </w:t>
+      </w:r>
+      <w:r>
+        <w:rPr>
+          <w:rFonts w:asciiTheme="majorBidi" w:hAnsiTheme="majorBidi" w:cstheme="majorBidi"/>
+          <w:sz w:val="24"/>
+          <w:szCs w:val="24"/>
+        </w:rPr>
+        <w:t>The IoT subsystem shall communicate with the backend through HTTP/HTTPS requests using JSON data. During Wokwi testing, a Cloudflare Tunnel is used to provide access to the locally running backend.</w:t>
       </w:r>
     </w:p>
     <w:p>
@@ -2132,17 +2180,22 @@
         <w:jc w:val="center"/>
         <w:rPr>
           <w:rFonts w:asciiTheme="majorBidi" w:hAnsiTheme="majorBidi" w:cstheme="majorBidi"/>
+          <w:sz w:val="28"/>
+          <w:szCs w:val="28"/>
         </w:rPr>
       </w:pPr>
       <w:bookmarkStart w:id="9" w:name="_Toc236003206"/>
       <w:r>
         <w:rPr>
           <w:rFonts w:asciiTheme="majorBidi" w:hAnsiTheme="majorBidi" w:cstheme="majorBidi"/>
+          <w:sz w:val="28"/>
+          <w:szCs w:val="28"/>
         </w:rPr>
         <w:t>5. IoT Communication and Device Operation</w:t>
       </w:r>
       <w:bookmarkEnd w:id="9"/>
     </w:p>
+    <w:p/>
     <w:p>
       <w:pPr>
         <w:ind w:left="720"/>
@@ -2159,7 +2212,15 @@
           <w:sz w:val="24"/>
           <w:szCs w:val="24"/>
         </w:rPr>
-        <w:t>● Each simulated IoT device connects to the backend through HTTP requests using JSON data.</w:t>
+        <w:t xml:space="preserve">● </w:t>
+      </w:r>
+      <w:r>
+        <w:rPr>
+          <w:rFonts w:asciiTheme="majorBidi" w:hAnsiTheme="majorBidi" w:cstheme="majorBidi"/>
+          <w:sz w:val="24"/>
+          <w:szCs w:val="24"/>
+        </w:rPr>
+        <w:t>Each simulated IoT device connects to the backend through HTTP/HTTPS requests using JSON data. In the current Wokwi development setup, the local backend is exposed through a Cloudflare Tunnel.</w:t>
       </w:r>
     </w:p>
     <w:p>
@@ -2189,25 +2250,7 @@
           <w:sz w:val="24"/>
           <w:szCs w:val="24"/>
         </w:rPr>
-        <w:t xml:space="preserve">● A device registers once by sending its unique ID, name, type, and initial state. The backend returns a </w:t>
-      </w:r>
-      <w:proofErr w:type="gramStart"/>
-      <w:r>
-        <w:rPr>
-          <w:rFonts w:asciiTheme="majorBidi" w:hAnsiTheme="majorBidi" w:cstheme="majorBidi"/>
-          <w:sz w:val="24"/>
-          <w:szCs w:val="24"/>
-        </w:rPr>
-        <w:t>device secret</w:t>
-      </w:r>
-      <w:proofErr w:type="gramEnd"/>
-      <w:r>
-        <w:rPr>
-          <w:rFonts w:asciiTheme="majorBidi" w:hAnsiTheme="majorBidi" w:cstheme="majorBidi"/>
-          <w:sz w:val="24"/>
-          <w:szCs w:val="24"/>
-        </w:rPr>
-        <w:t xml:space="preserve"> that is used for future authentication.</w:t>
+        <w:t>● A device registers once by sending its unique ID, name, type, and initial state. The backend returns a device secret that is used for future authentication.</w:t>
       </w:r>
     </w:p>
     <w:p>
@@ -2267,7 +2310,23 @@
           <w:sz w:val="24"/>
           <w:szCs w:val="24"/>
         </w:rPr>
-        <w:t>● When the backend provides a command, the relevant device updates its simulated component and internal state. Examples include switching a light on or off, changing fan speed, opening or closing a door, and updating sensor values.</w:t>
+        <w:t xml:space="preserve">● When the backend provides a command, the relevant device updates its simulated component and internal state. Examples include switching a light on or off, changing fan speed, opening or closing a door, </w:t>
+      </w:r>
+      <w:r>
+        <w:rPr>
+          <w:rFonts w:asciiTheme="majorBidi" w:hAnsiTheme="majorBidi" w:cstheme="majorBidi"/>
+          <w:sz w:val="24"/>
+          <w:szCs w:val="24"/>
+        </w:rPr>
+        <w:t>and activating or deactivating the alarm</w:t>
+      </w:r>
+      <w:r>
+        <w:rPr>
+          <w:rFonts w:asciiTheme="majorBidi" w:hAnsiTheme="majorBidi" w:cstheme="majorBidi"/>
+          <w:sz w:val="24"/>
+          <w:szCs w:val="24"/>
+        </w:rPr>
+        <w:t>.</w:t>
       </w:r>
     </w:p>
     <w:p>
@@ -3832,7 +3891,6 @@
   <w:style w:type="character" w:default="1" w:styleId="Standardstycketeckensnitt">
     <w:name w:val="Default Paragraph Font"/>
     <w:uiPriority w:val="1"/>
-    <w:semiHidden/>
     <w:unhideWhenUsed/>
   </w:style>
   <w:style w:type="table" w:default="1" w:styleId="Normaltabell">
